--- a/core/static/kozu-p_pzf_template.docx
+++ b/core/static/kozu-p_pzf_template.docx
@@ -134,20 +134,8 @@
                 <w:sz w:val="36"/>
                 <w:szCs w:val="36"/>
               </w:rPr>
-              <w:t xml:space="preserve">Северо-Западный НПЦ </w:t>
+              <w:t>Северо-Западный НПЦ АрхиМет</w:t>
             </w:r>
-            <w:proofErr w:type="spellStart"/>
-            <w:r>
-              <w:rPr>
-                <w:b/>
-                <w:spacing w:val="20"/>
-                <w:kern w:val="32"/>
-                <w:sz w:val="36"/>
-                <w:szCs w:val="36"/>
-              </w:rPr>
-              <w:t>АрхиМет</w:t>
-            </w:r>
-            <w:proofErr w:type="spellEnd"/>
           </w:p>
           <w:p>
             <w:pPr>
@@ -444,71 +432,7 @@
                 <w:b/>
                 <w:bCs/>
               </w:rPr>
-              <w:t>Пояснительная записка</w:t>
-            </w:r>
-            <w:r>
-              <w:rPr>
-                <w:b/>
-                <w:bCs/>
-              </w:rPr>
-              <w:t>:</w:t>
-            </w:r>
-            <w:r>
-              <w:rPr>
-                <w:b/>
-                <w:bCs/>
-              </w:rPr>
-              <w:t xml:space="preserve"> </w:t>
-            </w:r>
-            <w:proofErr w:type="gramStart"/>
-            <w:r>
-              <w:rPr>
-                <w:b/>
-                <w:bCs/>
-              </w:rPr>
-              <w:t xml:space="preserve">{{ </w:t>
-            </w:r>
-            <w:r>
-              <w:rPr>
-                <w:b/>
-                <w:bCs/>
-                <w:lang w:val="en-US"/>
-              </w:rPr>
-              <w:t>fund</w:t>
-            </w:r>
-            <w:proofErr w:type="gramEnd"/>
-            <w:r>
-              <w:rPr>
-                <w:b/>
-                <w:bCs/>
-              </w:rPr>
-              <w:t>_</w:t>
-            </w:r>
-            <w:proofErr w:type="spellStart"/>
-            <w:proofErr w:type="gramStart"/>
-            <w:r>
-              <w:rPr>
-                <w:b/>
-                <w:bCs/>
-                <w:lang w:val="en-US"/>
-              </w:rPr>
-              <w:t>elem</w:t>
-            </w:r>
-            <w:proofErr w:type="spellEnd"/>
-            <w:r>
-              <w:rPr>
-                <w:b/>
-                <w:bCs/>
-              </w:rPr>
-              <w:t xml:space="preserve"> }</w:t>
-            </w:r>
-            <w:proofErr w:type="gramEnd"/>
-            <w:r>
-              <w:rPr>
-                <w:b/>
-                <w:bCs/>
-              </w:rPr>
-              <w:t>}</w:t>
+              <w:t>Пояснительная записка на устройство лежневого фундамента</w:t>
             </w:r>
           </w:p>
           <w:p>
@@ -572,6 +496,7 @@
                 <w:kern w:val="32"/>
                 <w:sz w:val="40"/>
                 <w:szCs w:val="40"/>
+                <w:highlight w:val="green"/>
               </w:rPr>
             </w:pPr>
             <w:proofErr w:type="gramStart"/>
@@ -585,20 +510,7 @@
                 <w:szCs w:val="40"/>
                 <w:lang w:val="en-US"/>
               </w:rPr>
-              <w:t xml:space="preserve">{{ </w:t>
-            </w:r>
-            <w:proofErr w:type="spellStart"/>
-            <w:r>
-              <w:rPr>
-                <w:rFonts w:ascii="Arial" w:hAnsi="Arial" w:cs="Arial"/>
-                <w:b/>
-                <w:spacing w:val="20"/>
-                <w:kern w:val="32"/>
-                <w:sz w:val="40"/>
-                <w:szCs w:val="40"/>
-                <w:lang w:val="en-US"/>
-              </w:rPr>
-              <w:t>project</w:t>
+              <w:t>{{ project</w:t>
             </w:r>
             <w:proofErr w:type="gramEnd"/>
             <w:r>
@@ -624,20 +536,7 @@
                 <w:szCs w:val="40"/>
                 <w:lang w:val="en-US"/>
               </w:rPr>
-              <w:t>code</w:t>
-            </w:r>
-            <w:proofErr w:type="spellEnd"/>
-            <w:r>
-              <w:rPr>
-                <w:rFonts w:ascii="Arial" w:hAnsi="Arial" w:cs="Arial"/>
-                <w:b/>
-                <w:spacing w:val="20"/>
-                <w:kern w:val="32"/>
-                <w:sz w:val="40"/>
-                <w:szCs w:val="40"/>
-                <w:lang w:val="en-US"/>
-              </w:rPr>
-              <w:t xml:space="preserve"> }}</w:t>
+              <w:t>code }}</w:t>
             </w:r>
             <w:r>
               <w:rPr>
@@ -973,29 +872,7 @@
                 <w:sz w:val="23"/>
                 <w:szCs w:val="23"/>
               </w:rPr>
-              <w:t xml:space="preserve">Главный инженер проекта                                                       </w:t>
-            </w:r>
-            <w:proofErr w:type="spellStart"/>
-            <w:r>
-              <w:rPr>
-                <w:rFonts w:ascii="Arial" w:hAnsi="Arial" w:cs="Arial"/>
-                <w:spacing w:val="20"/>
-                <w:kern w:val="32"/>
-                <w:sz w:val="23"/>
-                <w:szCs w:val="23"/>
-              </w:rPr>
-              <w:t>Родчихин</w:t>
-            </w:r>
-            <w:proofErr w:type="spellEnd"/>
-            <w:r>
-              <w:rPr>
-                <w:rFonts w:ascii="Arial" w:hAnsi="Arial" w:cs="Arial"/>
-                <w:spacing w:val="20"/>
-                <w:kern w:val="32"/>
-                <w:sz w:val="23"/>
-                <w:szCs w:val="23"/>
-              </w:rPr>
-              <w:t xml:space="preserve"> С.В.</w:t>
+              <w:t>Главный инженер проекта                                                       Родчихин С.В.</w:t>
             </w:r>
           </w:p>
         </w:tc>
@@ -1082,6 +959,7 @@
                 <w:kern w:val="32"/>
                 <w:sz w:val="27"/>
                 <w:szCs w:val="27"/>
+                <w:highlight w:val="green"/>
               </w:rPr>
             </w:pPr>
             <w:proofErr w:type="gramStart"/>
@@ -1721,10 +1599,10 @@
         <w:tblLook w:val="04A0" w:firstRow="1" w:lastRow="0" w:firstColumn="1" w:lastColumn="0" w:noHBand="0" w:noVBand="1"/>
       </w:tblPr>
       <w:tblGrid>
-        <w:gridCol w:w="3401"/>
-        <w:gridCol w:w="1675"/>
-        <w:gridCol w:w="2051"/>
-        <w:gridCol w:w="2369"/>
+        <w:gridCol w:w="3511"/>
+        <w:gridCol w:w="1701"/>
+        <w:gridCol w:w="2085"/>
+        <w:gridCol w:w="2415"/>
       </w:tblGrid>
       <w:tr>
         <w:tc>
@@ -1863,14 +1741,12 @@
               </w:rPr>
               <w:t xml:space="preserve">. </w:t>
             </w:r>
-            <w:proofErr w:type="spellStart"/>
             <w:r>
               <w:rPr>
                 <w:szCs w:val="28"/>
               </w:rPr>
               <w:t>Родчихин</w:t>
             </w:r>
-            <w:proofErr w:type="spellEnd"/>
             <w:r>
               <w:rPr>
                 <w:szCs w:val="28"/>
@@ -1895,53 +1771,21 @@
                 <w:szCs w:val="28"/>
               </w:rPr>
             </w:pPr>
+            <w:proofErr w:type="gramStart"/>
             <w:r>
               <w:rPr>
                 <w:szCs w:val="28"/>
-                <w:highlight w:val="green"/>
                 <w:lang w:val="en-US"/>
               </w:rPr>
-              <w:t>2</w:t>
+              <w:t>{{ current</w:t>
             </w:r>
+            <w:proofErr w:type="gramEnd"/>
             <w:r>
               <w:rPr>
                 <w:szCs w:val="28"/>
-                <w:highlight w:val="green"/>
                 <w:lang w:val="en-US"/>
               </w:rPr>
-              <w:t>4</w:t>
-            </w:r>
-            <w:r>
-              <w:rPr>
-                <w:szCs w:val="28"/>
-                <w:highlight w:val="green"/>
-                <w:lang w:val="en-US"/>
-              </w:rPr>
-              <w:t>.</w:t>
-            </w:r>
-            <w:r>
-              <w:rPr>
-                <w:szCs w:val="28"/>
-                <w:highlight w:val="green"/>
-                <w:lang w:val="en-US"/>
-              </w:rPr>
-              <w:t>01</w:t>
-            </w:r>
-            <w:r>
-              <w:rPr>
-                <w:szCs w:val="28"/>
-                <w:highlight w:val="green"/>
-                <w:lang w:val="en-US"/>
-              </w:rPr>
-              <w:t>.202</w:t>
-            </w:r>
-            <w:r>
-              <w:rPr>
-                <w:szCs w:val="28"/>
-                <w:highlight w:val="green"/>
-                <w:lang w:val="en-US"/>
-              </w:rPr>
-              <w:t>5</w:t>
+              <w:t>_date }}</w:t>
             </w:r>
           </w:p>
         </w:tc>
@@ -2123,21 +1967,12 @@
                 <w:szCs w:val="24"/>
               </w:rPr>
             </w:pPr>
-            <w:proofErr w:type="spellStart"/>
             <w:r>
               <w:rPr>
                 <w:position w:val="6"/>
                 <w:szCs w:val="24"/>
               </w:rPr>
-              <w:t>Родчихин</w:t>
-            </w:r>
-            <w:proofErr w:type="spellEnd"/>
-            <w:r>
-              <w:rPr>
-                <w:position w:val="6"/>
-                <w:szCs w:val="24"/>
-              </w:rPr>
-              <w:t xml:space="preserve"> С. В.</w:t>
+              <w:t>Родчихин С. В.</w:t>
             </w:r>
           </w:p>
         </w:tc>
@@ -2171,32 +2006,23 @@
                 <w:highlight w:val="green"/>
               </w:rPr>
             </w:pPr>
+            <w:proofErr w:type="gramStart"/>
             <w:r>
               <w:rPr>
                 <w:position w:val="6"/>
                 <w:szCs w:val="24"/>
-                <w:highlight w:val="green"/>
                 <w:lang w:val="en-US"/>
               </w:rPr>
-              <w:t>01</w:t>
+              <w:t>{{ mm</w:t>
             </w:r>
+            <w:proofErr w:type="gramEnd"/>
             <w:r>
               <w:rPr>
                 <w:position w:val="6"/>
                 <w:szCs w:val="24"/>
-                <w:highlight w:val="green"/>
                 <w:lang w:val="en-US"/>
               </w:rPr>
-              <w:t>.202</w:t>
-            </w:r>
-            <w:r>
-              <w:rPr>
-                <w:position w:val="6"/>
-                <w:szCs w:val="24"/>
-                <w:highlight w:val="green"/>
-                <w:lang w:val="en-US"/>
-              </w:rPr>
-              <w:t>5</w:t>
+              <w:t>_yy }}</w:t>
             </w:r>
           </w:p>
         </w:tc>
@@ -2219,7 +2045,6 @@
                 <w:szCs w:val="24"/>
               </w:rPr>
             </w:pPr>
-            <w:proofErr w:type="spellStart"/>
             <w:r>
               <w:rPr>
                 <w:position w:val="6"/>
@@ -2227,7 +2052,6 @@
               </w:rPr>
               <w:t>Нормоконтролер</w:t>
             </w:r>
-            <w:proofErr w:type="spellEnd"/>
           </w:p>
         </w:tc>
         <w:tc>
@@ -2405,35 +2229,25 @@
               <w:rPr>
                 <w:position w:val="6"/>
                 <w:szCs w:val="24"/>
-                <w:highlight w:val="green"/>
               </w:rPr>
             </w:pPr>
+            <w:proofErr w:type="gramStart"/>
             <w:r>
               <w:rPr>
                 <w:position w:val="6"/>
                 <w:szCs w:val="24"/>
-                <w:highlight w:val="green"/>
                 <w:lang w:val="en-US"/>
               </w:rPr>
-              <w:t>01</w:t>
+              <w:t>{{ mm</w:t>
             </w:r>
+            <w:proofErr w:type="gramEnd"/>
             <w:r>
               <w:rPr>
                 <w:position w:val="6"/>
                 <w:szCs w:val="24"/>
-                <w:highlight w:val="green"/>
                 <w:lang w:val="en-US"/>
               </w:rPr>
-              <w:t>.202</w:t>
-            </w:r>
-            <w:r>
-              <w:rPr>
-                <w:position w:val="6"/>
-                <w:szCs w:val="24"/>
-                <w:highlight w:val="green"/>
-                <w:lang w:val="en-US"/>
-              </w:rPr>
-              <w:t>5</w:t>
+              <w:t>_yy }}</w:t>
             </w:r>
           </w:p>
         </w:tc>
@@ -2577,35 +2391,25 @@
               <w:rPr>
                 <w:position w:val="6"/>
                 <w:szCs w:val="24"/>
-                <w:highlight w:val="green"/>
               </w:rPr>
             </w:pPr>
+            <w:proofErr w:type="gramStart"/>
             <w:r>
               <w:rPr>
                 <w:position w:val="6"/>
                 <w:szCs w:val="24"/>
-                <w:highlight w:val="green"/>
                 <w:lang w:val="en-US"/>
               </w:rPr>
-              <w:t>01</w:t>
+              <w:t>{{ mm</w:t>
             </w:r>
+            <w:proofErr w:type="gramEnd"/>
             <w:r>
               <w:rPr>
                 <w:position w:val="6"/>
                 <w:szCs w:val="24"/>
-                <w:highlight w:val="green"/>
                 <w:lang w:val="en-US"/>
               </w:rPr>
-              <w:t>.202</w:t>
-            </w:r>
-            <w:r>
-              <w:rPr>
-                <w:position w:val="6"/>
-                <w:szCs w:val="24"/>
-                <w:highlight w:val="green"/>
-                <w:lang w:val="en-US"/>
-              </w:rPr>
-              <w:t>5</w:t>
+              <w:t>_yy }}</w:t>
             </w:r>
           </w:p>
         </w:tc>
@@ -2651,21 +2455,12 @@
                 <w:szCs w:val="24"/>
               </w:rPr>
             </w:pPr>
-            <w:proofErr w:type="spellStart"/>
             <w:r>
               <w:rPr>
                 <w:position w:val="6"/>
                 <w:szCs w:val="24"/>
               </w:rPr>
-              <w:t>Мельситов</w:t>
-            </w:r>
-            <w:proofErr w:type="spellEnd"/>
-            <w:r>
-              <w:rPr>
-                <w:position w:val="6"/>
-                <w:szCs w:val="24"/>
-              </w:rPr>
-              <w:t xml:space="preserve"> П. А.</w:t>
+              <w:t>Мельситов П. А.</w:t>
             </w:r>
           </w:p>
         </w:tc>
@@ -2697,35 +2492,25 @@
               <w:rPr>
                 <w:position w:val="6"/>
                 <w:szCs w:val="24"/>
-                <w:highlight w:val="green"/>
               </w:rPr>
             </w:pPr>
+            <w:proofErr w:type="gramStart"/>
             <w:r>
               <w:rPr>
                 <w:position w:val="6"/>
                 <w:szCs w:val="24"/>
-                <w:highlight w:val="green"/>
                 <w:lang w:val="en-US"/>
               </w:rPr>
-              <w:t>01</w:t>
+              <w:t>{{ mm</w:t>
             </w:r>
+            <w:proofErr w:type="gramEnd"/>
             <w:r>
               <w:rPr>
                 <w:position w:val="6"/>
                 <w:szCs w:val="24"/>
-                <w:highlight w:val="green"/>
                 <w:lang w:val="en-US"/>
               </w:rPr>
-              <w:t>.202</w:t>
-            </w:r>
-            <w:r>
-              <w:rPr>
-                <w:position w:val="6"/>
-                <w:szCs w:val="24"/>
-                <w:highlight w:val="green"/>
-                <w:lang w:val="en-US"/>
-              </w:rPr>
-              <w:t>5</w:t>
+              <w:t>_yy }}</w:t>
             </w:r>
           </w:p>
         </w:tc>
@@ -2854,39 +2639,7 @@
     </w:p>
     <w:p>
       <w:r>
-        <w:t xml:space="preserve">Лежневые фундаменты могут возводиться на </w:t>
-      </w:r>
-      <w:proofErr w:type="spellStart"/>
-      <w:r>
-        <w:t>неразмываемых</w:t>
-      </w:r>
-      <w:proofErr w:type="spellEnd"/>
-      <w:r>
-        <w:t xml:space="preserve"> грунтовых основаниях, сохраняющих несущую способность и обеспечивающих надежность эксплуатации. При скальных, галечниковых, а также гравийных и </w:t>
-      </w:r>
-      <w:proofErr w:type="spellStart"/>
-      <w:r>
-        <w:t>крупнопесчаных</w:t>
-      </w:r>
-      <w:proofErr w:type="spellEnd"/>
-      <w:r>
-        <w:t xml:space="preserve"> (</w:t>
-      </w:r>
-      <w:proofErr w:type="spellStart"/>
-      <w:r>
-        <w:t>непучинистых</w:t>
-      </w:r>
-      <w:proofErr w:type="spellEnd"/>
-      <w:r>
-        <w:t xml:space="preserve">) грунтах такие фундаменты сооружают на выровненной, со снятым растительным слоем, поверхности грунта. В необходимых случаях для предохранения от размыва, </w:t>
-      </w:r>
-      <w:proofErr w:type="spellStart"/>
-      <w:r>
-        <w:t>корчехода</w:t>
-      </w:r>
-      <w:proofErr w:type="spellEnd"/>
-      <w:r>
-        <w:t xml:space="preserve"> и других подобных воздействий лежневые фундаменты могут ограждаться ряжевой оболочкой, засыпаемой камнем.</w:t>
+        <w:t>Лежневые фундаменты могут возводиться на неразмываемых грунтовых основаниях, сохраняющих несущую способность и обеспечивающих надежность эксплуатации. При скальных, галечниковых, а также гравийных и крупнопесчаных (непучинистых) грунтах такие фундаменты сооружают на выровненной, со снятым растительным слоем, поверхности грунта. В необходимых случаях для предохранения от размыва, корчехода и других подобных воздействий лежневые фундаменты могут ограждаться ряжевой оболочкой, засыпаемой камнем.</w:t>
       </w:r>
     </w:p>
     <w:p>
@@ -2952,22 +2705,14 @@
         <w:rPr>
           <w:lang w:eastAsia="en-US"/>
         </w:rPr>
-        <w:lastRenderedPageBreak/>
-        <w:t xml:space="preserve">Геотекстиль – поставляемое в рулонах сплошное водопроницаемое тонкое гибкое нетканое, тканое, трикотажное полотно, получаемое путем скрепления волокон или нитей механическим (плетение, </w:t>
+        <w:t xml:space="preserve">Геотекстиль – поставляемое в рулонах сплошное водопроницаемое тонкое гибкое нетканое, тканое, трикотажное полотно, получаемое путем скрепления </w:t>
       </w:r>
-      <w:proofErr w:type="spellStart"/>
       <w:r>
         <w:rPr>
           <w:lang w:eastAsia="en-US"/>
         </w:rPr>
-        <w:t>иглопробивание</w:t>
-      </w:r>
-      <w:proofErr w:type="spellEnd"/>
-      <w:r>
-        <w:rPr>
-          <w:lang w:eastAsia="en-US"/>
-        </w:rPr>
-        <w:t>), химическим (склеивание), термическим (сплавление) способами или их комбинацией.</w:t>
+        <w:lastRenderedPageBreak/>
+        <w:t>волокон или нитей механическим (плетение, иглопробивание), химическим (склеивание), термическим (сплавление) способами или их комбинацией.</w:t>
       </w:r>
     </w:p>
     <w:p>
@@ -3005,7 +2750,7 @@
           <w:noProof/>
         </w:rPr>
         <w:drawing>
-          <wp:inline distT="0" distB="0" distL="0" distR="0" wp14:anchorId="6E43442B" wp14:editId="27304067">
+          <wp:inline distT="0" distB="0" distL="0" distR="0" wp14:anchorId="6E43442B" wp14:editId="0D02670A">
             <wp:extent cx="4721745" cy="2313354"/>
             <wp:effectExtent l="0" t="0" r="3175" b="0"/>
             <wp:docPr id="1216320850" name="Рисунок 59" descr="Лежни железобетонные, купить бетонный лежень моста в Москве"/>
@@ -3093,38 +2838,121 @@
         </w:rPr>
         <w:t xml:space="preserve">Согласно техническим требованиям, лежни изготавливаются из тяжёлого бетона класса </w:t>
       </w:r>
+      <w:proofErr w:type="gramStart"/>
       <w:r>
         <w:rPr>
-          <w:highlight w:val="green"/>
           <w:lang w:eastAsia="en-US"/>
         </w:rPr>
-        <w:t>В15</w:t>
+        <w:t xml:space="preserve">{{ </w:t>
+      </w:r>
+      <w:r>
+        <w:rPr>
+          <w:lang w:val="en-US" w:eastAsia="en-US"/>
+        </w:rPr>
+        <w:t>klass</w:t>
+      </w:r>
+      <w:proofErr w:type="gramEnd"/>
+      <w:r>
+        <w:rPr>
+          <w:lang w:eastAsia="en-US"/>
+        </w:rPr>
+        <w:t>_</w:t>
+      </w:r>
+      <w:proofErr w:type="gramStart"/>
+      <w:r>
+        <w:rPr>
+          <w:lang w:val="en-US" w:eastAsia="en-US"/>
+        </w:rPr>
+        <w:t>betona</w:t>
       </w:r>
       <w:r>
         <w:rPr>
           <w:lang w:eastAsia="en-US"/>
         </w:rPr>
-        <w:t xml:space="preserve"> морозостойкостью не </w:t>
+        <w:t xml:space="preserve"> }</w:t>
       </w:r>
+      <w:proofErr w:type="gramEnd"/>
       <w:r>
         <w:rPr>
-          <w:highlight w:val="green"/>
           <w:lang w:eastAsia="en-US"/>
         </w:rPr>
-        <w:t>менее F100 и</w:t>
+        <w:t>}</w:t>
       </w:r>
       <w:r>
         <w:rPr>
           <w:lang w:eastAsia="en-US"/>
         </w:rPr>
-        <w:t xml:space="preserve"> водонепроницаемостью не менее </w:t>
+        <w:t xml:space="preserve"> морозостойкостью </w:t>
       </w:r>
       <w:r>
         <w:rPr>
-          <w:highlight w:val="green"/>
           <w:lang w:eastAsia="en-US"/>
         </w:rPr>
-        <w:t>W6.</w:t>
+        <w:t xml:space="preserve">не </w:t>
+      </w:r>
+      <w:proofErr w:type="gramStart"/>
+      <w:r>
+        <w:rPr>
+          <w:lang w:eastAsia="en-US"/>
+        </w:rPr>
+        <w:t xml:space="preserve">{{ </w:t>
+      </w:r>
+      <w:r>
+        <w:rPr>
+          <w:lang w:val="en-US" w:eastAsia="en-US"/>
+        </w:rPr>
+        <w:t>morozostoikost</w:t>
+      </w:r>
+      <w:proofErr w:type="gramEnd"/>
+      <w:r>
+        <w:rPr>
+          <w:lang w:eastAsia="en-US"/>
+        </w:rPr>
+        <w:t xml:space="preserve"> }}</w:t>
+      </w:r>
+      <w:r>
+        <w:rPr>
+          <w:lang w:eastAsia="en-US"/>
+        </w:rPr>
+        <w:t xml:space="preserve"> и</w:t>
+      </w:r>
+      <w:r>
+        <w:rPr>
+          <w:lang w:eastAsia="en-US"/>
+        </w:rPr>
+        <w:t xml:space="preserve"> водонепроницаемостью не </w:t>
+      </w:r>
+      <w:r>
+        <w:rPr>
+          <w:lang w:eastAsia="en-US"/>
+        </w:rPr>
+        <w:t xml:space="preserve">менее </w:t>
+      </w:r>
+      <w:proofErr w:type="gramStart"/>
+      <w:r>
+        <w:rPr>
+          <w:lang w:eastAsia="en-US"/>
+        </w:rPr>
+        <w:t xml:space="preserve">{{ </w:t>
+      </w:r>
+      <w:r>
+        <w:rPr>
+          <w:lang w:val="en-US" w:eastAsia="en-US"/>
+        </w:rPr>
+        <w:t>vodonepronicaemost</w:t>
+      </w:r>
+      <w:proofErr w:type="gramEnd"/>
+      <w:r>
+        <w:rPr>
+          <w:lang w:eastAsia="en-US"/>
+        </w:rPr>
+        <w:t xml:space="preserve"> }}</w:t>
+      </w:r>
+      <w:r>
+        <w:rPr>
+          <w:lang w:eastAsia="en-US"/>
+        </w:rPr>
+        <w:t>.</w:t>
       </w:r>
       <w:r>
         <w:rPr>
@@ -3169,7 +2997,6 @@
         <w:rPr>
           <w:lang w:eastAsia="en-US"/>
         </w:rPr>
-        <w:lastRenderedPageBreak/>
         <w:t>Лежни, создавая воздушную прослойку между плитой, установленной на лежни, и землёй, исключает контакт сооружения с грунтом и служит надёжным прочным основанием.</w:t>
       </w:r>
     </w:p>
@@ -3186,6 +3013,7 @@
         <w:rPr>
           <w:lang w:eastAsia="en-US"/>
         </w:rPr>
+        <w:lastRenderedPageBreak/>
         <w:t>Готовое изделие проходит приемо-сдаточные испытания. Отбракованная продукция отправляется на переработку, а качественные изделия маркируются и складируются.</w:t>
       </w:r>
     </w:p>
@@ -3237,12 +3065,45 @@
           <w:lang w:eastAsia="en-US"/>
         </w:rPr>
       </w:pPr>
+      <w:proofErr w:type="gramStart"/>
       <w:r>
         <w:rPr>
-          <w:highlight w:val="green"/>
           <w:lang w:eastAsia="en-US"/>
         </w:rPr>
-        <w:t>16</w:t>
+        <w:t xml:space="preserve">{{ </w:t>
+      </w:r>
+      <w:r>
+        <w:rPr>
+          <w:lang w:val="en-US" w:eastAsia="en-US"/>
+        </w:rPr>
+        <w:t>dlina</w:t>
+      </w:r>
+      <w:proofErr w:type="gramEnd"/>
+      <w:r>
+        <w:rPr>
+          <w:lang w:eastAsia="en-US"/>
+        </w:rPr>
+        <w:t>_</w:t>
+      </w:r>
+      <w:proofErr w:type="gramStart"/>
+      <w:r>
+        <w:rPr>
+          <w:lang w:val="en-US" w:eastAsia="en-US"/>
+        </w:rPr>
+        <w:t>elem</w:t>
+      </w:r>
+      <w:r>
+        <w:rPr>
+          <w:lang w:eastAsia="en-US"/>
+        </w:rPr>
+        <w:t xml:space="preserve"> }</w:t>
+      </w:r>
+      <w:proofErr w:type="gramEnd"/>
+      <w:r>
+        <w:rPr>
+          <w:lang w:eastAsia="en-US"/>
+        </w:rPr>
+        <w:t>}</w:t>
       </w:r>
       <w:r>
         <w:rPr>
@@ -3521,6 +3382,7 @@
             <w:rPr>
               <w:sz w:val="36"/>
               <w:szCs w:val="24"/>
+              <w:highlight w:val="green"/>
               <w:lang w:val="en-US"/>
             </w:rPr>
           </w:pPr>
@@ -3531,16 +3393,7 @@
               <w:szCs w:val="24"/>
               <w:lang w:val="en-US"/>
             </w:rPr>
-            <w:t xml:space="preserve">{{ </w:t>
-          </w:r>
-          <w:proofErr w:type="spellStart"/>
-          <w:r>
-            <w:rPr>
-              <w:sz w:val="36"/>
-              <w:szCs w:val="24"/>
-              <w:lang w:val="en-US"/>
-            </w:rPr>
-            <w:t>project</w:t>
+            <w:t>{{ project</w:t>
           </w:r>
           <w:proofErr w:type="gramEnd"/>
           <w:r>
@@ -3558,24 +3411,7 @@
               <w:szCs w:val="24"/>
               <w:lang w:val="en-US"/>
             </w:rPr>
-            <w:t>code</w:t>
-          </w:r>
-          <w:proofErr w:type="spellEnd"/>
-          <w:r>
-            <w:rPr>
-              <w:sz w:val="36"/>
-              <w:szCs w:val="24"/>
-              <w:lang w:val="en-US"/>
-            </w:rPr>
-            <w:t xml:space="preserve"> }}</w:t>
-          </w:r>
-          <w:r>
-            <w:rPr>
-              <w:sz w:val="36"/>
-              <w:szCs w:val="24"/>
-              <w:lang w:val="en-US"/>
-            </w:rPr>
-            <w:t>-</w:t>
+            <w:t>code }}-</w:t>
           </w:r>
           <w:proofErr w:type="gramEnd"/>
           <w:r>
@@ -3766,6 +3602,7 @@
             <w:rPr>
               <w:sz w:val="36"/>
               <w:szCs w:val="24"/>
+              <w:highlight w:val="green"/>
               <w:lang w:val="en-US"/>
             </w:rPr>
           </w:pPr>
@@ -3799,331 +3636,85 @@
             <w:rPr>
               <w:noProof/>
             </w:rPr>
-            <mc:AlternateContent>
-              <mc:Choice Requires="wps">
-                <w:drawing>
-                  <wp:anchor distT="0" distB="0" distL="114300" distR="114300" simplePos="0" relativeHeight="251892224" behindDoc="0" locked="0" layoutInCell="1" allowOverlap="1" wp14:anchorId="42ECB523" wp14:editId="65FF7DD3">
-                    <wp:simplePos x="0" y="0"/>
-                    <wp:positionH relativeFrom="column">
-                      <wp:posOffset>-416560</wp:posOffset>
-                    </wp:positionH>
-                    <wp:positionV relativeFrom="paragraph">
-                      <wp:posOffset>-1599565</wp:posOffset>
-                    </wp:positionV>
-                    <wp:extent cx="173990" cy="890905"/>
-                    <wp:effectExtent l="0" t="0" r="0" b="0"/>
-                    <wp:wrapNone/>
-                    <wp:docPr id="244957670" name="Прямоугольник 65"/>
-                    <wp:cNvGraphicFramePr>
-                      <a:graphicFrameLocks xmlns:a="http://schemas.openxmlformats.org/drawingml/2006/main"/>
-                    </wp:cNvGraphicFramePr>
-                    <a:graphic xmlns:a="http://schemas.openxmlformats.org/drawingml/2006/main">
-                      <a:graphicData uri="http://schemas.microsoft.com/office/word/2010/wordprocessingShape">
-                        <wps:wsp>
-                          <wps:cNvSpPr>
-                            <a:spLocks noChangeArrowheads="1"/>
-                          </wps:cNvSpPr>
-                          <wps:spPr bwMode="auto">
-                            <a:xfrm>
-                              <a:off x="0" y="0"/>
-                              <a:ext cx="173990" cy="890905"/>
-                            </a:xfrm>
-                            <a:prstGeom prst="rect">
-                              <a:avLst/>
-                            </a:prstGeom>
-                            <a:noFill/>
-                            <a:ln>
-                              <a:noFill/>
-                            </a:ln>
-                          </wps:spPr>
-                          <wps:txbx>
-                            <w:txbxContent>
-                              <w:p>
-                                <w:pPr>
-                                  <w:pStyle w:val="afc"/>
-                                  <w:ind w:firstLine="0"/>
-                                  <w:rPr>
-                                    <w:rStyle w:val="afd"/>
-                                    <w:rFonts w:ascii="Times New Roman" w:hAnsi="Times New Roman"/>
-                                    <w:sz w:val="20"/>
-                                    <w:szCs w:val="18"/>
-                                  </w:rPr>
-                                </w:pPr>
-                                <w:proofErr w:type="spellStart"/>
-                                <w:r>
-                                  <w:rPr>
-                                    <w:rStyle w:val="afd"/>
-                                    <w:rFonts w:ascii="Times New Roman" w:hAnsi="Times New Roman"/>
-                                    <w:sz w:val="20"/>
-                                    <w:szCs w:val="18"/>
-                                  </w:rPr>
-                                  <w:t>Взам</w:t>
-                                </w:r>
-                                <w:proofErr w:type="spellEnd"/>
-                                <w:r>
-                                  <w:rPr>
-                                    <w:rStyle w:val="afd"/>
-                                    <w:rFonts w:ascii="Times New Roman" w:hAnsi="Times New Roman"/>
-                                    <w:sz w:val="20"/>
-                                    <w:szCs w:val="18"/>
-                                  </w:rPr>
-                                  <w:t>. инв. №</w:t>
-                                </w:r>
-                              </w:p>
-                            </w:txbxContent>
-                          </wps:txbx>
-                          <wps:bodyPr rot="0" vert="vert270" wrap="square" lIns="12700" tIns="12700" rIns="12700" bIns="12700" anchor="t" anchorCtr="0" upright="1">
-                            <a:noAutofit/>
-                          </wps:bodyPr>
-                        </wps:wsp>
-                      </a:graphicData>
-                    </a:graphic>
-                    <wp14:sizeRelH relativeFrom="page">
-                      <wp14:pctWidth>0</wp14:pctWidth>
-                    </wp14:sizeRelH>
-                    <wp14:sizeRelV relativeFrom="page">
-                      <wp14:pctHeight>0</wp14:pctHeight>
-                    </wp14:sizeRelV>
-                  </wp:anchor>
-                </w:drawing>
-              </mc:Choice>
-              <mc:Fallback>
-                <w:pict>
-                  <v:rect w14:anchorId="42ECB523" id="Прямоугольник 65" o:spid="_x0000_s1026" style="position:absolute;margin-left:-32.8pt;margin-top:-125.95pt;width:13.7pt;height:70.15pt;z-index:251892224;visibility:visible;mso-wrap-style:square;mso-width-percent:0;mso-height-percent:0;mso-wrap-distance-left:9pt;mso-wrap-distance-top:0;mso-wrap-distance-right:9pt;mso-wrap-distance-bottom:0;mso-position-horizontal:absolute;mso-position-horizontal-relative:text;mso-position-vertical:absolute;mso-position-vertical-relative:text;mso-width-percent:0;mso-height-percent:0;mso-width-relative:page;mso-height-relative:page;v-text-anchor:top" o:gfxdata="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" filled="f" stroked="f">
-                    <v:textbox style="layout-flow:vertical;mso-layout-flow-alt:bottom-to-top" inset="1pt,1pt,1pt,1pt">
-                      <w:txbxContent>
-                        <w:p>
-                          <w:pPr>
-                            <w:pStyle w:val="afc"/>
-                            <w:ind w:firstLine="0"/>
-                            <w:rPr>
-                              <w:rStyle w:val="afd"/>
-                              <w:rFonts w:ascii="Times New Roman" w:hAnsi="Times New Roman"/>
-                              <w:sz w:val="20"/>
-                              <w:szCs w:val="18"/>
-                            </w:rPr>
-                          </w:pPr>
-                          <w:proofErr w:type="spellStart"/>
-                          <w:r>
-                            <w:rPr>
-                              <w:rStyle w:val="afd"/>
-                              <w:rFonts w:ascii="Times New Roman" w:hAnsi="Times New Roman"/>
-                              <w:sz w:val="20"/>
-                              <w:szCs w:val="18"/>
-                            </w:rPr>
-                            <w:t>Взам</w:t>
-                          </w:r>
-                          <w:proofErr w:type="spellEnd"/>
-                          <w:r>
-                            <w:rPr>
-                              <w:rStyle w:val="afd"/>
-                              <w:rFonts w:ascii="Times New Roman" w:hAnsi="Times New Roman"/>
-                              <w:sz w:val="20"/>
-                              <w:szCs w:val="18"/>
-                            </w:rPr>
-                            <w:t>. инв. №</w:t>
-                          </w:r>
-                        </w:p>
-                      </w:txbxContent>
-                    </v:textbox>
-                  </v:rect>
-                </w:pict>
-              </mc:Fallback>
-            </mc:AlternateContent>
+            <w:pict w14:anchorId="42ECB523">
+              <v:rect id="Прямоугольник 1120036565" o:spid="_x0000_s1661" style="position:absolute;margin-left:-32.8pt;margin-top:-125.95pt;width:13.7pt;height:70.15pt;z-index:251892224;visibility:visible;mso-wrap-style:square;mso-width-percent:0;mso-height-percent:0;mso-wrap-distance-left:9pt;mso-wrap-distance-top:0;mso-wrap-distance-right:9pt;mso-wrap-distance-bottom:0;mso-position-horizontal:absolute;mso-position-horizontal-relative:text;mso-position-vertical:absolute;mso-position-vertical-relative:text;mso-width-percent:0;mso-height-percent:0;mso-width-relative:page;mso-height-relative:page;v-text-anchor:top" o:gfxdata="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" filled="f" stroked="f">
+                <v:textbox style="layout-flow:vertical;mso-layout-flow-alt:bottom-to-top;mso-next-textbox:#Прямоугольник 1120036565" inset="1pt,1pt,1pt,1pt">
+                  <w:txbxContent>
+                    <w:p>
+                      <w:pPr>
+                        <w:pStyle w:val="afc"/>
+                        <w:ind w:firstLine="0"/>
+                        <w:rPr>
+                          <w:rStyle w:val="afd"/>
+                          <w:rFonts w:ascii="Times New Roman" w:hAnsi="Times New Roman"/>
+                          <w:sz w:val="20"/>
+                          <w:szCs w:val="18"/>
+                        </w:rPr>
+                      </w:pPr>
+                      <w:r>
+                        <w:rPr>
+                          <w:rStyle w:val="afd"/>
+                          <w:rFonts w:ascii="Times New Roman" w:hAnsi="Times New Roman"/>
+                          <w:sz w:val="20"/>
+                          <w:szCs w:val="18"/>
+                        </w:rPr>
+                        <w:t>Взам. инв. №</w:t>
+                      </w:r>
+                    </w:p>
+                  </w:txbxContent>
+                </v:textbox>
+              </v:rect>
+            </w:pict>
           </w:r>
           <w:r>
             <w:rPr>
               <w:noProof/>
             </w:rPr>
-            <mc:AlternateContent>
-              <mc:Choice Requires="wps">
-                <w:drawing>
-                  <wp:anchor distT="0" distB="0" distL="114300" distR="114300" simplePos="0" relativeHeight="251890176" behindDoc="0" locked="0" layoutInCell="1" allowOverlap="1" wp14:anchorId="0DEDE851" wp14:editId="4E97B5D6">
-                    <wp:simplePos x="0" y="0"/>
-                    <wp:positionH relativeFrom="column">
-                      <wp:posOffset>-427355</wp:posOffset>
-                    </wp:positionH>
-                    <wp:positionV relativeFrom="paragraph">
-                      <wp:posOffset>-709295</wp:posOffset>
-                    </wp:positionV>
-                    <wp:extent cx="417830" cy="635"/>
-                    <wp:effectExtent l="0" t="0" r="1270" b="18415"/>
-                    <wp:wrapNone/>
-                    <wp:docPr id="2078139035" name="Прямая соединительная линия 63"/>
-                    <wp:cNvGraphicFramePr>
-                      <a:graphicFrameLocks xmlns:a="http://schemas.openxmlformats.org/drawingml/2006/main"/>
-                    </wp:cNvGraphicFramePr>
-                    <a:graphic xmlns:a="http://schemas.openxmlformats.org/drawingml/2006/main">
-                      <a:graphicData uri="http://schemas.microsoft.com/office/word/2010/wordprocessingShape">
-                        <wps:wsp>
-                          <wps:cNvCnPr>
-                            <a:cxnSpLocks noChangeShapeType="1"/>
-                          </wps:cNvCnPr>
-                          <wps:spPr bwMode="auto">
-                            <a:xfrm flipH="1">
-                              <a:off x="0" y="0"/>
-                              <a:ext cx="417830" cy="635"/>
-                            </a:xfrm>
-                            <a:prstGeom prst="line">
-                              <a:avLst/>
-                            </a:prstGeom>
-                            <a:noFill/>
-                            <a:ln w="19050">
-                              <a:solidFill>
-                                <a:srgbClr val="000000"/>
-                              </a:solidFill>
-                              <a:round/>
-                              <a:headEnd type="none" w="sm" len="sm"/>
-                              <a:tailEnd type="none" w="sm" len="sm"/>
-                            </a:ln>
-                          </wps:spPr>
-                          <wps:bodyPr/>
-                        </wps:wsp>
-                      </a:graphicData>
-                    </a:graphic>
-                    <wp14:sizeRelH relativeFrom="page">
-                      <wp14:pctWidth>0</wp14:pctWidth>
-                    </wp14:sizeRelH>
-                    <wp14:sizeRelV relativeFrom="page">
-                      <wp14:pctHeight>0</wp14:pctHeight>
-                    </wp14:sizeRelV>
-                  </wp:anchor>
-                </w:drawing>
-              </mc:Choice>
-              <mc:Fallback>
-                <w:pict>
-                  <v:line w14:anchorId="6114E9A3" id="Прямая соединительная линия 63" o:spid="_x0000_s1026" style="position:absolute;flip:x;z-index:251890176;visibility:visible;mso-wrap-style:square;mso-width-percent:0;mso-height-percent:0;mso-wrap-distance-left:9pt;mso-wrap-distance-top:0;mso-wrap-distance-right:9pt;mso-wrap-distance-bottom:0;mso-position-horizontal:absolute;mso-position-horizontal-relative:text;mso-position-vertical:absolute;mso-position-vertical-relative:text;mso-width-percent:0;mso-height-percent:0;mso-width-relative:page;mso-height-relative:page" from="-33.65pt,-55.85pt" to="-.75pt,-55.8pt" o:gfxdata="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" strokeweight="1.5pt">
-                    <v:stroke startarrowwidth="narrow" startarrowlength="short" endarrowwidth="narrow" endarrowlength="short"/>
-                  </v:line>
-                </w:pict>
-              </mc:Fallback>
-            </mc:AlternateContent>
+            <w:pict w14:anchorId="0DEDE851">
+              <v:line id="Прямая соединительная линия 1120036564" o:spid="_x0000_s1659" style="position:absolute;flip:x;z-index:251890176;visibility:visible;mso-wrap-style:square;mso-width-percent:0;mso-height-percent:0;mso-wrap-distance-left:9pt;mso-wrap-distance-top:0;mso-wrap-distance-right:9pt;mso-wrap-distance-bottom:0;mso-position-horizontal:absolute;mso-position-horizontal-relative:text;mso-position-vertical:absolute;mso-position-vertical-relative:text;mso-width-percent:0;mso-height-percent:0;mso-width-relative:page;mso-height-relative:page" from="-33.65pt,-55.85pt" to="-.75pt,-55.8pt" o:gfxdata="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" strokeweight="1.5pt">
+                <v:stroke startarrowwidth="narrow" startarrowlength="short" endarrowwidth="narrow" endarrowlength="short"/>
+              </v:line>
+            </w:pict>
           </w:r>
           <w:r>
             <w:rPr>
               <w:noProof/>
             </w:rPr>
-            <mc:AlternateContent>
-              <mc:Choice Requires="wps">
-                <w:drawing>
-                  <wp:anchor distT="0" distB="0" distL="114300" distR="114300" simplePos="0" relativeHeight="251891200" behindDoc="0" locked="0" layoutInCell="1" allowOverlap="1" wp14:anchorId="7AF634C7" wp14:editId="78E915C9">
-                    <wp:simplePos x="0" y="0"/>
-                    <wp:positionH relativeFrom="column">
-                      <wp:posOffset>-424815</wp:posOffset>
-                    </wp:positionH>
-                    <wp:positionV relativeFrom="paragraph">
-                      <wp:posOffset>-707390</wp:posOffset>
-                    </wp:positionV>
-                    <wp:extent cx="186055" cy="1243965"/>
-                    <wp:effectExtent l="0" t="0" r="0" b="0"/>
-                    <wp:wrapNone/>
-                    <wp:docPr id="1988779856" name="Прямоугольник 61"/>
-                    <wp:cNvGraphicFramePr>
-                      <a:graphicFrameLocks xmlns:a="http://schemas.openxmlformats.org/drawingml/2006/main"/>
-                    </wp:cNvGraphicFramePr>
-                    <a:graphic xmlns:a="http://schemas.openxmlformats.org/drawingml/2006/main">
-                      <a:graphicData uri="http://schemas.microsoft.com/office/word/2010/wordprocessingShape">
-                        <wps:wsp>
-                          <wps:cNvSpPr>
-                            <a:spLocks noChangeArrowheads="1"/>
-                          </wps:cNvSpPr>
-                          <wps:spPr bwMode="auto">
-                            <a:xfrm>
-                              <a:off x="0" y="0"/>
-                              <a:ext cx="186055" cy="1243965"/>
-                            </a:xfrm>
-                            <a:prstGeom prst="rect">
-                              <a:avLst/>
-                            </a:prstGeom>
-                            <a:noFill/>
-                            <a:ln>
-                              <a:noFill/>
-                            </a:ln>
-                          </wps:spPr>
-                          <wps:txbx>
-                            <w:txbxContent>
-                              <w:p>
-                                <w:pPr>
-                                  <w:pStyle w:val="afc"/>
-                                  <w:ind w:firstLine="0"/>
-                                  <w:jc w:val="center"/>
-                                  <w:rPr>
-                                    <w:sz w:val="20"/>
-                                    <w:szCs w:val="18"/>
-                                  </w:rPr>
-                                </w:pPr>
-                                <w:r>
-                                  <w:rPr>
-                                    <w:rStyle w:val="afd"/>
-                                    <w:rFonts w:ascii="Times New Roman" w:hAnsi="Times New Roman"/>
-                                    <w:sz w:val="20"/>
-                                    <w:szCs w:val="18"/>
-                                  </w:rPr>
-                                  <w:t xml:space="preserve">Подп. и </w:t>
-                                </w:r>
-                                <w:r>
-                                  <w:rPr>
-                                    <w:sz w:val="20"/>
-                                    <w:szCs w:val="18"/>
-                                  </w:rPr>
-                                  <w:t>дата</w:t>
-                                </w:r>
-                              </w:p>
-                            </w:txbxContent>
-                          </wps:txbx>
-                          <wps:bodyPr rot="0" vert="vert270" wrap="square" lIns="12700" tIns="12700" rIns="12700" bIns="12700" anchor="t" anchorCtr="0" upright="1">
-                            <a:noAutofit/>
-                          </wps:bodyPr>
-                        </wps:wsp>
-                      </a:graphicData>
-                    </a:graphic>
-                    <wp14:sizeRelH relativeFrom="page">
-                      <wp14:pctWidth>0</wp14:pctWidth>
-                    </wp14:sizeRelH>
-                    <wp14:sizeRelV relativeFrom="page">
-                      <wp14:pctHeight>0</wp14:pctHeight>
-                    </wp14:sizeRelV>
-                  </wp:anchor>
-                </w:drawing>
-              </mc:Choice>
-              <mc:Fallback>
-                <w:pict>
-                  <v:rect w14:anchorId="7AF634C7" id="Прямоугольник 61" o:spid="_x0000_s1027" style="position:absolute;margin-left:-33.45pt;margin-top:-55.7pt;width:14.65pt;height:97.95pt;z-index:251891200;visibility:visible;mso-wrap-style:square;mso-width-percent:0;mso-height-percent:0;mso-wrap-distance-left:9pt;mso-wrap-distance-top:0;mso-wrap-distance-right:9pt;mso-wrap-distance-bottom:0;mso-position-horizontal:absolute;mso-position-horizontal-relative:text;mso-position-vertical:absolute;mso-position-vertical-relative:text;mso-width-percent:0;mso-height-percent:0;mso-width-relative:page;mso-height-relative:page;v-text-anchor:top" o:gfxdata="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" filled="f" stroked="f">
-                    <v:textbox style="layout-flow:vertical;mso-layout-flow-alt:bottom-to-top" inset="1pt,1pt,1pt,1pt">
-                      <w:txbxContent>
-                        <w:p>
-                          <w:pPr>
-                            <w:pStyle w:val="afc"/>
-                            <w:ind w:firstLine="0"/>
-                            <w:jc w:val="center"/>
-                            <w:rPr>
-                              <w:sz w:val="20"/>
-                              <w:szCs w:val="18"/>
-                            </w:rPr>
-                          </w:pPr>
-                          <w:r>
-                            <w:rPr>
-                              <w:rStyle w:val="afd"/>
-                              <w:rFonts w:ascii="Times New Roman" w:hAnsi="Times New Roman"/>
-                              <w:sz w:val="20"/>
-                              <w:szCs w:val="18"/>
-                            </w:rPr>
-                            <w:t xml:space="preserve">Подп. и </w:t>
-                          </w:r>
-                          <w:r>
-                            <w:rPr>
-                              <w:sz w:val="20"/>
-                              <w:szCs w:val="18"/>
-                            </w:rPr>
-                            <w:t>дата</w:t>
-                          </w:r>
-                        </w:p>
-                      </w:txbxContent>
-                    </v:textbox>
-                  </v:rect>
-                </w:pict>
-              </mc:Fallback>
-            </mc:AlternateContent>
+            <w:pict w14:anchorId="7AF634C7">
+              <v:rect id="Прямоугольник 1120036563" o:spid="_x0000_s1660" style="position:absolute;margin-left:-33.45pt;margin-top:-55.7pt;width:14.65pt;height:97.95pt;z-index:251891200;visibility:visible;mso-wrap-style:square;mso-width-percent:0;mso-height-percent:0;mso-wrap-distance-left:9pt;mso-wrap-distance-top:0;mso-wrap-distance-right:9pt;mso-wrap-distance-bottom:0;mso-position-horizontal:absolute;mso-position-horizontal-relative:text;mso-position-vertical:absolute;mso-position-vertical-relative:text;mso-width-percent:0;mso-height-percent:0;mso-width-relative:page;mso-height-relative:page;v-text-anchor:top" o:gfxdata="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" filled="f" stroked="f">
+                <v:textbox style="layout-flow:vertical;mso-layout-flow-alt:bottom-to-top;mso-next-textbox:#Прямоугольник 1120036563" inset="1pt,1pt,1pt,1pt">
+                  <w:txbxContent>
+                    <w:p>
+                      <w:pPr>
+                        <w:pStyle w:val="afc"/>
+                        <w:ind w:firstLine="0"/>
+                        <w:jc w:val="center"/>
+                        <w:rPr>
+                          <w:sz w:val="20"/>
+                          <w:szCs w:val="18"/>
+                        </w:rPr>
+                      </w:pPr>
+                      <w:r>
+                        <w:rPr>
+                          <w:rStyle w:val="afd"/>
+                          <w:rFonts w:ascii="Times New Roman" w:hAnsi="Times New Roman"/>
+                          <w:sz w:val="20"/>
+                          <w:szCs w:val="18"/>
+                        </w:rPr>
+                        <w:t xml:space="preserve">Подп. и </w:t>
+                      </w:r>
+                      <w:r>
+                        <w:rPr>
+                          <w:sz w:val="20"/>
+                          <w:szCs w:val="18"/>
+                        </w:rPr>
+                        <w:t>дата</w:t>
+                      </w:r>
+                    </w:p>
+                  </w:txbxContent>
+                </v:textbox>
+              </v:rect>
+            </w:pict>
           </w:r>
         </w:p>
       </w:tc>
@@ -4248,7 +3839,7 @@
             <w:rPr>
               <w:sz w:val="24"/>
               <w:szCs w:val="24"/>
-              <w:lang w:val="en-US"/>
+              <w:highlight w:val="green"/>
             </w:rPr>
           </w:pPr>
           <w:proofErr w:type="gramStart"/>
@@ -4258,34 +3849,16 @@
               <w:szCs w:val="24"/>
               <w:lang w:val="en-US"/>
             </w:rPr>
-            <w:t xml:space="preserve">{{ </w:t>
+            <w:t>{{ project</w:t>
           </w:r>
-          <w:proofErr w:type="spellStart"/>
+          <w:proofErr w:type="gramEnd"/>
           <w:r>
             <w:rPr>
               <w:sz w:val="24"/>
               <w:szCs w:val="24"/>
               <w:lang w:val="en-US"/>
             </w:rPr>
-            <w:t>project</w:t>
-          </w:r>
-          <w:proofErr w:type="gramEnd"/>
-          <w:r>
-            <w:rPr>
-              <w:sz w:val="24"/>
-              <w:szCs w:val="24"/>
-              <w:lang w:val="en-US"/>
-            </w:rPr>
-            <w:t>_name</w:t>
-          </w:r>
-          <w:proofErr w:type="spellEnd"/>
-          <w:r>
-            <w:rPr>
-              <w:sz w:val="24"/>
-              <w:szCs w:val="24"/>
-              <w:lang w:val="en-US"/>
-            </w:rPr>
-            <w:t xml:space="preserve"> }}</w:t>
+            <w:t>_name }}</w:t>
           </w:r>
         </w:p>
       </w:tc>
@@ -4499,7 +4072,6 @@
               <w:sz w:val="18"/>
             </w:rPr>
           </w:pPr>
-          <w:proofErr w:type="spellStart"/>
           <w:r>
             <w:rPr>
               <w:spacing w:val="-12"/>
@@ -4507,7 +4079,6 @@
             </w:rPr>
             <w:t>Кол.уч</w:t>
           </w:r>
-          <w:proofErr w:type="spellEnd"/>
         </w:p>
       </w:tc>
       <w:tc>
@@ -4680,199 +4251,53 @@
             <w:rPr>
               <w:noProof/>
             </w:rPr>
-            <mc:AlternateContent>
-              <mc:Choice Requires="wps">
-                <w:drawing>
-                  <wp:anchor distT="0" distB="0" distL="114300" distR="114300" simplePos="0" relativeHeight="251894272" behindDoc="0" locked="0" layoutInCell="1" allowOverlap="1" wp14:anchorId="5253AFD3" wp14:editId="75B250D4">
-                    <wp:simplePos x="0" y="0"/>
-                    <wp:positionH relativeFrom="column">
-                      <wp:posOffset>-437515</wp:posOffset>
-                    </wp:positionH>
-                    <wp:positionV relativeFrom="paragraph">
-                      <wp:posOffset>-14605</wp:posOffset>
-                    </wp:positionV>
-                    <wp:extent cx="417830" cy="635"/>
-                    <wp:effectExtent l="0" t="0" r="1270" b="18415"/>
-                    <wp:wrapNone/>
-                    <wp:docPr id="58368445" name="Прямая соединительная линия 59"/>
-                    <wp:cNvGraphicFramePr>
-                      <a:graphicFrameLocks xmlns:a="http://schemas.openxmlformats.org/drawingml/2006/main"/>
-                    </wp:cNvGraphicFramePr>
-                    <a:graphic xmlns:a="http://schemas.openxmlformats.org/drawingml/2006/main">
-                      <a:graphicData uri="http://schemas.microsoft.com/office/word/2010/wordprocessingShape">
-                        <wps:wsp>
-                          <wps:cNvCnPr>
-                            <a:cxnSpLocks noChangeShapeType="1"/>
-                          </wps:cNvCnPr>
-                          <wps:spPr bwMode="auto">
-                            <a:xfrm flipH="1">
-                              <a:off x="0" y="0"/>
-                              <a:ext cx="417830" cy="635"/>
-                            </a:xfrm>
-                            <a:prstGeom prst="line">
-                              <a:avLst/>
-                            </a:prstGeom>
-                            <a:noFill/>
-                            <a:ln w="19050">
-                              <a:solidFill>
-                                <a:srgbClr val="000000"/>
-                              </a:solidFill>
-                              <a:round/>
-                              <a:headEnd type="none" w="sm" len="sm"/>
-                              <a:tailEnd type="none" w="sm" len="sm"/>
-                            </a:ln>
-                          </wps:spPr>
-                          <wps:bodyPr/>
-                        </wps:wsp>
-                      </a:graphicData>
-                    </a:graphic>
-                    <wp14:sizeRelH relativeFrom="page">
-                      <wp14:pctWidth>0</wp14:pctWidth>
-                    </wp14:sizeRelH>
-                    <wp14:sizeRelV relativeFrom="page">
-                      <wp14:pctHeight>0</wp14:pctHeight>
-                    </wp14:sizeRelV>
-                  </wp:anchor>
-                </w:drawing>
-              </mc:Choice>
-              <mc:Fallback>
-                <w:pict>
-                  <v:line w14:anchorId="2E656293" id="Прямая соединительная линия 59" o:spid="_x0000_s1026" style="position:absolute;flip:x;z-index:251894272;visibility:visible;mso-wrap-style:square;mso-width-percent:0;mso-height-percent:0;mso-wrap-distance-left:9pt;mso-wrap-distance-top:0;mso-wrap-distance-right:9pt;mso-wrap-distance-bottom:0;mso-position-horizontal:absolute;mso-position-horizontal-relative:text;mso-position-vertical:absolute;mso-position-vertical-relative:text;mso-width-percent:0;mso-height-percent:0;mso-width-relative:page;mso-height-relative:page" from="-34.45pt,-1.15pt" to="-1.55pt,-1.1pt" o:gfxdata="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" strokeweight="1.5pt">
-                    <v:stroke startarrowwidth="narrow" startarrowlength="short" endarrowwidth="narrow" endarrowlength="short"/>
-                  </v:line>
-                </w:pict>
-              </mc:Fallback>
-            </mc:AlternateContent>
+            <w:pict w14:anchorId="5253AFD3">
+              <v:line id="Прямая соединительная линия 1120036562" o:spid="_x0000_s1691" style="position:absolute;left:0;text-align:left;flip:x;z-index:251938304;visibility:visible;mso-wrap-style:square;mso-width-percent:0;mso-height-percent:0;mso-wrap-distance-left:9pt;mso-wrap-distance-top:0;mso-wrap-distance-right:9pt;mso-wrap-distance-bottom:0;mso-position-horizontal:absolute;mso-position-horizontal-relative:text;mso-position-vertical:absolute;mso-position-vertical-relative:text;mso-width-percent:0;mso-height-percent:0;mso-width-relative:page;mso-height-relative:page" from="-34.45pt,-1.15pt" to="-1.55pt,-1.1pt" o:gfxdata="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" strokeweight="1.5pt">
+                <v:stroke startarrowwidth="narrow" startarrowlength="short" endarrowwidth="narrow" endarrowlength="short"/>
+              </v:line>
+            </w:pict>
           </w:r>
           <w:r>
             <w:rPr>
               <w:noProof/>
             </w:rPr>
-            <mc:AlternateContent>
-              <mc:Choice Requires="wps">
-                <w:drawing>
-                  <wp:anchor distT="0" distB="0" distL="114300" distR="114300" simplePos="0" relativeHeight="251895296" behindDoc="0" locked="0" layoutInCell="1" allowOverlap="1" wp14:anchorId="6F8D2377" wp14:editId="5B1CC1D4">
-                    <wp:simplePos x="0" y="0"/>
-                    <wp:positionH relativeFrom="column">
-                      <wp:posOffset>-427355</wp:posOffset>
-                    </wp:positionH>
-                    <wp:positionV relativeFrom="paragraph">
-                      <wp:posOffset>5715</wp:posOffset>
-                    </wp:positionV>
-                    <wp:extent cx="173990" cy="878840"/>
-                    <wp:effectExtent l="0" t="0" r="0" b="0"/>
-                    <wp:wrapNone/>
-                    <wp:docPr id="2117350379" name="Прямоугольник 57"/>
-                    <wp:cNvGraphicFramePr>
-                      <a:graphicFrameLocks xmlns:a="http://schemas.openxmlformats.org/drawingml/2006/main"/>
-                    </wp:cNvGraphicFramePr>
-                    <a:graphic xmlns:a="http://schemas.openxmlformats.org/drawingml/2006/main">
-                      <a:graphicData uri="http://schemas.microsoft.com/office/word/2010/wordprocessingShape">
-                        <wps:wsp>
-                          <wps:cNvSpPr>
-                            <a:spLocks noChangeArrowheads="1"/>
-                          </wps:cNvSpPr>
-                          <wps:spPr bwMode="auto">
-                            <a:xfrm>
-                              <a:off x="0" y="0"/>
-                              <a:ext cx="173990" cy="878840"/>
-                            </a:xfrm>
-                            <a:prstGeom prst="rect">
-                              <a:avLst/>
-                            </a:prstGeom>
-                            <a:noFill/>
-                            <a:ln>
-                              <a:noFill/>
-                            </a:ln>
-                          </wps:spPr>
-                          <wps:txbx>
-                            <w:txbxContent>
-                              <w:p>
-                                <w:pPr>
-                                  <w:pStyle w:val="afc"/>
-                                  <w:ind w:firstLine="0"/>
-                                  <w:jc w:val="center"/>
-                                  <w:rPr>
-                                    <w:sz w:val="18"/>
-                                    <w:szCs w:val="18"/>
-                                  </w:rPr>
-                                </w:pPr>
-                                <w:r>
-                                  <w:rPr>
-                                    <w:rStyle w:val="afd"/>
-                                    <w:rFonts w:ascii="Times New Roman" w:hAnsi="Times New Roman"/>
-                                    <w:sz w:val="20"/>
-                                    <w:szCs w:val="18"/>
-                                  </w:rPr>
-                                  <w:t xml:space="preserve">Инв. № </w:t>
-                                </w:r>
-                                <w:r>
-                                  <w:rPr>
-                                    <w:rStyle w:val="afd"/>
-                                    <w:rFonts w:ascii="Times New Roman" w:hAnsi="Times New Roman"/>
-                                    <w:sz w:val="18"/>
-                                    <w:szCs w:val="18"/>
-                                  </w:rPr>
-                                  <w:t>подл.</w:t>
-                                </w:r>
-                              </w:p>
-                            </w:txbxContent>
-                          </wps:txbx>
-                          <wps:bodyPr rot="0" vert="vert270" wrap="square" lIns="12700" tIns="12700" rIns="12700" bIns="12700" anchor="t" anchorCtr="0" upright="1">
-                            <a:noAutofit/>
-                          </wps:bodyPr>
-                        </wps:wsp>
-                      </a:graphicData>
-                    </a:graphic>
-                    <wp14:sizeRelH relativeFrom="page">
-                      <wp14:pctWidth>0</wp14:pctWidth>
-                    </wp14:sizeRelH>
-                    <wp14:sizeRelV relativeFrom="page">
-                      <wp14:pctHeight>0</wp14:pctHeight>
-                    </wp14:sizeRelV>
-                  </wp:anchor>
-                </w:drawing>
-              </mc:Choice>
-              <mc:Fallback>
-                <w:pict>
-                  <v:rect w14:anchorId="6F8D2377" id="Прямоугольник 57" o:spid="_x0000_s1028" style="position:absolute;left:0;text-align:left;margin-left:-33.65pt;margin-top:.45pt;width:13.7pt;height:69.2pt;z-index:251895296;visibility:visible;mso-wrap-style:square;mso-width-percent:0;mso-height-percent:0;mso-wrap-distance-left:9pt;mso-wrap-distance-top:0;mso-wrap-distance-right:9pt;mso-wrap-distance-bottom:0;mso-position-horizontal:absolute;mso-position-horizontal-relative:text;mso-position-vertical:absolute;mso-position-vertical-relative:text;mso-width-percent:0;mso-height-percent:0;mso-width-relative:page;mso-height-relative:page;v-text-anchor:top" o:gfxdata="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" filled="f" stroked="f">
-                    <v:textbox style="layout-flow:vertical;mso-layout-flow-alt:bottom-to-top" inset="1pt,1pt,1pt,1pt">
-                      <w:txbxContent>
-                        <w:p>
-                          <w:pPr>
-                            <w:pStyle w:val="afc"/>
-                            <w:ind w:firstLine="0"/>
-                            <w:jc w:val="center"/>
-                            <w:rPr>
-                              <w:sz w:val="18"/>
-                              <w:szCs w:val="18"/>
-                            </w:rPr>
-                          </w:pPr>
-                          <w:r>
-                            <w:rPr>
-                              <w:rStyle w:val="afd"/>
-                              <w:rFonts w:ascii="Times New Roman" w:hAnsi="Times New Roman"/>
-                              <w:sz w:val="20"/>
-                              <w:szCs w:val="18"/>
-                            </w:rPr>
-                            <w:t xml:space="preserve">Инв. № </w:t>
-                          </w:r>
-                          <w:r>
-                            <w:rPr>
-                              <w:rStyle w:val="afd"/>
-                              <w:rFonts w:ascii="Times New Roman" w:hAnsi="Times New Roman"/>
-                              <w:sz w:val="18"/>
-                              <w:szCs w:val="18"/>
-                            </w:rPr>
-                            <w:t>подл.</w:t>
-                          </w:r>
-                        </w:p>
-                      </w:txbxContent>
-                    </v:textbox>
-                  </v:rect>
-                </w:pict>
-              </mc:Fallback>
-            </mc:AlternateContent>
+            <w:pict w14:anchorId="6F8D2377">
+              <v:rect id="Прямоугольник 1120036561" o:spid="_x0000_s1692" style="position:absolute;left:0;text-align:left;margin-left:-33.65pt;margin-top:.45pt;width:13.7pt;height:69.2pt;z-index:251939328;visibility:visible;mso-wrap-style:square;mso-width-percent:0;mso-height-percent:0;mso-wrap-distance-left:9pt;mso-wrap-distance-top:0;mso-wrap-distance-right:9pt;mso-wrap-distance-bottom:0;mso-position-horizontal:absolute;mso-position-horizontal-relative:text;mso-position-vertical:absolute;mso-position-vertical-relative:text;mso-width-percent:0;mso-height-percent:0;mso-width-relative:page;mso-height-relative:page;v-text-anchor:top" o:gfxdata="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" filled="f" stroked="f">
+                <v:textbox style="layout-flow:vertical;mso-layout-flow-alt:bottom-to-top;mso-next-textbox:#Прямоугольник 1120036561" inset="1pt,1pt,1pt,1pt">
+                  <w:txbxContent>
+                    <w:p>
+                      <w:pPr>
+                        <w:pStyle w:val="afc"/>
+                        <w:ind w:firstLine="0"/>
+                        <w:jc w:val="center"/>
+                        <w:rPr>
+                          <w:sz w:val="18"/>
+                          <w:szCs w:val="18"/>
+                        </w:rPr>
+                      </w:pPr>
+                      <w:r>
+                        <w:rPr>
+                          <w:rStyle w:val="afd"/>
+                          <w:rFonts w:ascii="Times New Roman" w:hAnsi="Times New Roman"/>
+                          <w:sz w:val="20"/>
+                          <w:szCs w:val="18"/>
+                        </w:rPr>
+                        <w:t xml:space="preserve">Инв. № </w:t>
+                      </w:r>
+                      <w:r>
+                        <w:rPr>
+                          <w:rStyle w:val="afd"/>
+                          <w:rFonts w:ascii="Times New Roman" w:hAnsi="Times New Roman"/>
+                          <w:sz w:val="18"/>
+                          <w:szCs w:val="18"/>
+                        </w:rPr>
+                        <w:t>подл.</w:t>
+                      </w:r>
+                    </w:p>
+                  </w:txbxContent>
+                </v:textbox>
+              </v:rect>
+            </w:pict>
           </w:r>
           <w:r>
             <w:rPr>
@@ -4901,6 +4326,7 @@
             <w:ind w:left="25"/>
             <w:rPr>
               <w:sz w:val="18"/>
+              <w:highlight w:val="green"/>
               <w:lang w:val="en-US"/>
             </w:rPr>
           </w:pPr>
@@ -4950,7 +4376,7 @@
               <w:sz w:val="18"/>
             </w:rPr>
             <w:drawing>
-              <wp:anchor distT="0" distB="0" distL="114300" distR="114300" simplePos="0" relativeHeight="251651584" behindDoc="1" locked="0" layoutInCell="1" allowOverlap="1" wp14:anchorId="14968910" wp14:editId="6E14F5F7">
+              <wp:anchor distT="0" distB="0" distL="114300" distR="114300" simplePos="0" relativeHeight="251934208" behindDoc="1" locked="0" layoutInCell="1" allowOverlap="1" wp14:anchorId="14968910" wp14:editId="6E14F5F7">
                 <wp:simplePos x="0" y="0"/>
                 <wp:positionH relativeFrom="column">
                   <wp:posOffset>167640</wp:posOffset>
@@ -4961,7 +4387,7 @@
                 <wp:extent cx="165735" cy="138430"/>
                 <wp:effectExtent l="0" t="0" r="0" b="0"/>
                 <wp:wrapNone/>
-                <wp:docPr id="350018556" name="Рисунок 350018556"/>
+                <wp:docPr id="1464461339" name="Рисунок 1464461339"/>
                 <wp:cNvGraphicFramePr>
                   <a:graphicFrameLocks xmlns:a="http://schemas.openxmlformats.org/drawingml/2006/main" noChangeAspect="1"/>
                 </wp:cNvGraphicFramePr>
@@ -5026,7 +4452,6 @@
             <w:rPr>
               <w:sz w:val="18"/>
               <w:szCs w:val="18"/>
-              <w:lang w:val="en-US"/>
             </w:rPr>
           </w:pPr>
           <w:proofErr w:type="gramStart"/>
@@ -5036,16 +4461,7 @@
               <w:szCs w:val="18"/>
               <w:lang w:val="en-US"/>
             </w:rPr>
-            <w:t xml:space="preserve">{{ </w:t>
-          </w:r>
-          <w:proofErr w:type="spellStart"/>
-          <w:r>
-            <w:rPr>
-              <w:sz w:val="18"/>
-              <w:szCs w:val="18"/>
-              <w:lang w:val="en-US"/>
-            </w:rPr>
-            <w:t>mm</w:t>
+            <w:t>{{ mm</w:t>
           </w:r>
           <w:proofErr w:type="gramEnd"/>
           <w:r>
@@ -5054,16 +4470,7 @@
               <w:szCs w:val="18"/>
               <w:lang w:val="en-US"/>
             </w:rPr>
-            <w:t>_yy</w:t>
-          </w:r>
-          <w:proofErr w:type="spellEnd"/>
-          <w:r>
-            <w:rPr>
-              <w:sz w:val="18"/>
-              <w:szCs w:val="18"/>
-              <w:lang w:val="en-US"/>
-            </w:rPr>
-            <w:t xml:space="preserve"> }}</w:t>
+            <w:t>_yy }}</w:t>
           </w:r>
         </w:p>
       </w:tc>
@@ -5232,6 +4639,7 @@
             <w:ind w:left="25"/>
             <w:rPr>
               <w:sz w:val="18"/>
+              <w:highlight w:val="green"/>
             </w:rPr>
           </w:pPr>
           <w:r>
@@ -5447,6 +4855,7 @@
             <w:ind w:left="25"/>
             <w:rPr>
               <w:sz w:val="18"/>
+              <w:highlight w:val="green"/>
             </w:rPr>
           </w:pPr>
           <w:r>
@@ -5484,7 +4893,7 @@
               <w:sz w:val="18"/>
             </w:rPr>
             <w:drawing>
-              <wp:anchor distT="0" distB="0" distL="114300" distR="114300" simplePos="0" relativeHeight="251927040" behindDoc="1" locked="0" layoutInCell="1" allowOverlap="1" wp14:anchorId="352CE5B0" wp14:editId="16746C94">
+              <wp:anchor distT="0" distB="0" distL="114300" distR="114300" simplePos="0" relativeHeight="251935232" behindDoc="1" locked="0" layoutInCell="1" allowOverlap="1" wp14:anchorId="352CE5B0" wp14:editId="16746C94">
                 <wp:simplePos x="0" y="0"/>
                 <wp:positionH relativeFrom="column">
                   <wp:posOffset>134620</wp:posOffset>
@@ -5495,7 +4904,7 @@
                 <wp:extent cx="241300" cy="166370"/>
                 <wp:effectExtent l="0" t="0" r="0" b="0"/>
                 <wp:wrapNone/>
-                <wp:docPr id="1143286746" name="Рисунок 1143286746" descr="Изображение выглядит как зарисовка, рисунок, Детское искусство, диаграмма&#10;&#10;Автоматически созданное описание"/>
+                <wp:docPr id="1501734443" name="Рисунок 1501734443" descr="Изображение выглядит как зарисовка, рисунок, Детское искусство, диаграмма&#10;&#10;Автоматически созданное описание"/>
                 <wp:cNvGraphicFramePr>
                   <a:graphicFrameLocks xmlns:a="http://schemas.openxmlformats.org/drawingml/2006/main" noChangeAspect="1"/>
                 </wp:cNvGraphicFramePr>
@@ -5568,16 +4977,7 @@
               <w:szCs w:val="18"/>
               <w:lang w:val="en-US"/>
             </w:rPr>
-            <w:t xml:space="preserve">{{ </w:t>
-          </w:r>
-          <w:proofErr w:type="spellStart"/>
-          <w:r>
-            <w:rPr>
-              <w:sz w:val="18"/>
-              <w:szCs w:val="18"/>
-              <w:lang w:val="en-US"/>
-            </w:rPr>
-            <w:t>mm</w:t>
+            <w:t>{{ mm</w:t>
           </w:r>
           <w:proofErr w:type="gramEnd"/>
           <w:r>
@@ -5586,16 +4986,7 @@
               <w:szCs w:val="18"/>
               <w:lang w:val="en-US"/>
             </w:rPr>
-            <w:t>_yy</w:t>
-          </w:r>
-          <w:proofErr w:type="spellEnd"/>
-          <w:r>
-            <w:rPr>
-              <w:sz w:val="18"/>
-              <w:szCs w:val="18"/>
-              <w:lang w:val="en-US"/>
-            </w:rPr>
-            <w:t xml:space="preserve"> }}</w:t>
+            <w:t>_yy }}</w:t>
           </w:r>
         </w:p>
       </w:tc>
@@ -5728,6 +5119,7 @@
             <w:ind w:left="25"/>
             <w:rPr>
               <w:sz w:val="18"/>
+              <w:highlight w:val="green"/>
             </w:rPr>
           </w:pPr>
           <w:r>
@@ -5827,35 +5219,7 @@
             <w:rPr>
               <w:szCs w:val="24"/>
             </w:rPr>
-            <w:t>ООО «</w:t>
-          </w:r>
-          <w:proofErr w:type="spellStart"/>
-          <w:r>
-            <w:rPr>
-              <w:szCs w:val="24"/>
-            </w:rPr>
-            <w:t>СевЗап</w:t>
-          </w:r>
-          <w:proofErr w:type="spellEnd"/>
-          <w:r>
-            <w:rPr>
-              <w:szCs w:val="24"/>
-            </w:rPr>
-            <w:t xml:space="preserve"> НПЦ </w:t>
-          </w:r>
-          <w:proofErr w:type="spellStart"/>
-          <w:r>
-            <w:rPr>
-              <w:szCs w:val="24"/>
-            </w:rPr>
-            <w:t>АрхиМет</w:t>
-          </w:r>
-          <w:proofErr w:type="spellEnd"/>
-          <w:r>
-            <w:rPr>
-              <w:szCs w:val="24"/>
-            </w:rPr>
-            <w:t>»</w:t>
+            <w:t>ООО «СевЗап НПЦ АрхиМет»</w:t>
           </w:r>
         </w:p>
       </w:tc>
@@ -6026,67 +5390,9 @@
             <w:rPr>
               <w:noProof/>
             </w:rPr>
-            <mc:AlternateContent>
-              <mc:Choice Requires="wps">
-                <w:drawing>
-                  <wp:anchor distT="0" distB="0" distL="114300" distR="114300" simplePos="0" relativeHeight="251930112" behindDoc="0" locked="0" layoutInCell="1" allowOverlap="1" wp14:anchorId="0B7622DD" wp14:editId="232EF63F">
-                    <wp:simplePos x="0" y="0"/>
-                    <wp:positionH relativeFrom="column">
-                      <wp:posOffset>-439420</wp:posOffset>
-                    </wp:positionH>
-                    <wp:positionV relativeFrom="paragraph">
-                      <wp:posOffset>168275</wp:posOffset>
-                    </wp:positionV>
-                    <wp:extent cx="7092315" cy="7620"/>
-                    <wp:effectExtent l="0" t="0" r="13335" b="11430"/>
-                    <wp:wrapNone/>
-                    <wp:docPr id="2053843380" name="Прямая соединительная линия 55"/>
-                    <wp:cNvGraphicFramePr>
-                      <a:graphicFrameLocks xmlns:a="http://schemas.openxmlformats.org/drawingml/2006/main"/>
-                    </wp:cNvGraphicFramePr>
-                    <a:graphic xmlns:a="http://schemas.openxmlformats.org/drawingml/2006/main">
-                      <a:graphicData uri="http://schemas.microsoft.com/office/word/2010/wordprocessingShape">
-                        <wps:wsp>
-                          <wps:cNvCnPr>
-                            <a:cxnSpLocks noChangeShapeType="1"/>
-                          </wps:cNvCnPr>
-                          <wps:spPr bwMode="auto">
-                            <a:xfrm flipV="1">
-                              <a:off x="0" y="0"/>
-                              <a:ext cx="7092315" cy="7620"/>
-                            </a:xfrm>
-                            <a:prstGeom prst="line">
-                              <a:avLst/>
-                            </a:prstGeom>
-                            <a:noFill/>
-                            <a:ln w="19050">
-                              <a:solidFill>
-                                <a:srgbClr val="000000"/>
-                              </a:solidFill>
-                              <a:round/>
-                              <a:headEnd/>
-                              <a:tailEnd/>
-                            </a:ln>
-                          </wps:spPr>
-                          <wps:bodyPr/>
-                        </wps:wsp>
-                      </a:graphicData>
-                    </a:graphic>
-                    <wp14:sizeRelH relativeFrom="page">
-                      <wp14:pctWidth>0</wp14:pctWidth>
-                    </wp14:sizeRelH>
-                    <wp14:sizeRelV relativeFrom="page">
-                      <wp14:pctHeight>0</wp14:pctHeight>
-                    </wp14:sizeRelV>
-                  </wp:anchor>
-                </w:drawing>
-              </mc:Choice>
-              <mc:Fallback>
-                <w:pict>
-                  <v:line w14:anchorId="3B875529" id="Прямая соединительная линия 55" o:spid="_x0000_s1026" style="position:absolute;flip:y;z-index:251930112;visibility:visible;mso-wrap-style:square;mso-width-percent:0;mso-height-percent:0;mso-wrap-distance-left:9pt;mso-wrap-distance-top:0;mso-wrap-distance-right:9pt;mso-wrap-distance-bottom:0;mso-position-horizontal:absolute;mso-position-horizontal-relative:text;mso-position-vertical:absolute;mso-position-vertical-relative:text;mso-width-percent:0;mso-height-percent:0;mso-width-relative:page;mso-height-relative:page" from="-34.6pt,13.25pt" to="523.85pt,13.85pt" o:gfxdata="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" strokeweight="1.5pt"/>
-                </w:pict>
-              </mc:Fallback>
-            </mc:AlternateContent>
+            <w:pict w14:anchorId="0B7622DD">
+              <v:line id="Прямая соединительная линия 1120036560" o:spid="_x0000_s1690" style="position:absolute;left:0;text-align:left;flip:y;z-index:251937280;visibility:visible;mso-wrap-style:square;mso-width-percent:0;mso-height-percent:0;mso-wrap-distance-left:9pt;mso-wrap-distance-top:0;mso-wrap-distance-right:9pt;mso-wrap-distance-bottom:0;mso-position-horizontal:absolute;mso-position-horizontal-relative:text;mso-position-vertical:absolute;mso-position-vertical-relative:text;mso-width-percent:0;mso-height-percent:0;mso-width-relative:page;mso-height-relative:page" from="-34.6pt,13.25pt" to="523.85pt,13.85pt" o:gfxdata="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" strokeweight="1.5pt"/>
+            </w:pict>
           </w:r>
           <w:r>
             <w:rPr>
@@ -6114,6 +5420,7 @@
             <w:ind w:left="25"/>
             <w:rPr>
               <w:sz w:val="18"/>
+              <w:highlight w:val="green"/>
             </w:rPr>
           </w:pPr>
           <w:r>
@@ -6151,7 +5458,7 @@
               <w:sz w:val="18"/>
             </w:rPr>
             <w:drawing>
-              <wp:anchor distT="0" distB="0" distL="114300" distR="114300" simplePos="0" relativeHeight="251929088" behindDoc="1" locked="0" layoutInCell="1" allowOverlap="1" wp14:anchorId="4E243B7F" wp14:editId="5F0B4E5A">
+              <wp:anchor distT="0" distB="0" distL="114300" distR="114300" simplePos="0" relativeHeight="251936256" behindDoc="1" locked="0" layoutInCell="1" allowOverlap="1" wp14:anchorId="4E243B7F" wp14:editId="5F0B4E5A">
                 <wp:simplePos x="0" y="0"/>
                 <wp:positionH relativeFrom="column">
                   <wp:posOffset>71120</wp:posOffset>
@@ -6162,7 +5469,7 @@
                 <wp:extent cx="299720" cy="139700"/>
                 <wp:effectExtent l="0" t="0" r="0" b="0"/>
                 <wp:wrapNone/>
-                <wp:docPr id="629143428" name="Рисунок 629143428" descr="Изображение выглядит как рукописный текст, Шрифт, линия, каллиграфия&#10;&#10;Автоматически созданное описание"/>
+                <wp:docPr id="1137615828" name="Рисунок 1137615828" descr="Изображение выглядит как рукописный текст, Шрифт, линия, каллиграфия&#10;&#10;Автоматически созданное описание"/>
                 <wp:cNvGraphicFramePr>
                   <a:graphicFrameLocks xmlns:a="http://schemas.openxmlformats.org/drawingml/2006/main" noChangeAspect="1"/>
                 </wp:cNvGraphicFramePr>
@@ -6235,16 +5542,7 @@
               <w:szCs w:val="18"/>
               <w:lang w:val="en-US"/>
             </w:rPr>
-            <w:t xml:space="preserve">{{ </w:t>
-          </w:r>
-          <w:proofErr w:type="spellStart"/>
-          <w:r>
-            <w:rPr>
-              <w:sz w:val="18"/>
-              <w:szCs w:val="18"/>
-              <w:lang w:val="en-US"/>
-            </w:rPr>
-            <w:t>mm</w:t>
+            <w:t>{{ mm</w:t>
           </w:r>
           <w:proofErr w:type="gramEnd"/>
           <w:r>
@@ -6253,16 +5551,7 @@
               <w:szCs w:val="18"/>
               <w:lang w:val="en-US"/>
             </w:rPr>
-            <w:t>_yy</w:t>
-          </w:r>
-          <w:proofErr w:type="spellEnd"/>
-          <w:r>
-            <w:rPr>
-              <w:sz w:val="18"/>
-              <w:szCs w:val="18"/>
-              <w:lang w:val="en-US"/>
-            </w:rPr>
-            <w:t xml:space="preserve"> }}</w:t>
+            <w:t>_yy }}</w:t>
           </w:r>
         </w:p>
       </w:tc>
@@ -6328,181 +5617,26 @@
       <w:rPr>
         <w:noProof/>
       </w:rPr>
-      <mc:AlternateContent>
-        <mc:Choice Requires="wpg">
-          <w:drawing>
-            <wp:anchor distT="0" distB="0" distL="114300" distR="114300" simplePos="0" relativeHeight="251868672" behindDoc="0" locked="0" layoutInCell="1" allowOverlap="1" wp14:anchorId="4FC9BD05" wp14:editId="3DD39CE6">
-              <wp:simplePos x="0" y="0"/>
-              <wp:positionH relativeFrom="column">
-                <wp:posOffset>-685165</wp:posOffset>
-              </wp:positionH>
-              <wp:positionV relativeFrom="paragraph">
-                <wp:posOffset>-3245485</wp:posOffset>
-              </wp:positionV>
-              <wp:extent cx="196850" cy="3233420"/>
-              <wp:effectExtent l="0" t="0" r="12700" b="0"/>
-              <wp:wrapNone/>
-              <wp:docPr id="1946346769" name="Группа 53"/>
-              <wp:cNvGraphicFramePr>
-                <a:graphicFrameLocks xmlns:a="http://schemas.openxmlformats.org/drawingml/2006/main"/>
-              </wp:cNvGraphicFramePr>
-              <a:graphic xmlns:a="http://schemas.openxmlformats.org/drawingml/2006/main">
-                <a:graphicData uri="http://schemas.microsoft.com/office/word/2010/wordprocessingGroup">
-                  <wpg:wgp>
-                    <wpg:cNvGrpSpPr>
-                      <a:grpSpLocks/>
-                    </wpg:cNvGrpSpPr>
-                    <wpg:grpSpPr bwMode="auto">
-                      <a:xfrm>
-                        <a:off x="0" y="0"/>
-                        <a:ext cx="196850" cy="3233420"/>
-                        <a:chOff x="376" y="11630"/>
-                        <a:chExt cx="295" cy="4829"/>
-                      </a:xfrm>
-                    </wpg:grpSpPr>
-                    <wps:wsp>
-                      <wps:cNvPr id="758542410" name="Line 10"/>
-                      <wps:cNvCnPr>
-                        <a:cxnSpLocks noChangeShapeType="1"/>
-                      </wps:cNvCnPr>
-                      <wps:spPr bwMode="auto">
-                        <a:xfrm flipH="1" flipV="1">
-                          <a:off x="376" y="11640"/>
-                          <a:ext cx="4" cy="4819"/>
-                        </a:xfrm>
-                        <a:prstGeom prst="line">
-                          <a:avLst/>
-                        </a:prstGeom>
-                        <a:noFill/>
-                        <a:ln w="19050">
-                          <a:solidFill>
-                            <a:srgbClr val="000000"/>
-                          </a:solidFill>
-                          <a:round/>
-                          <a:headEnd type="none" w="sm" len="sm"/>
-                          <a:tailEnd type="none" w="sm" len="sm"/>
-                        </a:ln>
-                      </wps:spPr>
-                      <wps:bodyPr/>
-                    </wps:wsp>
-                    <wps:wsp>
-                      <wps:cNvPr id="758542411" name="Line 11"/>
-                      <wps:cNvCnPr>
-                        <a:cxnSpLocks noChangeShapeType="1"/>
-                      </wps:cNvCnPr>
-                      <wps:spPr bwMode="auto">
-                        <a:xfrm flipH="1" flipV="1">
-                          <a:off x="667" y="11630"/>
-                          <a:ext cx="4" cy="4819"/>
-                        </a:xfrm>
-                        <a:prstGeom prst="line">
-                          <a:avLst/>
-                        </a:prstGeom>
-                        <a:noFill/>
-                        <a:ln w="19050">
-                          <a:solidFill>
-                            <a:srgbClr val="000000"/>
-                          </a:solidFill>
-                          <a:round/>
-                          <a:headEnd type="none" w="sm" len="sm"/>
-                          <a:tailEnd type="none" w="sm" len="sm"/>
-                        </a:ln>
-                      </wps:spPr>
-                      <wps:bodyPr/>
-                    </wps:wsp>
-                  </wpg:wgp>
-                </a:graphicData>
-              </a:graphic>
-              <wp14:sizeRelH relativeFrom="page">
-                <wp14:pctWidth>0</wp14:pctWidth>
-              </wp14:sizeRelH>
-              <wp14:sizeRelV relativeFrom="page">
-                <wp14:pctHeight>0</wp14:pctHeight>
-              </wp14:sizeRelV>
-            </wp:anchor>
-          </w:drawing>
-        </mc:Choice>
-        <mc:Fallback>
-          <w:pict>
-            <v:group w14:anchorId="74DA9F90" id="Группа 53" o:spid="_x0000_s1026" style="position:absolute;margin-left:-53.95pt;margin-top:-255.55pt;width:15.5pt;height:254.6pt;z-index:251868672" coordorigin="376,11630" coordsize="295,4829" o:gfxdata="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">
-              <v:line id="Line 10" o:spid="_x0000_s1027" style="position:absolute;flip:x y;visibility:visible;mso-wrap-style:square" from="376,11640" to="380,16459" o:connectortype="straight" o:gfxdata="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" strokeweight="1.5pt">
-                <v:stroke startarrowwidth="narrow" startarrowlength="short" endarrowwidth="narrow" endarrowlength="short"/>
-              </v:line>
-              <v:line id="Line 11" o:spid="_x0000_s1028" style="position:absolute;flip:x y;visibility:visible;mso-wrap-style:square" from="667,11630" to="671,16449" o:connectortype="straight" o:gfxdata="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" strokeweight="1.5pt">
-                <v:stroke startarrowwidth="narrow" startarrowlength="short" endarrowwidth="narrow" endarrowlength="short"/>
-              </v:line>
-            </v:group>
-          </w:pict>
-        </mc:Fallback>
-      </mc:AlternateContent>
+      <w:pict w14:anchorId="4FC9BD05">
+        <v:group id="Группа 1120036559" o:spid="_x0000_s1592" style="position:absolute;left:0;text-align:left;margin-left:-53.95pt;margin-top:-255.55pt;width:15.5pt;height:254.6pt;z-index:251868672;mso-position-horizontal-relative:text;mso-position-vertical-relative:text" coordorigin="376,11630" coordsize="295,4829" o:gfxdata="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">
+          <v:line id="Line 10" o:spid="_x0000_s1593" style="position:absolute;flip:x y;visibility:visible;mso-wrap-style:square" from="376,11640" to="380,16459" o:connectortype="straight" o:gfxdata="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" strokeweight="1.5pt">
+            <v:stroke startarrowwidth="narrow" startarrowlength="short" endarrowwidth="narrow" endarrowlength="short"/>
+          </v:line>
+          <v:line id="Line 11" o:spid="_x0000_s1594" style="position:absolute;flip:x y;visibility:visible;mso-wrap-style:square" from="667,11630" to="671,16449" o:connectortype="straight" o:gfxdata="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" strokeweight="1.5pt">
+            <v:stroke startarrowwidth="narrow" startarrowlength="short" endarrowwidth="narrow" endarrowlength="short"/>
+          </v:line>
+        </v:group>
+      </w:pict>
     </w:r>
     <w:r>
       <w:rPr>
         <w:noProof/>
       </w:rPr>
-      <mc:AlternateContent>
-        <mc:Choice Requires="wps">
-          <w:drawing>
-            <wp:anchor distT="0" distB="0" distL="114300" distR="114300" simplePos="0" relativeHeight="251872768" behindDoc="0" locked="0" layoutInCell="1" allowOverlap="1" wp14:anchorId="096538FE" wp14:editId="514B9AE1">
-              <wp:simplePos x="0" y="0"/>
-              <wp:positionH relativeFrom="column">
-                <wp:posOffset>-680720</wp:posOffset>
-              </wp:positionH>
-              <wp:positionV relativeFrom="paragraph">
-                <wp:posOffset>-3246755</wp:posOffset>
-              </wp:positionV>
-              <wp:extent cx="417830" cy="635"/>
-              <wp:effectExtent l="0" t="0" r="1270" b="18415"/>
-              <wp:wrapNone/>
-              <wp:docPr id="28688411" name="Прямая соединительная линия 49"/>
-              <wp:cNvGraphicFramePr>
-                <a:graphicFrameLocks xmlns:a="http://schemas.openxmlformats.org/drawingml/2006/main"/>
-              </wp:cNvGraphicFramePr>
-              <a:graphic xmlns:a="http://schemas.openxmlformats.org/drawingml/2006/main">
-                <a:graphicData uri="http://schemas.microsoft.com/office/word/2010/wordprocessingShape">
-                  <wps:wsp>
-                    <wps:cNvCnPr>
-                      <a:cxnSpLocks noChangeShapeType="1"/>
-                    </wps:cNvCnPr>
-                    <wps:spPr bwMode="auto">
-                      <a:xfrm flipH="1">
-                        <a:off x="0" y="0"/>
-                        <a:ext cx="417830" cy="635"/>
-                      </a:xfrm>
-                      <a:prstGeom prst="line">
-                        <a:avLst/>
-                      </a:prstGeom>
-                      <a:noFill/>
-                      <a:ln w="19050">
-                        <a:solidFill>
-                          <a:srgbClr val="000000"/>
-                        </a:solidFill>
-                        <a:round/>
-                        <a:headEnd type="none" w="sm" len="sm"/>
-                        <a:tailEnd type="none" w="sm" len="sm"/>
-                      </a:ln>
-                    </wps:spPr>
-                    <wps:bodyPr/>
-                  </wps:wsp>
-                </a:graphicData>
-              </a:graphic>
-              <wp14:sizeRelH relativeFrom="page">
-                <wp14:pctWidth>0</wp14:pctWidth>
-              </wp14:sizeRelH>
-              <wp14:sizeRelV relativeFrom="page">
-                <wp14:pctHeight>0</wp14:pctHeight>
-              </wp14:sizeRelV>
-            </wp:anchor>
-          </w:drawing>
-        </mc:Choice>
-        <mc:Fallback>
-          <w:pict>
-            <v:line w14:anchorId="47D8360A" id="Прямая соединительная линия 49" o:spid="_x0000_s1026" style="position:absolute;flip:x;z-index:251872768;visibility:visible;mso-wrap-style:square;mso-width-percent:0;mso-height-percent:0;mso-wrap-distance-left:9pt;mso-wrap-distance-top:0;mso-wrap-distance-right:9pt;mso-wrap-distance-bottom:0;mso-position-horizontal:absolute;mso-position-horizontal-relative:text;mso-position-vertical:absolute;mso-position-vertical-relative:text;mso-width-percent:0;mso-height-percent:0;mso-width-relative:page;mso-height-relative:page" from="-53.6pt,-255.65pt" to="-20.7pt,-255.6pt" o:gfxdata="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" strokeweight="1.5pt">
-              <v:stroke startarrowwidth="narrow" startarrowlength="short" endarrowwidth="narrow" endarrowlength="short"/>
-            </v:line>
-          </w:pict>
-        </mc:Fallback>
-      </mc:AlternateContent>
+      <w:pict w14:anchorId="096538FE">
+        <v:line id="Прямая соединительная линия 1120036558" o:spid="_x0000_s1591" style="position:absolute;left:0;text-align:left;flip:x;z-index:251872768;visibility:visible;mso-wrap-style:square;mso-width-percent:0;mso-height-percent:0;mso-wrap-distance-left:9pt;mso-wrap-distance-top:0;mso-wrap-distance-right:9pt;mso-wrap-distance-bottom:0;mso-position-horizontal:absolute;mso-position-horizontal-relative:text;mso-position-vertical:absolute;mso-position-vertical-relative:text;mso-width-percent:0;mso-height-percent:0;mso-width-relative:page;mso-height-relative:page" from="-53.6pt,-255.65pt" to="-20.7pt,-255.6pt" o:gfxdata="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" strokeweight="1.5pt">
+          <v:stroke startarrowwidth="narrow" startarrowlength="short" endarrowwidth="narrow" endarrowlength="short"/>
+        </v:line>
+      </w:pict>
     </w:r>
   </w:p>
 </w:ftr>
@@ -6683,16 +5817,7 @@
               <w:szCs w:val="24"/>
               <w:lang w:val="en-US"/>
             </w:rPr>
-            <w:t xml:space="preserve">{{ </w:t>
-          </w:r>
-          <w:proofErr w:type="spellStart"/>
-          <w:r>
-            <w:rPr>
-              <w:sz w:val="36"/>
-              <w:szCs w:val="24"/>
-              <w:lang w:val="en-US"/>
-            </w:rPr>
-            <w:t>project</w:t>
+            <w:t>{{ project</w:t>
           </w:r>
           <w:proofErr w:type="gramEnd"/>
           <w:r>
@@ -6710,16 +5835,7 @@
               <w:szCs w:val="24"/>
               <w:lang w:val="en-US"/>
             </w:rPr>
-            <w:t>code</w:t>
-          </w:r>
-          <w:proofErr w:type="spellEnd"/>
-          <w:r>
-            <w:rPr>
-              <w:sz w:val="36"/>
-              <w:szCs w:val="24"/>
-              <w:lang w:val="en-US"/>
-            </w:rPr>
-            <w:t xml:space="preserve"> }}-</w:t>
+            <w:t>code }}-</w:t>
           </w:r>
           <w:proofErr w:type="gramEnd"/>
           <w:r>
@@ -6943,331 +6059,85 @@
             <w:rPr>
               <w:noProof/>
             </w:rPr>
-            <mc:AlternateContent>
-              <mc:Choice Requires="wps">
-                <w:drawing>
-                  <wp:anchor distT="0" distB="0" distL="114300" distR="114300" simplePos="0" relativeHeight="251934208" behindDoc="0" locked="0" layoutInCell="1" allowOverlap="1" wp14:anchorId="1BC4CB42" wp14:editId="7D6328C9">
-                    <wp:simplePos x="0" y="0"/>
-                    <wp:positionH relativeFrom="column">
-                      <wp:posOffset>-416560</wp:posOffset>
-                    </wp:positionH>
-                    <wp:positionV relativeFrom="paragraph">
-                      <wp:posOffset>-1599565</wp:posOffset>
-                    </wp:positionV>
-                    <wp:extent cx="173990" cy="890905"/>
-                    <wp:effectExtent l="0" t="0" r="0" b="0"/>
-                    <wp:wrapNone/>
-                    <wp:docPr id="2015354627" name="Прямоугольник 41"/>
-                    <wp:cNvGraphicFramePr>
-                      <a:graphicFrameLocks xmlns:a="http://schemas.openxmlformats.org/drawingml/2006/main"/>
-                    </wp:cNvGraphicFramePr>
-                    <a:graphic xmlns:a="http://schemas.openxmlformats.org/drawingml/2006/main">
-                      <a:graphicData uri="http://schemas.microsoft.com/office/word/2010/wordprocessingShape">
-                        <wps:wsp>
-                          <wps:cNvSpPr>
-                            <a:spLocks noChangeArrowheads="1"/>
-                          </wps:cNvSpPr>
-                          <wps:spPr bwMode="auto">
-                            <a:xfrm>
-                              <a:off x="0" y="0"/>
-                              <a:ext cx="173990" cy="890905"/>
-                            </a:xfrm>
-                            <a:prstGeom prst="rect">
-                              <a:avLst/>
-                            </a:prstGeom>
-                            <a:noFill/>
-                            <a:ln>
-                              <a:noFill/>
-                            </a:ln>
-                          </wps:spPr>
-                          <wps:txbx>
-                            <w:txbxContent>
-                              <w:p>
-                                <w:pPr>
-                                  <w:pStyle w:val="afc"/>
-                                  <w:ind w:firstLine="0"/>
-                                  <w:rPr>
-                                    <w:rStyle w:val="afd"/>
-                                    <w:rFonts w:ascii="Times New Roman" w:hAnsi="Times New Roman"/>
-                                    <w:sz w:val="20"/>
-                                    <w:szCs w:val="18"/>
-                                  </w:rPr>
-                                </w:pPr>
-                                <w:proofErr w:type="spellStart"/>
-                                <w:r>
-                                  <w:rPr>
-                                    <w:rStyle w:val="afd"/>
-                                    <w:rFonts w:ascii="Times New Roman" w:hAnsi="Times New Roman"/>
-                                    <w:sz w:val="20"/>
-                                    <w:szCs w:val="18"/>
-                                  </w:rPr>
-                                  <w:t>Взам</w:t>
-                                </w:r>
-                                <w:proofErr w:type="spellEnd"/>
-                                <w:r>
-                                  <w:rPr>
-                                    <w:rStyle w:val="afd"/>
-                                    <w:rFonts w:ascii="Times New Roman" w:hAnsi="Times New Roman"/>
-                                    <w:sz w:val="20"/>
-                                    <w:szCs w:val="18"/>
-                                  </w:rPr>
-                                  <w:t>. инв. №</w:t>
-                                </w:r>
-                              </w:p>
-                            </w:txbxContent>
-                          </wps:txbx>
-                          <wps:bodyPr rot="0" vert="vert270" wrap="square" lIns="12700" tIns="12700" rIns="12700" bIns="12700" anchor="t" anchorCtr="0" upright="1">
-                            <a:noAutofit/>
-                          </wps:bodyPr>
-                        </wps:wsp>
-                      </a:graphicData>
-                    </a:graphic>
-                    <wp14:sizeRelH relativeFrom="page">
-                      <wp14:pctWidth>0</wp14:pctWidth>
-                    </wp14:sizeRelH>
-                    <wp14:sizeRelV relativeFrom="page">
-                      <wp14:pctHeight>0</wp14:pctHeight>
-                    </wp14:sizeRelV>
-                  </wp:anchor>
-                </w:drawing>
-              </mc:Choice>
-              <mc:Fallback>
-                <w:pict>
-                  <v:rect w14:anchorId="1BC4CB42" id="Прямоугольник 41" o:spid="_x0000_s1029" style="position:absolute;margin-left:-32.8pt;margin-top:-125.95pt;width:13.7pt;height:70.15pt;z-index:251934208;visibility:visible;mso-wrap-style:square;mso-width-percent:0;mso-height-percent:0;mso-wrap-distance-left:9pt;mso-wrap-distance-top:0;mso-wrap-distance-right:9pt;mso-wrap-distance-bottom:0;mso-position-horizontal:absolute;mso-position-horizontal-relative:text;mso-position-vertical:absolute;mso-position-vertical-relative:text;mso-width-percent:0;mso-height-percent:0;mso-width-relative:page;mso-height-relative:page;v-text-anchor:top" o:gfxdata="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" filled="f" stroked="f">
-                    <v:textbox style="layout-flow:vertical;mso-layout-flow-alt:bottom-to-top" inset="1pt,1pt,1pt,1pt">
-                      <w:txbxContent>
-                        <w:p>
-                          <w:pPr>
-                            <w:pStyle w:val="afc"/>
-                            <w:ind w:firstLine="0"/>
-                            <w:rPr>
-                              <w:rStyle w:val="afd"/>
-                              <w:rFonts w:ascii="Times New Roman" w:hAnsi="Times New Roman"/>
-                              <w:sz w:val="20"/>
-                              <w:szCs w:val="18"/>
-                            </w:rPr>
-                          </w:pPr>
-                          <w:proofErr w:type="spellStart"/>
-                          <w:r>
-                            <w:rPr>
-                              <w:rStyle w:val="afd"/>
-                              <w:rFonts w:ascii="Times New Roman" w:hAnsi="Times New Roman"/>
-                              <w:sz w:val="20"/>
-                              <w:szCs w:val="18"/>
-                            </w:rPr>
-                            <w:t>Взам</w:t>
-                          </w:r>
-                          <w:proofErr w:type="spellEnd"/>
-                          <w:r>
-                            <w:rPr>
-                              <w:rStyle w:val="afd"/>
-                              <w:rFonts w:ascii="Times New Roman" w:hAnsi="Times New Roman"/>
-                              <w:sz w:val="20"/>
-                              <w:szCs w:val="18"/>
-                            </w:rPr>
-                            <w:t>. инв. №</w:t>
-                          </w:r>
-                        </w:p>
-                      </w:txbxContent>
-                    </v:textbox>
-                  </v:rect>
-                </w:pict>
-              </mc:Fallback>
-            </mc:AlternateContent>
+            <w:pict w14:anchorId="1BC4CB42">
+              <v:rect id="Прямоугольник 1120036554" o:spid="_x0000_s1698" style="position:absolute;margin-left:-32.8pt;margin-top:-125.95pt;width:13.7pt;height:70.15pt;z-index:251950592;visibility:visible;mso-wrap-style:square;mso-width-percent:0;mso-height-percent:0;mso-wrap-distance-left:9pt;mso-wrap-distance-top:0;mso-wrap-distance-right:9pt;mso-wrap-distance-bottom:0;mso-position-horizontal:absolute;mso-position-horizontal-relative:text;mso-position-vertical:absolute;mso-position-vertical-relative:text;mso-width-percent:0;mso-height-percent:0;mso-width-relative:page;mso-height-relative:page;v-text-anchor:top" o:gfxdata="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" filled="f" stroked="f">
+                <v:textbox style="layout-flow:vertical;mso-layout-flow-alt:bottom-to-top;mso-next-textbox:#Прямоугольник 1120036554" inset="1pt,1pt,1pt,1pt">
+                  <w:txbxContent>
+                    <w:p>
+                      <w:pPr>
+                        <w:pStyle w:val="afc"/>
+                        <w:ind w:firstLine="0"/>
+                        <w:rPr>
+                          <w:rStyle w:val="afd"/>
+                          <w:rFonts w:ascii="Times New Roman" w:hAnsi="Times New Roman"/>
+                          <w:sz w:val="20"/>
+                          <w:szCs w:val="18"/>
+                        </w:rPr>
+                      </w:pPr>
+                      <w:r>
+                        <w:rPr>
+                          <w:rStyle w:val="afd"/>
+                          <w:rFonts w:ascii="Times New Roman" w:hAnsi="Times New Roman"/>
+                          <w:sz w:val="20"/>
+                          <w:szCs w:val="18"/>
+                        </w:rPr>
+                        <w:t>Взам. инв. №</w:t>
+                      </w:r>
+                    </w:p>
+                  </w:txbxContent>
+                </v:textbox>
+              </v:rect>
+            </w:pict>
           </w:r>
           <w:r>
             <w:rPr>
               <w:noProof/>
             </w:rPr>
-            <mc:AlternateContent>
-              <mc:Choice Requires="wps">
-                <w:drawing>
-                  <wp:anchor distT="0" distB="0" distL="114300" distR="114300" simplePos="0" relativeHeight="251932160" behindDoc="0" locked="0" layoutInCell="1" allowOverlap="1" wp14:anchorId="67B6539A" wp14:editId="778E16C1">
-                    <wp:simplePos x="0" y="0"/>
-                    <wp:positionH relativeFrom="column">
-                      <wp:posOffset>-427355</wp:posOffset>
-                    </wp:positionH>
-                    <wp:positionV relativeFrom="paragraph">
-                      <wp:posOffset>-709295</wp:posOffset>
-                    </wp:positionV>
-                    <wp:extent cx="417830" cy="635"/>
-                    <wp:effectExtent l="0" t="0" r="1270" b="18415"/>
-                    <wp:wrapNone/>
-                    <wp:docPr id="1968397981" name="Прямая соединительная линия 39"/>
-                    <wp:cNvGraphicFramePr>
-                      <a:graphicFrameLocks xmlns:a="http://schemas.openxmlformats.org/drawingml/2006/main"/>
-                    </wp:cNvGraphicFramePr>
-                    <a:graphic xmlns:a="http://schemas.openxmlformats.org/drawingml/2006/main">
-                      <a:graphicData uri="http://schemas.microsoft.com/office/word/2010/wordprocessingShape">
-                        <wps:wsp>
-                          <wps:cNvCnPr>
-                            <a:cxnSpLocks noChangeShapeType="1"/>
-                          </wps:cNvCnPr>
-                          <wps:spPr bwMode="auto">
-                            <a:xfrm flipH="1">
-                              <a:off x="0" y="0"/>
-                              <a:ext cx="417830" cy="635"/>
-                            </a:xfrm>
-                            <a:prstGeom prst="line">
-                              <a:avLst/>
-                            </a:prstGeom>
-                            <a:noFill/>
-                            <a:ln w="19050">
-                              <a:solidFill>
-                                <a:srgbClr val="000000"/>
-                              </a:solidFill>
-                              <a:round/>
-                              <a:headEnd type="none" w="sm" len="sm"/>
-                              <a:tailEnd type="none" w="sm" len="sm"/>
-                            </a:ln>
-                          </wps:spPr>
-                          <wps:bodyPr/>
-                        </wps:wsp>
-                      </a:graphicData>
-                    </a:graphic>
-                    <wp14:sizeRelH relativeFrom="page">
-                      <wp14:pctWidth>0</wp14:pctWidth>
-                    </wp14:sizeRelH>
-                    <wp14:sizeRelV relativeFrom="page">
-                      <wp14:pctHeight>0</wp14:pctHeight>
-                    </wp14:sizeRelV>
-                  </wp:anchor>
-                </w:drawing>
-              </mc:Choice>
-              <mc:Fallback>
-                <w:pict>
-                  <v:line w14:anchorId="74DA9383" id="Прямая соединительная линия 39" o:spid="_x0000_s1026" style="position:absolute;flip:x;z-index:251932160;visibility:visible;mso-wrap-style:square;mso-width-percent:0;mso-height-percent:0;mso-wrap-distance-left:9pt;mso-wrap-distance-top:0;mso-wrap-distance-right:9pt;mso-wrap-distance-bottom:0;mso-position-horizontal:absolute;mso-position-horizontal-relative:text;mso-position-vertical:absolute;mso-position-vertical-relative:text;mso-width-percent:0;mso-height-percent:0;mso-width-relative:page;mso-height-relative:page" from="-33.65pt,-55.85pt" to="-.75pt,-55.8pt" o:gfxdata="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" strokeweight="1.5pt">
-                    <v:stroke startarrowwidth="narrow" startarrowlength="short" endarrowwidth="narrow" endarrowlength="short"/>
-                  </v:line>
-                </w:pict>
-              </mc:Fallback>
-            </mc:AlternateContent>
+            <w:pict w14:anchorId="67B6539A">
+              <v:line id="Прямая соединительная линия 1120036553" o:spid="_x0000_s1696" style="position:absolute;flip:x;z-index:251948544;visibility:visible;mso-wrap-style:square;mso-width-percent:0;mso-height-percent:0;mso-wrap-distance-left:9pt;mso-wrap-distance-top:0;mso-wrap-distance-right:9pt;mso-wrap-distance-bottom:0;mso-position-horizontal:absolute;mso-position-horizontal-relative:text;mso-position-vertical:absolute;mso-position-vertical-relative:text;mso-width-percent:0;mso-height-percent:0;mso-width-relative:page;mso-height-relative:page" from="-33.65pt,-55.85pt" to="-.75pt,-55.8pt" o:gfxdata="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" strokeweight="1.5pt">
+                <v:stroke startarrowwidth="narrow" startarrowlength="short" endarrowwidth="narrow" endarrowlength="short"/>
+              </v:line>
+            </w:pict>
           </w:r>
           <w:r>
             <w:rPr>
               <w:noProof/>
             </w:rPr>
-            <mc:AlternateContent>
-              <mc:Choice Requires="wps">
-                <w:drawing>
-                  <wp:anchor distT="0" distB="0" distL="114300" distR="114300" simplePos="0" relativeHeight="251933184" behindDoc="0" locked="0" layoutInCell="1" allowOverlap="1" wp14:anchorId="58B236BA" wp14:editId="0CDA19AB">
-                    <wp:simplePos x="0" y="0"/>
-                    <wp:positionH relativeFrom="column">
-                      <wp:posOffset>-424815</wp:posOffset>
-                    </wp:positionH>
-                    <wp:positionV relativeFrom="paragraph">
-                      <wp:posOffset>-707390</wp:posOffset>
-                    </wp:positionV>
-                    <wp:extent cx="186055" cy="1243965"/>
-                    <wp:effectExtent l="0" t="0" r="0" b="0"/>
-                    <wp:wrapNone/>
-                    <wp:docPr id="1584709162" name="Прямоугольник 37"/>
-                    <wp:cNvGraphicFramePr>
-                      <a:graphicFrameLocks xmlns:a="http://schemas.openxmlformats.org/drawingml/2006/main"/>
-                    </wp:cNvGraphicFramePr>
-                    <a:graphic xmlns:a="http://schemas.openxmlformats.org/drawingml/2006/main">
-                      <a:graphicData uri="http://schemas.microsoft.com/office/word/2010/wordprocessingShape">
-                        <wps:wsp>
-                          <wps:cNvSpPr>
-                            <a:spLocks noChangeArrowheads="1"/>
-                          </wps:cNvSpPr>
-                          <wps:spPr bwMode="auto">
-                            <a:xfrm>
-                              <a:off x="0" y="0"/>
-                              <a:ext cx="186055" cy="1243965"/>
-                            </a:xfrm>
-                            <a:prstGeom prst="rect">
-                              <a:avLst/>
-                            </a:prstGeom>
-                            <a:noFill/>
-                            <a:ln>
-                              <a:noFill/>
-                            </a:ln>
-                          </wps:spPr>
-                          <wps:txbx>
-                            <w:txbxContent>
-                              <w:p>
-                                <w:pPr>
-                                  <w:pStyle w:val="afc"/>
-                                  <w:ind w:firstLine="0"/>
-                                  <w:jc w:val="center"/>
-                                  <w:rPr>
-                                    <w:sz w:val="20"/>
-                                    <w:szCs w:val="18"/>
-                                  </w:rPr>
-                                </w:pPr>
-                                <w:r>
-                                  <w:rPr>
-                                    <w:rStyle w:val="afd"/>
-                                    <w:rFonts w:ascii="Times New Roman" w:hAnsi="Times New Roman"/>
-                                    <w:sz w:val="20"/>
-                                    <w:szCs w:val="18"/>
-                                  </w:rPr>
-                                  <w:t xml:space="preserve">Подп. и </w:t>
-                                </w:r>
-                                <w:r>
-                                  <w:rPr>
-                                    <w:sz w:val="20"/>
-                                    <w:szCs w:val="18"/>
-                                  </w:rPr>
-                                  <w:t>дата</w:t>
-                                </w:r>
-                              </w:p>
-                            </w:txbxContent>
-                          </wps:txbx>
-                          <wps:bodyPr rot="0" vert="vert270" wrap="square" lIns="12700" tIns="12700" rIns="12700" bIns="12700" anchor="t" anchorCtr="0" upright="1">
-                            <a:noAutofit/>
-                          </wps:bodyPr>
-                        </wps:wsp>
-                      </a:graphicData>
-                    </a:graphic>
-                    <wp14:sizeRelH relativeFrom="page">
-                      <wp14:pctWidth>0</wp14:pctWidth>
-                    </wp14:sizeRelH>
-                    <wp14:sizeRelV relativeFrom="page">
-                      <wp14:pctHeight>0</wp14:pctHeight>
-                    </wp14:sizeRelV>
-                  </wp:anchor>
-                </w:drawing>
-              </mc:Choice>
-              <mc:Fallback>
-                <w:pict>
-                  <v:rect w14:anchorId="58B236BA" id="Прямоугольник 37" o:spid="_x0000_s1030" style="position:absolute;margin-left:-33.45pt;margin-top:-55.7pt;width:14.65pt;height:97.95pt;z-index:251933184;visibility:visible;mso-wrap-style:square;mso-width-percent:0;mso-height-percent:0;mso-wrap-distance-left:9pt;mso-wrap-distance-top:0;mso-wrap-distance-right:9pt;mso-wrap-distance-bottom:0;mso-position-horizontal:absolute;mso-position-horizontal-relative:text;mso-position-vertical:absolute;mso-position-vertical-relative:text;mso-width-percent:0;mso-height-percent:0;mso-width-relative:page;mso-height-relative:page;v-text-anchor:top" o:gfxdata="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" filled="f" stroked="f">
-                    <v:textbox style="layout-flow:vertical;mso-layout-flow-alt:bottom-to-top" inset="1pt,1pt,1pt,1pt">
-                      <w:txbxContent>
-                        <w:p>
-                          <w:pPr>
-                            <w:pStyle w:val="afc"/>
-                            <w:ind w:firstLine="0"/>
-                            <w:jc w:val="center"/>
-                            <w:rPr>
-                              <w:sz w:val="20"/>
-                              <w:szCs w:val="18"/>
-                            </w:rPr>
-                          </w:pPr>
-                          <w:r>
-                            <w:rPr>
-                              <w:rStyle w:val="afd"/>
-                              <w:rFonts w:ascii="Times New Roman" w:hAnsi="Times New Roman"/>
-                              <w:sz w:val="20"/>
-                              <w:szCs w:val="18"/>
-                            </w:rPr>
-                            <w:t xml:space="preserve">Подп. и </w:t>
-                          </w:r>
-                          <w:r>
-                            <w:rPr>
-                              <w:sz w:val="20"/>
-                              <w:szCs w:val="18"/>
-                            </w:rPr>
-                            <w:t>дата</w:t>
-                          </w:r>
-                        </w:p>
-                      </w:txbxContent>
-                    </v:textbox>
-                  </v:rect>
-                </w:pict>
-              </mc:Fallback>
-            </mc:AlternateContent>
+            <w:pict w14:anchorId="58B236BA">
+              <v:rect id="Прямоугольник 1120036552" o:spid="_x0000_s1697" style="position:absolute;margin-left:-33.45pt;margin-top:-55.7pt;width:14.65pt;height:97.95pt;z-index:251949568;visibility:visible;mso-wrap-style:square;mso-width-percent:0;mso-height-percent:0;mso-wrap-distance-left:9pt;mso-wrap-distance-top:0;mso-wrap-distance-right:9pt;mso-wrap-distance-bottom:0;mso-position-horizontal:absolute;mso-position-horizontal-relative:text;mso-position-vertical:absolute;mso-position-vertical-relative:text;mso-width-percent:0;mso-height-percent:0;mso-width-relative:page;mso-height-relative:page;v-text-anchor:top" o:gfxdata="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" filled="f" stroked="f">
+                <v:textbox style="layout-flow:vertical;mso-layout-flow-alt:bottom-to-top;mso-next-textbox:#Прямоугольник 1120036552" inset="1pt,1pt,1pt,1pt">
+                  <w:txbxContent>
+                    <w:p>
+                      <w:pPr>
+                        <w:pStyle w:val="afc"/>
+                        <w:ind w:firstLine="0"/>
+                        <w:jc w:val="center"/>
+                        <w:rPr>
+                          <w:sz w:val="20"/>
+                          <w:szCs w:val="18"/>
+                        </w:rPr>
+                      </w:pPr>
+                      <w:r>
+                        <w:rPr>
+                          <w:rStyle w:val="afd"/>
+                          <w:rFonts w:ascii="Times New Roman" w:hAnsi="Times New Roman"/>
+                          <w:sz w:val="20"/>
+                          <w:szCs w:val="18"/>
+                        </w:rPr>
+                        <w:t xml:space="preserve">Подп. и </w:t>
+                      </w:r>
+                      <w:r>
+                        <w:rPr>
+                          <w:sz w:val="20"/>
+                          <w:szCs w:val="18"/>
+                        </w:rPr>
+                        <w:t>дата</w:t>
+                      </w:r>
+                    </w:p>
+                  </w:txbxContent>
+                </v:textbox>
+              </v:rect>
+            </w:pict>
           </w:r>
         </w:p>
       </w:tc>
@@ -7401,34 +6271,16 @@
               <w:szCs w:val="24"/>
               <w:lang w:val="en-US"/>
             </w:rPr>
-            <w:t xml:space="preserve">{{ </w:t>
+            <w:t>{{ project</w:t>
           </w:r>
-          <w:proofErr w:type="spellStart"/>
+          <w:proofErr w:type="gramEnd"/>
           <w:r>
             <w:rPr>
               <w:sz w:val="24"/>
               <w:szCs w:val="24"/>
               <w:lang w:val="en-US"/>
             </w:rPr>
-            <w:t>project</w:t>
-          </w:r>
-          <w:proofErr w:type="gramEnd"/>
-          <w:r>
-            <w:rPr>
-              <w:sz w:val="24"/>
-              <w:szCs w:val="24"/>
-              <w:lang w:val="en-US"/>
-            </w:rPr>
-            <w:t>_name</w:t>
-          </w:r>
-          <w:proofErr w:type="spellEnd"/>
-          <w:r>
-            <w:rPr>
-              <w:sz w:val="24"/>
-              <w:szCs w:val="24"/>
-              <w:lang w:val="en-US"/>
-            </w:rPr>
-            <w:t xml:space="preserve"> }}</w:t>
+            <w:t>_name }}</w:t>
           </w:r>
         </w:p>
       </w:tc>
@@ -7642,7 +6494,6 @@
               <w:sz w:val="18"/>
             </w:rPr>
           </w:pPr>
-          <w:proofErr w:type="spellStart"/>
           <w:r>
             <w:rPr>
               <w:spacing w:val="-12"/>
@@ -7650,7 +6501,6 @@
             </w:rPr>
             <w:t>Кол.уч</w:t>
           </w:r>
-          <w:proofErr w:type="spellEnd"/>
         </w:p>
       </w:tc>
       <w:tc>
@@ -7823,199 +6673,53 @@
             <w:rPr>
               <w:noProof/>
             </w:rPr>
-            <mc:AlternateContent>
-              <mc:Choice Requires="wps">
-                <w:drawing>
-                  <wp:anchor distT="0" distB="0" distL="114300" distR="114300" simplePos="0" relativeHeight="251957760" behindDoc="0" locked="0" layoutInCell="1" allowOverlap="1" wp14:anchorId="47EA5A1B" wp14:editId="4171F1B8">
-                    <wp:simplePos x="0" y="0"/>
-                    <wp:positionH relativeFrom="column">
-                      <wp:posOffset>-437515</wp:posOffset>
-                    </wp:positionH>
-                    <wp:positionV relativeFrom="paragraph">
-                      <wp:posOffset>-14605</wp:posOffset>
-                    </wp:positionV>
-                    <wp:extent cx="417830" cy="635"/>
-                    <wp:effectExtent l="0" t="0" r="1270" b="18415"/>
-                    <wp:wrapNone/>
-                    <wp:docPr id="543043559" name="Прямая соединительная линия 35"/>
-                    <wp:cNvGraphicFramePr>
-                      <a:graphicFrameLocks xmlns:a="http://schemas.openxmlformats.org/drawingml/2006/main"/>
-                    </wp:cNvGraphicFramePr>
-                    <a:graphic xmlns:a="http://schemas.openxmlformats.org/drawingml/2006/main">
-                      <a:graphicData uri="http://schemas.microsoft.com/office/word/2010/wordprocessingShape">
-                        <wps:wsp>
-                          <wps:cNvCnPr>
-                            <a:cxnSpLocks noChangeShapeType="1"/>
-                          </wps:cNvCnPr>
-                          <wps:spPr bwMode="auto">
-                            <a:xfrm flipH="1">
-                              <a:off x="0" y="0"/>
-                              <a:ext cx="417830" cy="635"/>
-                            </a:xfrm>
-                            <a:prstGeom prst="line">
-                              <a:avLst/>
-                            </a:prstGeom>
-                            <a:noFill/>
-                            <a:ln w="19050">
-                              <a:solidFill>
-                                <a:srgbClr val="000000"/>
-                              </a:solidFill>
-                              <a:round/>
-                              <a:headEnd type="none" w="sm" len="sm"/>
-                              <a:tailEnd type="none" w="sm" len="sm"/>
-                            </a:ln>
-                          </wps:spPr>
-                          <wps:bodyPr/>
-                        </wps:wsp>
-                      </a:graphicData>
-                    </a:graphic>
-                    <wp14:sizeRelH relativeFrom="page">
-                      <wp14:pctWidth>0</wp14:pctWidth>
-                    </wp14:sizeRelH>
-                    <wp14:sizeRelV relativeFrom="page">
-                      <wp14:pctHeight>0</wp14:pctHeight>
-                    </wp14:sizeRelV>
-                  </wp:anchor>
-                </w:drawing>
-              </mc:Choice>
-              <mc:Fallback>
-                <w:pict>
-                  <v:line w14:anchorId="16CF62DC" id="Прямая соединительная линия 35" o:spid="_x0000_s1026" style="position:absolute;flip:x;z-index:251957760;visibility:visible;mso-wrap-style:square;mso-width-percent:0;mso-height-percent:0;mso-wrap-distance-left:9pt;mso-wrap-distance-top:0;mso-wrap-distance-right:9pt;mso-wrap-distance-bottom:0;mso-position-horizontal:absolute;mso-position-horizontal-relative:text;mso-position-vertical:absolute;mso-position-vertical-relative:text;mso-width-percent:0;mso-height-percent:0;mso-width-relative:page;mso-height-relative:page" from="-34.45pt,-1.15pt" to="-1.55pt,-1.1pt" o:gfxdata="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" strokeweight="1.5pt">
-                    <v:stroke startarrowwidth="narrow" startarrowlength="short" endarrowwidth="narrow" endarrowlength="short"/>
-                  </v:line>
-                </w:pict>
-              </mc:Fallback>
-            </mc:AlternateContent>
+            <w:pict w14:anchorId="47EA5A1B">
+              <v:line id="Прямая соединительная линия 1120036551" o:spid="_x0000_s1700" style="position:absolute;left:0;text-align:left;flip:x;z-index:251956736;visibility:visible;mso-wrap-style:square;mso-width-percent:0;mso-height-percent:0;mso-wrap-distance-left:9pt;mso-wrap-distance-top:0;mso-wrap-distance-right:9pt;mso-wrap-distance-bottom:0;mso-position-horizontal:absolute;mso-position-horizontal-relative:text;mso-position-vertical:absolute;mso-position-vertical-relative:text;mso-width-percent:0;mso-height-percent:0;mso-width-relative:page;mso-height-relative:page" from="-34.45pt,-1.15pt" to="-1.55pt,-1.1pt" o:gfxdata="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" strokeweight="1.5pt">
+                <v:stroke startarrowwidth="narrow" startarrowlength="short" endarrowwidth="narrow" endarrowlength="short"/>
+              </v:line>
+            </w:pict>
           </w:r>
           <w:r>
             <w:rPr>
               <w:noProof/>
             </w:rPr>
-            <mc:AlternateContent>
-              <mc:Choice Requires="wps">
-                <w:drawing>
-                  <wp:anchor distT="0" distB="0" distL="114300" distR="114300" simplePos="0" relativeHeight="251958784" behindDoc="0" locked="0" layoutInCell="1" allowOverlap="1" wp14:anchorId="048FA42A" wp14:editId="1482FBA0">
-                    <wp:simplePos x="0" y="0"/>
-                    <wp:positionH relativeFrom="column">
-                      <wp:posOffset>-427355</wp:posOffset>
-                    </wp:positionH>
-                    <wp:positionV relativeFrom="paragraph">
-                      <wp:posOffset>5715</wp:posOffset>
-                    </wp:positionV>
-                    <wp:extent cx="173990" cy="878840"/>
-                    <wp:effectExtent l="0" t="0" r="0" b="0"/>
-                    <wp:wrapNone/>
-                    <wp:docPr id="87097673" name="Прямоугольник 33"/>
-                    <wp:cNvGraphicFramePr>
-                      <a:graphicFrameLocks xmlns:a="http://schemas.openxmlformats.org/drawingml/2006/main"/>
-                    </wp:cNvGraphicFramePr>
-                    <a:graphic xmlns:a="http://schemas.openxmlformats.org/drawingml/2006/main">
-                      <a:graphicData uri="http://schemas.microsoft.com/office/word/2010/wordprocessingShape">
-                        <wps:wsp>
-                          <wps:cNvSpPr>
-                            <a:spLocks noChangeArrowheads="1"/>
-                          </wps:cNvSpPr>
-                          <wps:spPr bwMode="auto">
-                            <a:xfrm>
-                              <a:off x="0" y="0"/>
-                              <a:ext cx="173990" cy="878840"/>
-                            </a:xfrm>
-                            <a:prstGeom prst="rect">
-                              <a:avLst/>
-                            </a:prstGeom>
-                            <a:noFill/>
-                            <a:ln>
-                              <a:noFill/>
-                            </a:ln>
-                          </wps:spPr>
-                          <wps:txbx>
-                            <w:txbxContent>
-                              <w:p>
-                                <w:pPr>
-                                  <w:pStyle w:val="afc"/>
-                                  <w:ind w:firstLine="0"/>
-                                  <w:jc w:val="center"/>
-                                  <w:rPr>
-                                    <w:sz w:val="18"/>
-                                    <w:szCs w:val="18"/>
-                                  </w:rPr>
-                                </w:pPr>
-                                <w:r>
-                                  <w:rPr>
-                                    <w:rStyle w:val="afd"/>
-                                    <w:rFonts w:ascii="Times New Roman" w:hAnsi="Times New Roman"/>
-                                    <w:sz w:val="20"/>
-                                    <w:szCs w:val="18"/>
-                                  </w:rPr>
-                                  <w:t xml:space="preserve">Инв. № </w:t>
-                                </w:r>
-                                <w:r>
-                                  <w:rPr>
-                                    <w:rStyle w:val="afd"/>
-                                    <w:rFonts w:ascii="Times New Roman" w:hAnsi="Times New Roman"/>
-                                    <w:sz w:val="18"/>
-                                    <w:szCs w:val="18"/>
-                                  </w:rPr>
-                                  <w:t>подл.</w:t>
-                                </w:r>
-                              </w:p>
-                            </w:txbxContent>
-                          </wps:txbx>
-                          <wps:bodyPr rot="0" vert="vert270" wrap="square" lIns="12700" tIns="12700" rIns="12700" bIns="12700" anchor="t" anchorCtr="0" upright="1">
-                            <a:noAutofit/>
-                          </wps:bodyPr>
-                        </wps:wsp>
-                      </a:graphicData>
-                    </a:graphic>
-                    <wp14:sizeRelH relativeFrom="page">
-                      <wp14:pctWidth>0</wp14:pctWidth>
-                    </wp14:sizeRelH>
-                    <wp14:sizeRelV relativeFrom="page">
-                      <wp14:pctHeight>0</wp14:pctHeight>
-                    </wp14:sizeRelV>
-                  </wp:anchor>
-                </w:drawing>
-              </mc:Choice>
-              <mc:Fallback>
-                <w:pict>
-                  <v:rect w14:anchorId="048FA42A" id="Прямоугольник 33" o:spid="_x0000_s1031" style="position:absolute;left:0;text-align:left;margin-left:-33.65pt;margin-top:.45pt;width:13.7pt;height:69.2pt;z-index:251958784;visibility:visible;mso-wrap-style:square;mso-width-percent:0;mso-height-percent:0;mso-wrap-distance-left:9pt;mso-wrap-distance-top:0;mso-wrap-distance-right:9pt;mso-wrap-distance-bottom:0;mso-position-horizontal:absolute;mso-position-horizontal-relative:text;mso-position-vertical:absolute;mso-position-vertical-relative:text;mso-width-percent:0;mso-height-percent:0;mso-width-relative:page;mso-height-relative:page;v-text-anchor:top" o:gfxdata="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" filled="f" stroked="f">
-                    <v:textbox style="layout-flow:vertical;mso-layout-flow-alt:bottom-to-top" inset="1pt,1pt,1pt,1pt">
-                      <w:txbxContent>
-                        <w:p>
-                          <w:pPr>
-                            <w:pStyle w:val="afc"/>
-                            <w:ind w:firstLine="0"/>
-                            <w:jc w:val="center"/>
-                            <w:rPr>
-                              <w:sz w:val="18"/>
-                              <w:szCs w:val="18"/>
-                            </w:rPr>
-                          </w:pPr>
-                          <w:r>
-                            <w:rPr>
-                              <w:rStyle w:val="afd"/>
-                              <w:rFonts w:ascii="Times New Roman" w:hAnsi="Times New Roman"/>
-                              <w:sz w:val="20"/>
-                              <w:szCs w:val="18"/>
-                            </w:rPr>
-                            <w:t xml:space="preserve">Инв. № </w:t>
-                          </w:r>
-                          <w:r>
-                            <w:rPr>
-                              <w:rStyle w:val="afd"/>
-                              <w:rFonts w:ascii="Times New Roman" w:hAnsi="Times New Roman"/>
-                              <w:sz w:val="18"/>
-                              <w:szCs w:val="18"/>
-                            </w:rPr>
-                            <w:t>подл.</w:t>
-                          </w:r>
-                        </w:p>
-                      </w:txbxContent>
-                    </v:textbox>
-                  </v:rect>
-                </w:pict>
-              </mc:Fallback>
-            </mc:AlternateContent>
+            <w:pict w14:anchorId="048FA42A">
+              <v:rect id="Прямоугольник 1120036550" o:spid="_x0000_s1701" style="position:absolute;left:0;text-align:left;margin-left:-33.65pt;margin-top:.45pt;width:13.7pt;height:69.2pt;z-index:251957760;visibility:visible;mso-wrap-style:square;mso-width-percent:0;mso-height-percent:0;mso-wrap-distance-left:9pt;mso-wrap-distance-top:0;mso-wrap-distance-right:9pt;mso-wrap-distance-bottom:0;mso-position-horizontal:absolute;mso-position-horizontal-relative:text;mso-position-vertical:absolute;mso-position-vertical-relative:text;mso-width-percent:0;mso-height-percent:0;mso-width-relative:page;mso-height-relative:page;v-text-anchor:top" o:gfxdata="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" filled="f" stroked="f">
+                <v:textbox style="layout-flow:vertical;mso-layout-flow-alt:bottom-to-top;mso-next-textbox:#Прямоугольник 1120036550" inset="1pt,1pt,1pt,1pt">
+                  <w:txbxContent>
+                    <w:p>
+                      <w:pPr>
+                        <w:pStyle w:val="afc"/>
+                        <w:ind w:firstLine="0"/>
+                        <w:jc w:val="center"/>
+                        <w:rPr>
+                          <w:sz w:val="18"/>
+                          <w:szCs w:val="18"/>
+                        </w:rPr>
+                      </w:pPr>
+                      <w:r>
+                        <w:rPr>
+                          <w:rStyle w:val="afd"/>
+                          <w:rFonts w:ascii="Times New Roman" w:hAnsi="Times New Roman"/>
+                          <w:sz w:val="20"/>
+                          <w:szCs w:val="18"/>
+                        </w:rPr>
+                        <w:t xml:space="preserve">Инв. № </w:t>
+                      </w:r>
+                      <w:r>
+                        <w:rPr>
+                          <w:rStyle w:val="afd"/>
+                          <w:rFonts w:ascii="Times New Roman" w:hAnsi="Times New Roman"/>
+                          <w:sz w:val="18"/>
+                          <w:szCs w:val="18"/>
+                        </w:rPr>
+                        <w:t>подл.</w:t>
+                      </w:r>
+                    </w:p>
+                  </w:txbxContent>
+                </v:textbox>
+              </v:rect>
+            </w:pict>
           </w:r>
           <w:r>
             <w:rPr>
@@ -8093,7 +6797,7 @@
               <w:sz w:val="18"/>
             </w:rPr>
             <w:drawing>
-              <wp:anchor distT="0" distB="0" distL="114300" distR="114300" simplePos="0" relativeHeight="251953664" behindDoc="0" locked="0" layoutInCell="1" allowOverlap="1" wp14:anchorId="15999762" wp14:editId="40513FF3">
+              <wp:anchor distT="0" distB="0" distL="114300" distR="114300" simplePos="0" relativeHeight="251952640" behindDoc="0" locked="0" layoutInCell="1" allowOverlap="1" wp14:anchorId="15999762" wp14:editId="40513FF3">
                 <wp:simplePos x="0" y="0"/>
                 <wp:positionH relativeFrom="column">
                   <wp:posOffset>179705</wp:posOffset>
@@ -8178,16 +6882,7 @@
               <w:szCs w:val="18"/>
               <w:lang w:val="en-US"/>
             </w:rPr>
-            <w:t xml:space="preserve">{{ </w:t>
-          </w:r>
-          <w:proofErr w:type="spellStart"/>
-          <w:r>
-            <w:rPr>
-              <w:sz w:val="18"/>
-              <w:szCs w:val="18"/>
-              <w:lang w:val="en-US"/>
-            </w:rPr>
-            <w:t>mm</w:t>
+            <w:t>{{ mm</w:t>
           </w:r>
           <w:proofErr w:type="gramEnd"/>
           <w:r>
@@ -8196,16 +6891,7 @@
               <w:szCs w:val="18"/>
               <w:lang w:val="en-US"/>
             </w:rPr>
-            <w:t>_yy</w:t>
-          </w:r>
-          <w:proofErr w:type="spellEnd"/>
-          <w:r>
-            <w:rPr>
-              <w:sz w:val="18"/>
-              <w:szCs w:val="18"/>
-              <w:lang w:val="en-US"/>
-            </w:rPr>
-            <w:t xml:space="preserve"> }}</w:t>
+            <w:t>_yy }}</w:t>
           </w:r>
         </w:p>
       </w:tc>
@@ -8626,7 +7312,7 @@
               <w:sz w:val="18"/>
             </w:rPr>
             <w:drawing>
-              <wp:anchor distT="0" distB="0" distL="114300" distR="114300" simplePos="0" relativeHeight="251954688" behindDoc="1" locked="0" layoutInCell="1" allowOverlap="1" wp14:anchorId="080F33B5" wp14:editId="4A3F65D8">
+              <wp:anchor distT="0" distB="0" distL="114300" distR="114300" simplePos="0" relativeHeight="251953664" behindDoc="1" locked="0" layoutInCell="1" allowOverlap="1" wp14:anchorId="080F33B5" wp14:editId="4A3F65D8">
                 <wp:simplePos x="0" y="0"/>
                 <wp:positionH relativeFrom="column">
                   <wp:posOffset>167640</wp:posOffset>
@@ -8710,16 +7396,7 @@
               <w:szCs w:val="18"/>
               <w:lang w:val="en-US"/>
             </w:rPr>
-            <w:t xml:space="preserve">{{ </w:t>
-          </w:r>
-          <w:proofErr w:type="spellStart"/>
-          <w:r>
-            <w:rPr>
-              <w:sz w:val="18"/>
-              <w:szCs w:val="18"/>
-              <w:lang w:val="en-US"/>
-            </w:rPr>
-            <w:t>mm</w:t>
+            <w:t>{{ mm</w:t>
           </w:r>
           <w:proofErr w:type="gramEnd"/>
           <w:r>
@@ -8728,16 +7405,7 @@
               <w:szCs w:val="18"/>
               <w:lang w:val="en-US"/>
             </w:rPr>
-            <w:t>_yy</w:t>
-          </w:r>
-          <w:proofErr w:type="spellEnd"/>
-          <w:r>
-            <w:rPr>
-              <w:sz w:val="18"/>
-              <w:szCs w:val="18"/>
-              <w:lang w:val="en-US"/>
-            </w:rPr>
-            <w:t xml:space="preserve"> }}</w:t>
+            <w:t>_yy }}</w:t>
           </w:r>
         </w:p>
       </w:tc>
@@ -8969,35 +7637,7 @@
             <w:rPr>
               <w:szCs w:val="24"/>
             </w:rPr>
-            <w:t>ООО «</w:t>
-          </w:r>
-          <w:proofErr w:type="spellStart"/>
-          <w:r>
-            <w:rPr>
-              <w:szCs w:val="24"/>
-            </w:rPr>
-            <w:t>СевЗап</w:t>
-          </w:r>
-          <w:proofErr w:type="spellEnd"/>
-          <w:r>
-            <w:rPr>
-              <w:szCs w:val="24"/>
-            </w:rPr>
-            <w:t xml:space="preserve"> НПЦ </w:t>
-          </w:r>
-          <w:proofErr w:type="spellStart"/>
-          <w:r>
-            <w:rPr>
-              <w:szCs w:val="24"/>
-            </w:rPr>
-            <w:t>АрхиМет</w:t>
-          </w:r>
-          <w:proofErr w:type="spellEnd"/>
-          <w:r>
-            <w:rPr>
-              <w:szCs w:val="24"/>
-            </w:rPr>
-            <w:t>»</w:t>
+            <w:t>ООО «СевЗап НПЦ АрхиМет»</w:t>
           </w:r>
         </w:p>
       </w:tc>
@@ -9167,67 +7807,9 @@
             <w:rPr>
               <w:noProof/>
             </w:rPr>
-            <mc:AlternateContent>
-              <mc:Choice Requires="wps">
-                <w:drawing>
-                  <wp:anchor distT="0" distB="0" distL="114300" distR="114300" simplePos="0" relativeHeight="251956736" behindDoc="0" locked="0" layoutInCell="1" allowOverlap="1" wp14:anchorId="7D32E70E" wp14:editId="5B11BFD8">
-                    <wp:simplePos x="0" y="0"/>
-                    <wp:positionH relativeFrom="column">
-                      <wp:posOffset>-439420</wp:posOffset>
-                    </wp:positionH>
-                    <wp:positionV relativeFrom="paragraph">
-                      <wp:posOffset>168275</wp:posOffset>
-                    </wp:positionV>
-                    <wp:extent cx="7092315" cy="7620"/>
-                    <wp:effectExtent l="0" t="0" r="13335" b="11430"/>
-                    <wp:wrapNone/>
-                    <wp:docPr id="992677635" name="Прямая соединительная линия 31"/>
-                    <wp:cNvGraphicFramePr>
-                      <a:graphicFrameLocks xmlns:a="http://schemas.openxmlformats.org/drawingml/2006/main"/>
-                    </wp:cNvGraphicFramePr>
-                    <a:graphic xmlns:a="http://schemas.openxmlformats.org/drawingml/2006/main">
-                      <a:graphicData uri="http://schemas.microsoft.com/office/word/2010/wordprocessingShape">
-                        <wps:wsp>
-                          <wps:cNvCnPr>
-                            <a:cxnSpLocks noChangeShapeType="1"/>
-                          </wps:cNvCnPr>
-                          <wps:spPr bwMode="auto">
-                            <a:xfrm flipV="1">
-                              <a:off x="0" y="0"/>
-                              <a:ext cx="7092315" cy="7620"/>
-                            </a:xfrm>
-                            <a:prstGeom prst="line">
-                              <a:avLst/>
-                            </a:prstGeom>
-                            <a:noFill/>
-                            <a:ln w="19050">
-                              <a:solidFill>
-                                <a:srgbClr val="000000"/>
-                              </a:solidFill>
-                              <a:round/>
-                              <a:headEnd/>
-                              <a:tailEnd/>
-                            </a:ln>
-                          </wps:spPr>
-                          <wps:bodyPr/>
-                        </wps:wsp>
-                      </a:graphicData>
-                    </a:graphic>
-                    <wp14:sizeRelH relativeFrom="page">
-                      <wp14:pctWidth>0</wp14:pctWidth>
-                    </wp14:sizeRelH>
-                    <wp14:sizeRelV relativeFrom="page">
-                      <wp14:pctHeight>0</wp14:pctHeight>
-                    </wp14:sizeRelV>
-                  </wp:anchor>
-                </w:drawing>
-              </mc:Choice>
-              <mc:Fallback>
-                <w:pict>
-                  <v:line w14:anchorId="36779923" id="Прямая соединительная линия 31" o:spid="_x0000_s1026" style="position:absolute;flip:y;z-index:251956736;visibility:visible;mso-wrap-style:square;mso-width-percent:0;mso-height-percent:0;mso-wrap-distance-left:9pt;mso-wrap-distance-top:0;mso-wrap-distance-right:9pt;mso-wrap-distance-bottom:0;mso-position-horizontal:absolute;mso-position-horizontal-relative:text;mso-position-vertical:absolute;mso-position-vertical-relative:text;mso-width-percent:0;mso-height-percent:0;mso-width-relative:page;mso-height-relative:page" from="-34.6pt,13.25pt" to="523.85pt,13.85pt" o:gfxdata="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" strokeweight="1.5pt"/>
-                </w:pict>
-              </mc:Fallback>
-            </mc:AlternateContent>
+            <w:pict w14:anchorId="7D32E70E">
+              <v:line id="Прямая соединительная линия 1120036549" o:spid="_x0000_s1699" style="position:absolute;left:0;text-align:left;flip:y;z-index:251955712;visibility:visible;mso-wrap-style:square;mso-width-percent:0;mso-height-percent:0;mso-wrap-distance-left:9pt;mso-wrap-distance-top:0;mso-wrap-distance-right:9pt;mso-wrap-distance-bottom:0;mso-position-horizontal:absolute;mso-position-horizontal-relative:text;mso-position-vertical:absolute;mso-position-vertical-relative:text;mso-width-percent:0;mso-height-percent:0;mso-width-relative:page;mso-height-relative:page" from="-34.6pt,13.25pt" to="523.85pt,13.85pt" o:gfxdata="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" strokeweight="1.5pt"/>
+            </w:pict>
           </w:r>
           <w:r>
             <w:rPr>
@@ -9292,7 +7874,7 @@
               <w:sz w:val="18"/>
             </w:rPr>
             <w:drawing>
-              <wp:anchor distT="0" distB="0" distL="114300" distR="114300" simplePos="0" relativeHeight="251955712" behindDoc="0" locked="0" layoutInCell="1" allowOverlap="1" wp14:anchorId="24D71141" wp14:editId="69BDA62E">
+              <wp:anchor distT="0" distB="0" distL="114300" distR="114300" simplePos="0" relativeHeight="251954688" behindDoc="0" locked="0" layoutInCell="1" allowOverlap="1" wp14:anchorId="24D71141" wp14:editId="69BDA62E">
                 <wp:simplePos x="0" y="0"/>
                 <wp:positionH relativeFrom="column">
                   <wp:posOffset>134620</wp:posOffset>
@@ -9376,16 +7958,7 @@
               <w:szCs w:val="18"/>
               <w:lang w:val="en-US"/>
             </w:rPr>
-            <w:t xml:space="preserve">{{ </w:t>
-          </w:r>
-          <w:proofErr w:type="spellStart"/>
-          <w:r>
-            <w:rPr>
-              <w:sz w:val="18"/>
-              <w:szCs w:val="18"/>
-              <w:lang w:val="en-US"/>
-            </w:rPr>
-            <w:t>mm</w:t>
+            <w:t>{{ mm</w:t>
           </w:r>
           <w:proofErr w:type="gramEnd"/>
           <w:r>
@@ -9394,16 +7967,7 @@
               <w:szCs w:val="18"/>
               <w:lang w:val="en-US"/>
             </w:rPr>
-            <w:t>_yy</w:t>
-          </w:r>
-          <w:proofErr w:type="spellEnd"/>
-          <w:r>
-            <w:rPr>
-              <w:sz w:val="18"/>
-              <w:szCs w:val="18"/>
-              <w:lang w:val="en-US"/>
-            </w:rPr>
-            <w:t xml:space="preserve"> }}</w:t>
+            <w:t>_yy }}</w:t>
           </w:r>
         </w:p>
       </w:tc>
@@ -9469,181 +8033,26 @@
       <w:rPr>
         <w:noProof/>
       </w:rPr>
-      <mc:AlternateContent>
-        <mc:Choice Requires="wpg">
-          <w:drawing>
-            <wp:anchor distT="0" distB="0" distL="114300" distR="114300" simplePos="0" relativeHeight="251841024" behindDoc="0" locked="0" layoutInCell="1" allowOverlap="1" wp14:anchorId="2B9D1C10" wp14:editId="2435AAAE">
-              <wp:simplePos x="0" y="0"/>
-              <wp:positionH relativeFrom="column">
-                <wp:posOffset>-685165</wp:posOffset>
-              </wp:positionH>
-              <wp:positionV relativeFrom="paragraph">
-                <wp:posOffset>-3245485</wp:posOffset>
-              </wp:positionV>
-              <wp:extent cx="196850" cy="3233420"/>
-              <wp:effectExtent l="0" t="0" r="12700" b="0"/>
-              <wp:wrapNone/>
-              <wp:docPr id="691678187" name="Группа 29"/>
-              <wp:cNvGraphicFramePr>
-                <a:graphicFrameLocks xmlns:a="http://schemas.openxmlformats.org/drawingml/2006/main"/>
-              </wp:cNvGraphicFramePr>
-              <a:graphic xmlns:a="http://schemas.openxmlformats.org/drawingml/2006/main">
-                <a:graphicData uri="http://schemas.microsoft.com/office/word/2010/wordprocessingGroup">
-                  <wpg:wgp>
-                    <wpg:cNvGrpSpPr>
-                      <a:grpSpLocks/>
-                    </wpg:cNvGrpSpPr>
-                    <wpg:grpSpPr bwMode="auto">
-                      <a:xfrm>
-                        <a:off x="0" y="0"/>
-                        <a:ext cx="196850" cy="3233420"/>
-                        <a:chOff x="376" y="11630"/>
-                        <a:chExt cx="295" cy="4829"/>
-                      </a:xfrm>
-                    </wpg:grpSpPr>
-                    <wps:wsp>
-                      <wps:cNvPr id="1120036547" name="Line 10"/>
-                      <wps:cNvCnPr>
-                        <a:cxnSpLocks noChangeShapeType="1"/>
-                      </wps:cNvCnPr>
-                      <wps:spPr bwMode="auto">
-                        <a:xfrm flipH="1" flipV="1">
-                          <a:off x="376" y="11640"/>
-                          <a:ext cx="4" cy="4819"/>
-                        </a:xfrm>
-                        <a:prstGeom prst="line">
-                          <a:avLst/>
-                        </a:prstGeom>
-                        <a:noFill/>
-                        <a:ln w="19050">
-                          <a:solidFill>
-                            <a:srgbClr val="000000"/>
-                          </a:solidFill>
-                          <a:round/>
-                          <a:headEnd type="none" w="sm" len="sm"/>
-                          <a:tailEnd type="none" w="sm" len="sm"/>
-                        </a:ln>
-                      </wps:spPr>
-                      <wps:bodyPr/>
-                    </wps:wsp>
-                    <wps:wsp>
-                      <wps:cNvPr id="1120036548" name="Line 11"/>
-                      <wps:cNvCnPr>
-                        <a:cxnSpLocks noChangeShapeType="1"/>
-                      </wps:cNvCnPr>
-                      <wps:spPr bwMode="auto">
-                        <a:xfrm flipH="1" flipV="1">
-                          <a:off x="667" y="11630"/>
-                          <a:ext cx="4" cy="4819"/>
-                        </a:xfrm>
-                        <a:prstGeom prst="line">
-                          <a:avLst/>
-                        </a:prstGeom>
-                        <a:noFill/>
-                        <a:ln w="19050">
-                          <a:solidFill>
-                            <a:srgbClr val="000000"/>
-                          </a:solidFill>
-                          <a:round/>
-                          <a:headEnd type="none" w="sm" len="sm"/>
-                          <a:tailEnd type="none" w="sm" len="sm"/>
-                        </a:ln>
-                      </wps:spPr>
-                      <wps:bodyPr/>
-                    </wps:wsp>
-                  </wpg:wgp>
-                </a:graphicData>
-              </a:graphic>
-              <wp14:sizeRelH relativeFrom="page">
-                <wp14:pctWidth>0</wp14:pctWidth>
-              </wp14:sizeRelH>
-              <wp14:sizeRelV relativeFrom="page">
-                <wp14:pctHeight>0</wp14:pctHeight>
-              </wp14:sizeRelV>
-            </wp:anchor>
-          </w:drawing>
-        </mc:Choice>
-        <mc:Fallback>
-          <w:pict>
-            <v:group w14:anchorId="0CDD9EC8" id="Группа 29" o:spid="_x0000_s1026" style="position:absolute;margin-left:-53.95pt;margin-top:-255.55pt;width:15.5pt;height:254.6pt;z-index:251841024" coordorigin="376,11630" coordsize="295,4829" o:gfxdata="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">
-              <v:line id="Line 10" o:spid="_x0000_s1027" style="position:absolute;flip:x y;visibility:visible;mso-wrap-style:square" from="376,11640" to="380,16459" o:connectortype="straight" o:gfxdata="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" strokeweight="1.5pt">
-                <v:stroke startarrowwidth="narrow" startarrowlength="short" endarrowwidth="narrow" endarrowlength="short"/>
-              </v:line>
-              <v:line id="Line 11" o:spid="_x0000_s1028" style="position:absolute;flip:x y;visibility:visible;mso-wrap-style:square" from="667,11630" to="671,16449" o:connectortype="straight" o:gfxdata="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" strokeweight="1.5pt">
-                <v:stroke startarrowwidth="narrow" startarrowlength="short" endarrowwidth="narrow" endarrowlength="short"/>
-              </v:line>
-            </v:group>
-          </w:pict>
-        </mc:Fallback>
-      </mc:AlternateContent>
+      <w:pict w14:anchorId="2B9D1C10">
+        <v:group id="Группа 1120036546" o:spid="_x0000_s1605" style="position:absolute;left:0;text-align:left;margin-left:-53.95pt;margin-top:-255.55pt;width:15.5pt;height:254.6pt;z-index:251841024;mso-position-horizontal-relative:text;mso-position-vertical-relative:text" coordorigin="376,11630" coordsize="295,4829" o:gfxdata="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">
+          <v:line id="Line 10" o:spid="_x0000_s1606" style="position:absolute;flip:x y;visibility:visible;mso-wrap-style:square" from="376,11640" to="380,16459" o:connectortype="straight" o:gfxdata="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" strokeweight="1.5pt">
+            <v:stroke startarrowwidth="narrow" startarrowlength="short" endarrowwidth="narrow" endarrowlength="short"/>
+          </v:line>
+          <v:line id="Line 11" o:spid="_x0000_s1607" style="position:absolute;flip:x y;visibility:visible;mso-wrap-style:square" from="667,11630" to="671,16449" o:connectortype="straight" o:gfxdata="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" strokeweight="1.5pt">
+            <v:stroke startarrowwidth="narrow" startarrowlength="short" endarrowwidth="narrow" endarrowlength="short"/>
+          </v:line>
+        </v:group>
+      </w:pict>
     </w:r>
     <w:r>
       <w:rPr>
         <w:noProof/>
       </w:rPr>
-      <mc:AlternateContent>
-        <mc:Choice Requires="wps">
-          <w:drawing>
-            <wp:anchor distT="0" distB="0" distL="114300" distR="114300" simplePos="0" relativeHeight="251845120" behindDoc="0" locked="0" layoutInCell="1" allowOverlap="1" wp14:anchorId="454A5420" wp14:editId="1F162FCA">
-              <wp:simplePos x="0" y="0"/>
-              <wp:positionH relativeFrom="column">
-                <wp:posOffset>-680720</wp:posOffset>
-              </wp:positionH>
-              <wp:positionV relativeFrom="paragraph">
-                <wp:posOffset>-3246755</wp:posOffset>
-              </wp:positionV>
-              <wp:extent cx="417830" cy="635"/>
-              <wp:effectExtent l="0" t="0" r="1270" b="18415"/>
-              <wp:wrapNone/>
-              <wp:docPr id="352698453" name="Прямая соединительная линия 25"/>
-              <wp:cNvGraphicFramePr>
-                <a:graphicFrameLocks xmlns:a="http://schemas.openxmlformats.org/drawingml/2006/main"/>
-              </wp:cNvGraphicFramePr>
-              <a:graphic xmlns:a="http://schemas.openxmlformats.org/drawingml/2006/main">
-                <a:graphicData uri="http://schemas.microsoft.com/office/word/2010/wordprocessingShape">
-                  <wps:wsp>
-                    <wps:cNvCnPr>
-                      <a:cxnSpLocks noChangeShapeType="1"/>
-                    </wps:cNvCnPr>
-                    <wps:spPr bwMode="auto">
-                      <a:xfrm flipH="1">
-                        <a:off x="0" y="0"/>
-                        <a:ext cx="417830" cy="635"/>
-                      </a:xfrm>
-                      <a:prstGeom prst="line">
-                        <a:avLst/>
-                      </a:prstGeom>
-                      <a:noFill/>
-                      <a:ln w="19050">
-                        <a:solidFill>
-                          <a:srgbClr val="000000"/>
-                        </a:solidFill>
-                        <a:round/>
-                        <a:headEnd type="none" w="sm" len="sm"/>
-                        <a:tailEnd type="none" w="sm" len="sm"/>
-                      </a:ln>
-                    </wps:spPr>
-                    <wps:bodyPr/>
-                  </wps:wsp>
-                </a:graphicData>
-              </a:graphic>
-              <wp14:sizeRelH relativeFrom="page">
-                <wp14:pctWidth>0</wp14:pctWidth>
-              </wp14:sizeRelH>
-              <wp14:sizeRelV relativeFrom="page">
-                <wp14:pctHeight>0</wp14:pctHeight>
-              </wp14:sizeRelV>
-            </wp:anchor>
-          </w:drawing>
-        </mc:Choice>
-        <mc:Fallback>
-          <w:pict>
-            <v:line w14:anchorId="0D4606E3" id="Прямая соединительная линия 25" o:spid="_x0000_s1026" style="position:absolute;flip:x;z-index:251845120;visibility:visible;mso-wrap-style:square;mso-width-percent:0;mso-height-percent:0;mso-wrap-distance-left:9pt;mso-wrap-distance-top:0;mso-wrap-distance-right:9pt;mso-wrap-distance-bottom:0;mso-position-horizontal:absolute;mso-position-horizontal-relative:text;mso-position-vertical:absolute;mso-position-vertical-relative:text;mso-width-percent:0;mso-height-percent:0;mso-width-relative:page;mso-height-relative:page" from="-53.6pt,-255.65pt" to="-20.7pt,-255.6pt" o:gfxdata="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" strokeweight="1.5pt">
-              <v:stroke startarrowwidth="narrow" startarrowlength="short" endarrowwidth="narrow" endarrowlength="short"/>
-            </v:line>
-          </w:pict>
-        </mc:Fallback>
-      </mc:AlternateContent>
+      <w:pict w14:anchorId="454A5420">
+        <v:line id="Прямая соединительная линия 1120036545" o:spid="_x0000_s1604" style="position:absolute;left:0;text-align:left;flip:x;z-index:251845120;visibility:visible;mso-wrap-style:square;mso-width-percent:0;mso-height-percent:0;mso-wrap-distance-left:9pt;mso-wrap-distance-top:0;mso-wrap-distance-right:9pt;mso-wrap-distance-bottom:0;mso-position-horizontal:absolute;mso-position-horizontal-relative:text;mso-position-vertical:absolute;mso-position-vertical-relative:text;mso-width-percent:0;mso-height-percent:0;mso-width-relative:page;mso-height-relative:page" from="-53.6pt,-255.65pt" to="-20.7pt,-255.6pt" o:gfxdata="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" strokeweight="1.5pt">
+          <v:stroke startarrowwidth="narrow" startarrowlength="short" endarrowwidth="narrow" endarrowlength="short"/>
+        </v:line>
+      </w:pict>
     </w:r>
   </w:p>
 </w:ftr>
@@ -9825,16 +8234,7 @@
               <w:szCs w:val="24"/>
               <w:lang w:val="en-US"/>
             </w:rPr>
-            <w:t xml:space="preserve">{{ </w:t>
-          </w:r>
-          <w:proofErr w:type="spellStart"/>
-          <w:r>
-            <w:rPr>
-              <w:sz w:val="36"/>
-              <w:szCs w:val="24"/>
-              <w:lang w:val="en-US"/>
-            </w:rPr>
-            <w:t>project</w:t>
+            <w:t>{{ project</w:t>
           </w:r>
           <w:proofErr w:type="gramEnd"/>
           <w:r>
@@ -9852,16 +8252,7 @@
               <w:szCs w:val="24"/>
               <w:lang w:val="en-US"/>
             </w:rPr>
-            <w:t>code</w:t>
-          </w:r>
-          <w:proofErr w:type="spellEnd"/>
-          <w:r>
-            <w:rPr>
-              <w:sz w:val="36"/>
-              <w:szCs w:val="24"/>
-              <w:lang w:val="en-US"/>
-            </w:rPr>
-            <w:t xml:space="preserve"> }}-</w:t>
+            <w:t>code }}-</w:t>
           </w:r>
           <w:proofErr w:type="gramEnd"/>
           <w:r>
@@ -10086,331 +8477,85 @@
             <w:rPr>
               <w:noProof/>
             </w:rPr>
-            <mc:AlternateContent>
-              <mc:Choice Requires="wps">
-                <w:drawing>
-                  <wp:anchor distT="0" distB="0" distL="114300" distR="114300" simplePos="0" relativeHeight="251938304" behindDoc="0" locked="0" layoutInCell="1" allowOverlap="1" wp14:anchorId="7F858913" wp14:editId="3057219D">
-                    <wp:simplePos x="0" y="0"/>
-                    <wp:positionH relativeFrom="column">
-                      <wp:posOffset>-416560</wp:posOffset>
-                    </wp:positionH>
-                    <wp:positionV relativeFrom="paragraph">
-                      <wp:posOffset>-1599565</wp:posOffset>
-                    </wp:positionV>
-                    <wp:extent cx="173990" cy="890905"/>
-                    <wp:effectExtent l="0" t="0" r="0" b="0"/>
-                    <wp:wrapNone/>
-                    <wp:docPr id="2008306476" name="Прямоугольник 17"/>
-                    <wp:cNvGraphicFramePr>
-                      <a:graphicFrameLocks xmlns:a="http://schemas.openxmlformats.org/drawingml/2006/main"/>
-                    </wp:cNvGraphicFramePr>
-                    <a:graphic xmlns:a="http://schemas.openxmlformats.org/drawingml/2006/main">
-                      <a:graphicData uri="http://schemas.microsoft.com/office/word/2010/wordprocessingShape">
-                        <wps:wsp>
-                          <wps:cNvSpPr>
-                            <a:spLocks noChangeArrowheads="1"/>
-                          </wps:cNvSpPr>
-                          <wps:spPr bwMode="auto">
-                            <a:xfrm>
-                              <a:off x="0" y="0"/>
-                              <a:ext cx="173990" cy="890905"/>
-                            </a:xfrm>
-                            <a:prstGeom prst="rect">
-                              <a:avLst/>
-                            </a:prstGeom>
-                            <a:noFill/>
-                            <a:ln>
-                              <a:noFill/>
-                            </a:ln>
-                          </wps:spPr>
-                          <wps:txbx>
-                            <w:txbxContent>
-                              <w:p>
-                                <w:pPr>
-                                  <w:pStyle w:val="afc"/>
-                                  <w:ind w:firstLine="0"/>
-                                  <w:rPr>
-                                    <w:rStyle w:val="afd"/>
-                                    <w:rFonts w:ascii="Times New Roman" w:hAnsi="Times New Roman"/>
-                                    <w:sz w:val="20"/>
-                                    <w:szCs w:val="18"/>
-                                  </w:rPr>
-                                </w:pPr>
-                                <w:proofErr w:type="spellStart"/>
-                                <w:r>
-                                  <w:rPr>
-                                    <w:rStyle w:val="afd"/>
-                                    <w:rFonts w:ascii="Times New Roman" w:hAnsi="Times New Roman"/>
-                                    <w:sz w:val="20"/>
-                                    <w:szCs w:val="18"/>
-                                  </w:rPr>
-                                  <w:t>Взам</w:t>
-                                </w:r>
-                                <w:proofErr w:type="spellEnd"/>
-                                <w:r>
-                                  <w:rPr>
-                                    <w:rStyle w:val="afd"/>
-                                    <w:rFonts w:ascii="Times New Roman" w:hAnsi="Times New Roman"/>
-                                    <w:sz w:val="20"/>
-                                    <w:szCs w:val="18"/>
-                                  </w:rPr>
-                                  <w:t>. инв. №</w:t>
-                                </w:r>
-                              </w:p>
-                            </w:txbxContent>
-                          </wps:txbx>
-                          <wps:bodyPr rot="0" vert="vert270" wrap="square" lIns="12700" tIns="12700" rIns="12700" bIns="12700" anchor="t" anchorCtr="0" upright="1">
-                            <a:noAutofit/>
-                          </wps:bodyPr>
-                        </wps:wsp>
-                      </a:graphicData>
-                    </a:graphic>
-                    <wp14:sizeRelH relativeFrom="page">
-                      <wp14:pctWidth>0</wp14:pctWidth>
-                    </wp14:sizeRelH>
-                    <wp14:sizeRelV relativeFrom="page">
-                      <wp14:pctHeight>0</wp14:pctHeight>
-                    </wp14:sizeRelV>
-                  </wp:anchor>
-                </w:drawing>
-              </mc:Choice>
-              <mc:Fallback>
-                <w:pict>
-                  <v:rect w14:anchorId="7F858913" id="Прямоугольник 17" o:spid="_x0000_s1032" style="position:absolute;margin-left:-32.8pt;margin-top:-125.95pt;width:13.7pt;height:70.15pt;z-index:251938304;visibility:visible;mso-wrap-style:square;mso-width-percent:0;mso-height-percent:0;mso-wrap-distance-left:9pt;mso-wrap-distance-top:0;mso-wrap-distance-right:9pt;mso-wrap-distance-bottom:0;mso-position-horizontal:absolute;mso-position-horizontal-relative:text;mso-position-vertical:absolute;mso-position-vertical-relative:text;mso-width-percent:0;mso-height-percent:0;mso-width-relative:page;mso-height-relative:page;v-text-anchor:top" o:gfxdata="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" filled="f" stroked="f">
-                    <v:textbox style="layout-flow:vertical;mso-layout-flow-alt:bottom-to-top" inset="1pt,1pt,1pt,1pt">
-                      <w:txbxContent>
-                        <w:p>
-                          <w:pPr>
-                            <w:pStyle w:val="afc"/>
-                            <w:ind w:firstLine="0"/>
-                            <w:rPr>
-                              <w:rStyle w:val="afd"/>
-                              <w:rFonts w:ascii="Times New Roman" w:hAnsi="Times New Roman"/>
-                              <w:sz w:val="20"/>
-                              <w:szCs w:val="18"/>
-                            </w:rPr>
-                          </w:pPr>
-                          <w:proofErr w:type="spellStart"/>
-                          <w:r>
-                            <w:rPr>
-                              <w:rStyle w:val="afd"/>
-                              <w:rFonts w:ascii="Times New Roman" w:hAnsi="Times New Roman"/>
-                              <w:sz w:val="20"/>
-                              <w:szCs w:val="18"/>
-                            </w:rPr>
-                            <w:t>Взам</w:t>
-                          </w:r>
-                          <w:proofErr w:type="spellEnd"/>
-                          <w:r>
-                            <w:rPr>
-                              <w:rStyle w:val="afd"/>
-                              <w:rFonts w:ascii="Times New Roman" w:hAnsi="Times New Roman"/>
-                              <w:sz w:val="20"/>
-                              <w:szCs w:val="18"/>
-                            </w:rPr>
-                            <w:t>. инв. №</w:t>
-                          </w:r>
-                        </w:p>
-                      </w:txbxContent>
-                    </v:textbox>
-                  </v:rect>
-                </w:pict>
-              </mc:Fallback>
-            </mc:AlternateContent>
+            <w:pict w14:anchorId="7F858913">
+              <v:rect id="Прямоугольник 48" o:spid="_x0000_s1704" style="position:absolute;margin-left:-32.8pt;margin-top:-125.95pt;width:13.7pt;height:70.15pt;z-index:251961856;visibility:visible;mso-wrap-style:square;mso-width-percent:0;mso-height-percent:0;mso-wrap-distance-left:9pt;mso-wrap-distance-top:0;mso-wrap-distance-right:9pt;mso-wrap-distance-bottom:0;mso-position-horizontal:absolute;mso-position-horizontal-relative:text;mso-position-vertical:absolute;mso-position-vertical-relative:text;mso-width-percent:0;mso-height-percent:0;mso-width-relative:page;mso-height-relative:page;v-text-anchor:top" o:gfxdata="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" filled="f" stroked="f">
+                <v:textbox style="layout-flow:vertical;mso-layout-flow-alt:bottom-to-top;mso-next-textbox:#Прямоугольник 48" inset="1pt,1pt,1pt,1pt">
+                  <w:txbxContent>
+                    <w:p>
+                      <w:pPr>
+                        <w:pStyle w:val="afc"/>
+                        <w:ind w:firstLine="0"/>
+                        <w:rPr>
+                          <w:rStyle w:val="afd"/>
+                          <w:rFonts w:ascii="Times New Roman" w:hAnsi="Times New Roman"/>
+                          <w:sz w:val="20"/>
+                          <w:szCs w:val="18"/>
+                        </w:rPr>
+                      </w:pPr>
+                      <w:r>
+                        <w:rPr>
+                          <w:rStyle w:val="afd"/>
+                          <w:rFonts w:ascii="Times New Roman" w:hAnsi="Times New Roman"/>
+                          <w:sz w:val="20"/>
+                          <w:szCs w:val="18"/>
+                        </w:rPr>
+                        <w:t>Взам. инв. №</w:t>
+                      </w:r>
+                    </w:p>
+                  </w:txbxContent>
+                </v:textbox>
+              </v:rect>
+            </w:pict>
           </w:r>
           <w:r>
             <w:rPr>
               <w:noProof/>
             </w:rPr>
-            <mc:AlternateContent>
-              <mc:Choice Requires="wps">
-                <w:drawing>
-                  <wp:anchor distT="0" distB="0" distL="114300" distR="114300" simplePos="0" relativeHeight="251936256" behindDoc="0" locked="0" layoutInCell="1" allowOverlap="1" wp14:anchorId="40E8A79F" wp14:editId="0ACEB59D">
-                    <wp:simplePos x="0" y="0"/>
-                    <wp:positionH relativeFrom="column">
-                      <wp:posOffset>-427355</wp:posOffset>
-                    </wp:positionH>
-                    <wp:positionV relativeFrom="paragraph">
-                      <wp:posOffset>-709295</wp:posOffset>
-                    </wp:positionV>
-                    <wp:extent cx="417830" cy="635"/>
-                    <wp:effectExtent l="0" t="0" r="1270" b="18415"/>
-                    <wp:wrapNone/>
-                    <wp:docPr id="1362166433" name="Прямая соединительная линия 15"/>
-                    <wp:cNvGraphicFramePr>
-                      <a:graphicFrameLocks xmlns:a="http://schemas.openxmlformats.org/drawingml/2006/main"/>
-                    </wp:cNvGraphicFramePr>
-                    <a:graphic xmlns:a="http://schemas.openxmlformats.org/drawingml/2006/main">
-                      <a:graphicData uri="http://schemas.microsoft.com/office/word/2010/wordprocessingShape">
-                        <wps:wsp>
-                          <wps:cNvCnPr>
-                            <a:cxnSpLocks noChangeShapeType="1"/>
-                          </wps:cNvCnPr>
-                          <wps:spPr bwMode="auto">
-                            <a:xfrm flipH="1">
-                              <a:off x="0" y="0"/>
-                              <a:ext cx="417830" cy="635"/>
-                            </a:xfrm>
-                            <a:prstGeom prst="line">
-                              <a:avLst/>
-                            </a:prstGeom>
-                            <a:noFill/>
-                            <a:ln w="19050">
-                              <a:solidFill>
-                                <a:srgbClr val="000000"/>
-                              </a:solidFill>
-                              <a:round/>
-                              <a:headEnd type="none" w="sm" len="sm"/>
-                              <a:tailEnd type="none" w="sm" len="sm"/>
-                            </a:ln>
-                          </wps:spPr>
-                          <wps:bodyPr/>
-                        </wps:wsp>
-                      </a:graphicData>
-                    </a:graphic>
-                    <wp14:sizeRelH relativeFrom="page">
-                      <wp14:pctWidth>0</wp14:pctWidth>
-                    </wp14:sizeRelH>
-                    <wp14:sizeRelV relativeFrom="page">
-                      <wp14:pctHeight>0</wp14:pctHeight>
-                    </wp14:sizeRelV>
-                  </wp:anchor>
-                </w:drawing>
-              </mc:Choice>
-              <mc:Fallback>
-                <w:pict>
-                  <v:line w14:anchorId="7039939B" id="Прямая соединительная линия 15" o:spid="_x0000_s1026" style="position:absolute;flip:x;z-index:251936256;visibility:visible;mso-wrap-style:square;mso-width-percent:0;mso-height-percent:0;mso-wrap-distance-left:9pt;mso-wrap-distance-top:0;mso-wrap-distance-right:9pt;mso-wrap-distance-bottom:0;mso-position-horizontal:absolute;mso-position-horizontal-relative:text;mso-position-vertical:absolute;mso-position-vertical-relative:text;mso-width-percent:0;mso-height-percent:0;mso-width-relative:page;mso-height-relative:page" from="-33.65pt,-55.85pt" to="-.75pt,-55.8pt" o:gfxdata="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" strokeweight="1.5pt">
-                    <v:stroke startarrowwidth="narrow" startarrowlength="short" endarrowwidth="narrow" endarrowlength="short"/>
-                  </v:line>
-                </w:pict>
-              </mc:Fallback>
-            </mc:AlternateContent>
+            <w:pict w14:anchorId="40E8A79F">
+              <v:line id="Прямая соединительная линия 47" o:spid="_x0000_s1702" style="position:absolute;flip:x;z-index:251959808;visibility:visible;mso-wrap-style:square;mso-width-percent:0;mso-height-percent:0;mso-wrap-distance-left:9pt;mso-wrap-distance-top:0;mso-wrap-distance-right:9pt;mso-wrap-distance-bottom:0;mso-position-horizontal:absolute;mso-position-horizontal-relative:text;mso-position-vertical:absolute;mso-position-vertical-relative:text;mso-width-percent:0;mso-height-percent:0;mso-width-relative:page;mso-height-relative:page" from="-33.65pt,-55.85pt" to="-.75pt,-55.8pt" o:gfxdata="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" strokeweight="1.5pt">
+                <v:stroke startarrowwidth="narrow" startarrowlength="short" endarrowwidth="narrow" endarrowlength="short"/>
+              </v:line>
+            </w:pict>
           </w:r>
           <w:r>
             <w:rPr>
               <w:noProof/>
             </w:rPr>
-            <mc:AlternateContent>
-              <mc:Choice Requires="wps">
-                <w:drawing>
-                  <wp:anchor distT="0" distB="0" distL="114300" distR="114300" simplePos="0" relativeHeight="251937280" behindDoc="0" locked="0" layoutInCell="1" allowOverlap="1" wp14:anchorId="38735335" wp14:editId="2D5F5460">
-                    <wp:simplePos x="0" y="0"/>
-                    <wp:positionH relativeFrom="column">
-                      <wp:posOffset>-424815</wp:posOffset>
-                    </wp:positionH>
-                    <wp:positionV relativeFrom="paragraph">
-                      <wp:posOffset>-707390</wp:posOffset>
-                    </wp:positionV>
-                    <wp:extent cx="186055" cy="1243965"/>
-                    <wp:effectExtent l="0" t="0" r="0" b="0"/>
-                    <wp:wrapNone/>
-                    <wp:docPr id="1551896409" name="Прямоугольник 13"/>
-                    <wp:cNvGraphicFramePr>
-                      <a:graphicFrameLocks xmlns:a="http://schemas.openxmlformats.org/drawingml/2006/main"/>
-                    </wp:cNvGraphicFramePr>
-                    <a:graphic xmlns:a="http://schemas.openxmlformats.org/drawingml/2006/main">
-                      <a:graphicData uri="http://schemas.microsoft.com/office/word/2010/wordprocessingShape">
-                        <wps:wsp>
-                          <wps:cNvSpPr>
-                            <a:spLocks noChangeArrowheads="1"/>
-                          </wps:cNvSpPr>
-                          <wps:spPr bwMode="auto">
-                            <a:xfrm>
-                              <a:off x="0" y="0"/>
-                              <a:ext cx="186055" cy="1243965"/>
-                            </a:xfrm>
-                            <a:prstGeom prst="rect">
-                              <a:avLst/>
-                            </a:prstGeom>
-                            <a:noFill/>
-                            <a:ln>
-                              <a:noFill/>
-                            </a:ln>
-                          </wps:spPr>
-                          <wps:txbx>
-                            <w:txbxContent>
-                              <w:p>
-                                <w:pPr>
-                                  <w:pStyle w:val="afc"/>
-                                  <w:ind w:firstLine="0"/>
-                                  <w:jc w:val="center"/>
-                                  <w:rPr>
-                                    <w:sz w:val="20"/>
-                                    <w:szCs w:val="18"/>
-                                  </w:rPr>
-                                </w:pPr>
-                                <w:r>
-                                  <w:rPr>
-                                    <w:rStyle w:val="afd"/>
-                                    <w:rFonts w:ascii="Times New Roman" w:hAnsi="Times New Roman"/>
-                                    <w:sz w:val="20"/>
-                                    <w:szCs w:val="18"/>
-                                  </w:rPr>
-                                  <w:t xml:space="preserve">Подп. и </w:t>
-                                </w:r>
-                                <w:r>
-                                  <w:rPr>
-                                    <w:sz w:val="20"/>
-                                    <w:szCs w:val="18"/>
-                                  </w:rPr>
-                                  <w:t>дата</w:t>
-                                </w:r>
-                              </w:p>
-                            </w:txbxContent>
-                          </wps:txbx>
-                          <wps:bodyPr rot="0" vert="vert270" wrap="square" lIns="12700" tIns="12700" rIns="12700" bIns="12700" anchor="t" anchorCtr="0" upright="1">
-                            <a:noAutofit/>
-                          </wps:bodyPr>
-                        </wps:wsp>
-                      </a:graphicData>
-                    </a:graphic>
-                    <wp14:sizeRelH relativeFrom="page">
-                      <wp14:pctWidth>0</wp14:pctWidth>
-                    </wp14:sizeRelH>
-                    <wp14:sizeRelV relativeFrom="page">
-                      <wp14:pctHeight>0</wp14:pctHeight>
-                    </wp14:sizeRelV>
-                  </wp:anchor>
-                </w:drawing>
-              </mc:Choice>
-              <mc:Fallback>
-                <w:pict>
-                  <v:rect w14:anchorId="38735335" id="Прямоугольник 13" o:spid="_x0000_s1033" style="position:absolute;margin-left:-33.45pt;margin-top:-55.7pt;width:14.65pt;height:97.95pt;z-index:251937280;visibility:visible;mso-wrap-style:square;mso-width-percent:0;mso-height-percent:0;mso-wrap-distance-left:9pt;mso-wrap-distance-top:0;mso-wrap-distance-right:9pt;mso-wrap-distance-bottom:0;mso-position-horizontal:absolute;mso-position-horizontal-relative:text;mso-position-vertical:absolute;mso-position-vertical-relative:text;mso-width-percent:0;mso-height-percent:0;mso-width-relative:page;mso-height-relative:page;v-text-anchor:top" o:gfxdata="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" filled="f" stroked="f">
-                    <v:textbox style="layout-flow:vertical;mso-layout-flow-alt:bottom-to-top" inset="1pt,1pt,1pt,1pt">
-                      <w:txbxContent>
-                        <w:p>
-                          <w:pPr>
-                            <w:pStyle w:val="afc"/>
-                            <w:ind w:firstLine="0"/>
-                            <w:jc w:val="center"/>
-                            <w:rPr>
-                              <w:sz w:val="20"/>
-                              <w:szCs w:val="18"/>
-                            </w:rPr>
-                          </w:pPr>
-                          <w:r>
-                            <w:rPr>
-                              <w:rStyle w:val="afd"/>
-                              <w:rFonts w:ascii="Times New Roman" w:hAnsi="Times New Roman"/>
-                              <w:sz w:val="20"/>
-                              <w:szCs w:val="18"/>
-                            </w:rPr>
-                            <w:t xml:space="preserve">Подп. и </w:t>
-                          </w:r>
-                          <w:r>
-                            <w:rPr>
-                              <w:sz w:val="20"/>
-                              <w:szCs w:val="18"/>
-                            </w:rPr>
-                            <w:t>дата</w:t>
-                          </w:r>
-                        </w:p>
-                      </w:txbxContent>
-                    </v:textbox>
-                  </v:rect>
-                </w:pict>
-              </mc:Fallback>
-            </mc:AlternateContent>
+            <w:pict w14:anchorId="38735335">
+              <v:rect id="Прямоугольник 46" o:spid="_x0000_s1703" style="position:absolute;margin-left:-33.45pt;margin-top:-55.7pt;width:14.65pt;height:97.95pt;z-index:251960832;visibility:visible;mso-wrap-style:square;mso-width-percent:0;mso-height-percent:0;mso-wrap-distance-left:9pt;mso-wrap-distance-top:0;mso-wrap-distance-right:9pt;mso-wrap-distance-bottom:0;mso-position-horizontal:absolute;mso-position-horizontal-relative:text;mso-position-vertical:absolute;mso-position-vertical-relative:text;mso-width-percent:0;mso-height-percent:0;mso-width-relative:page;mso-height-relative:page;v-text-anchor:top" o:gfxdata="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" filled="f" stroked="f">
+                <v:textbox style="layout-flow:vertical;mso-layout-flow-alt:bottom-to-top;mso-next-textbox:#Прямоугольник 46" inset="1pt,1pt,1pt,1pt">
+                  <w:txbxContent>
+                    <w:p>
+                      <w:pPr>
+                        <w:pStyle w:val="afc"/>
+                        <w:ind w:firstLine="0"/>
+                        <w:jc w:val="center"/>
+                        <w:rPr>
+                          <w:sz w:val="20"/>
+                          <w:szCs w:val="18"/>
+                        </w:rPr>
+                      </w:pPr>
+                      <w:r>
+                        <w:rPr>
+                          <w:rStyle w:val="afd"/>
+                          <w:rFonts w:ascii="Times New Roman" w:hAnsi="Times New Roman"/>
+                          <w:sz w:val="20"/>
+                          <w:szCs w:val="18"/>
+                        </w:rPr>
+                        <w:t xml:space="preserve">Подп. и </w:t>
+                      </w:r>
+                      <w:r>
+                        <w:rPr>
+                          <w:sz w:val="20"/>
+                          <w:szCs w:val="18"/>
+                        </w:rPr>
+                        <w:t>дата</w:t>
+                      </w:r>
+                    </w:p>
+                  </w:txbxContent>
+                </v:textbox>
+              </v:rect>
+            </w:pict>
           </w:r>
         </w:p>
       </w:tc>
@@ -10545,34 +8690,16 @@
               <w:szCs w:val="24"/>
               <w:lang w:val="en-US"/>
             </w:rPr>
-            <w:t xml:space="preserve">{{ </w:t>
+            <w:t>{{ project</w:t>
           </w:r>
-          <w:proofErr w:type="spellStart"/>
+          <w:proofErr w:type="gramEnd"/>
           <w:r>
             <w:rPr>
               <w:sz w:val="24"/>
               <w:szCs w:val="24"/>
               <w:lang w:val="en-US"/>
             </w:rPr>
-            <w:t>project</w:t>
-          </w:r>
-          <w:proofErr w:type="gramEnd"/>
-          <w:r>
-            <w:rPr>
-              <w:sz w:val="24"/>
-              <w:szCs w:val="24"/>
-              <w:lang w:val="en-US"/>
-            </w:rPr>
-            <w:t>_name</w:t>
-          </w:r>
-          <w:proofErr w:type="spellEnd"/>
-          <w:r>
-            <w:rPr>
-              <w:sz w:val="24"/>
-              <w:szCs w:val="24"/>
-              <w:lang w:val="en-US"/>
-            </w:rPr>
-            <w:t xml:space="preserve"> }}</w:t>
+            <w:t>_name }}</w:t>
           </w:r>
         </w:p>
       </w:tc>
@@ -10786,7 +8913,6 @@
               <w:sz w:val="18"/>
             </w:rPr>
           </w:pPr>
-          <w:proofErr w:type="spellStart"/>
           <w:r>
             <w:rPr>
               <w:spacing w:val="-12"/>
@@ -10794,7 +8920,6 @@
             </w:rPr>
             <w:t>Кол.уч</w:t>
           </w:r>
-          <w:proofErr w:type="spellEnd"/>
         </w:p>
       </w:tc>
       <w:tc>
@@ -10967,199 +9092,53 @@
             <w:rPr>
               <w:noProof/>
             </w:rPr>
-            <mc:AlternateContent>
-              <mc:Choice Requires="wps">
-                <w:drawing>
-                  <wp:anchor distT="0" distB="0" distL="114300" distR="114300" simplePos="0" relativeHeight="251963904" behindDoc="0" locked="0" layoutInCell="1" allowOverlap="1" wp14:anchorId="3B4BE6EE" wp14:editId="41235336">
-                    <wp:simplePos x="0" y="0"/>
-                    <wp:positionH relativeFrom="column">
-                      <wp:posOffset>-437515</wp:posOffset>
-                    </wp:positionH>
-                    <wp:positionV relativeFrom="paragraph">
-                      <wp:posOffset>-14605</wp:posOffset>
-                    </wp:positionV>
-                    <wp:extent cx="417830" cy="635"/>
-                    <wp:effectExtent l="0" t="0" r="1270" b="18415"/>
-                    <wp:wrapNone/>
-                    <wp:docPr id="331384583" name="Прямая соединительная линия 11"/>
-                    <wp:cNvGraphicFramePr>
-                      <a:graphicFrameLocks xmlns:a="http://schemas.openxmlformats.org/drawingml/2006/main"/>
-                    </wp:cNvGraphicFramePr>
-                    <a:graphic xmlns:a="http://schemas.openxmlformats.org/drawingml/2006/main">
-                      <a:graphicData uri="http://schemas.microsoft.com/office/word/2010/wordprocessingShape">
-                        <wps:wsp>
-                          <wps:cNvCnPr>
-                            <a:cxnSpLocks noChangeShapeType="1"/>
-                          </wps:cNvCnPr>
-                          <wps:spPr bwMode="auto">
-                            <a:xfrm flipH="1">
-                              <a:off x="0" y="0"/>
-                              <a:ext cx="417830" cy="635"/>
-                            </a:xfrm>
-                            <a:prstGeom prst="line">
-                              <a:avLst/>
-                            </a:prstGeom>
-                            <a:noFill/>
-                            <a:ln w="19050">
-                              <a:solidFill>
-                                <a:srgbClr val="000000"/>
-                              </a:solidFill>
-                              <a:round/>
-                              <a:headEnd type="none" w="sm" len="sm"/>
-                              <a:tailEnd type="none" w="sm" len="sm"/>
-                            </a:ln>
-                          </wps:spPr>
-                          <wps:bodyPr/>
-                        </wps:wsp>
-                      </a:graphicData>
-                    </a:graphic>
-                    <wp14:sizeRelH relativeFrom="page">
-                      <wp14:pctWidth>0</wp14:pctWidth>
-                    </wp14:sizeRelH>
-                    <wp14:sizeRelV relativeFrom="page">
-                      <wp14:pctHeight>0</wp14:pctHeight>
-                    </wp14:sizeRelV>
-                  </wp:anchor>
-                </w:drawing>
-              </mc:Choice>
-              <mc:Fallback>
-                <w:pict>
-                  <v:line w14:anchorId="03FCA132" id="Прямая соединительная линия 11" o:spid="_x0000_s1026" style="position:absolute;flip:x;z-index:251963904;visibility:visible;mso-wrap-style:square;mso-width-percent:0;mso-height-percent:0;mso-wrap-distance-left:9pt;mso-wrap-distance-top:0;mso-wrap-distance-right:9pt;mso-wrap-distance-bottom:0;mso-position-horizontal:absolute;mso-position-horizontal-relative:text;mso-position-vertical:absolute;mso-position-vertical-relative:text;mso-width-percent:0;mso-height-percent:0;mso-width-relative:page;mso-height-relative:page" from="-34.45pt,-1.15pt" to="-1.55pt,-1.1pt" o:gfxdata="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" strokeweight="1.5pt">
-                    <v:stroke startarrowwidth="narrow" startarrowlength="short" endarrowwidth="narrow" endarrowlength="short"/>
-                  </v:line>
-                </w:pict>
-              </mc:Fallback>
-            </mc:AlternateContent>
+            <w:pict w14:anchorId="3B4BE6EE">
+              <v:line id="Прямая соединительная линия 45" o:spid="_x0000_s1709" style="position:absolute;left:0;text-align:left;flip:x;z-index:251973120;visibility:visible;mso-wrap-style:square;mso-width-percent:0;mso-height-percent:0;mso-wrap-distance-left:9pt;mso-wrap-distance-top:0;mso-wrap-distance-right:9pt;mso-wrap-distance-bottom:0;mso-position-horizontal:absolute;mso-position-horizontal-relative:text;mso-position-vertical:absolute;mso-position-vertical-relative:text;mso-width-percent:0;mso-height-percent:0;mso-width-relative:page;mso-height-relative:page" from="-34.45pt,-1.15pt" to="-1.55pt,-1.1pt" o:gfxdata="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" strokeweight="1.5pt">
+                <v:stroke startarrowwidth="narrow" startarrowlength="short" endarrowwidth="narrow" endarrowlength="short"/>
+              </v:line>
+            </w:pict>
           </w:r>
           <w:r>
             <w:rPr>
               <w:noProof/>
             </w:rPr>
-            <mc:AlternateContent>
-              <mc:Choice Requires="wps">
-                <w:drawing>
-                  <wp:anchor distT="0" distB="0" distL="114300" distR="114300" simplePos="0" relativeHeight="251964928" behindDoc="0" locked="0" layoutInCell="1" allowOverlap="1" wp14:anchorId="69E707A8" wp14:editId="0B14AECD">
-                    <wp:simplePos x="0" y="0"/>
-                    <wp:positionH relativeFrom="column">
-                      <wp:posOffset>-427355</wp:posOffset>
-                    </wp:positionH>
-                    <wp:positionV relativeFrom="paragraph">
-                      <wp:posOffset>5715</wp:posOffset>
-                    </wp:positionV>
-                    <wp:extent cx="173990" cy="878840"/>
-                    <wp:effectExtent l="0" t="0" r="0" b="0"/>
-                    <wp:wrapNone/>
-                    <wp:docPr id="896586442" name="Прямоугольник 9"/>
-                    <wp:cNvGraphicFramePr>
-                      <a:graphicFrameLocks xmlns:a="http://schemas.openxmlformats.org/drawingml/2006/main"/>
-                    </wp:cNvGraphicFramePr>
-                    <a:graphic xmlns:a="http://schemas.openxmlformats.org/drawingml/2006/main">
-                      <a:graphicData uri="http://schemas.microsoft.com/office/word/2010/wordprocessingShape">
-                        <wps:wsp>
-                          <wps:cNvSpPr>
-                            <a:spLocks noChangeArrowheads="1"/>
-                          </wps:cNvSpPr>
-                          <wps:spPr bwMode="auto">
-                            <a:xfrm>
-                              <a:off x="0" y="0"/>
-                              <a:ext cx="173990" cy="878840"/>
-                            </a:xfrm>
-                            <a:prstGeom prst="rect">
-                              <a:avLst/>
-                            </a:prstGeom>
-                            <a:noFill/>
-                            <a:ln>
-                              <a:noFill/>
-                            </a:ln>
-                          </wps:spPr>
-                          <wps:txbx>
-                            <w:txbxContent>
-                              <w:p>
-                                <w:pPr>
-                                  <w:pStyle w:val="afc"/>
-                                  <w:ind w:firstLine="0"/>
-                                  <w:jc w:val="center"/>
-                                  <w:rPr>
-                                    <w:sz w:val="18"/>
-                                    <w:szCs w:val="18"/>
-                                  </w:rPr>
-                                </w:pPr>
-                                <w:r>
-                                  <w:rPr>
-                                    <w:rStyle w:val="afd"/>
-                                    <w:rFonts w:ascii="Times New Roman" w:hAnsi="Times New Roman"/>
-                                    <w:sz w:val="20"/>
-                                    <w:szCs w:val="18"/>
-                                  </w:rPr>
-                                  <w:t xml:space="preserve">Инв. № </w:t>
-                                </w:r>
-                                <w:r>
-                                  <w:rPr>
-                                    <w:rStyle w:val="afd"/>
-                                    <w:rFonts w:ascii="Times New Roman" w:hAnsi="Times New Roman"/>
-                                    <w:sz w:val="18"/>
-                                    <w:szCs w:val="18"/>
-                                  </w:rPr>
-                                  <w:t>подл.</w:t>
-                                </w:r>
-                              </w:p>
-                            </w:txbxContent>
-                          </wps:txbx>
-                          <wps:bodyPr rot="0" vert="vert270" wrap="square" lIns="12700" tIns="12700" rIns="12700" bIns="12700" anchor="t" anchorCtr="0" upright="1">
-                            <a:noAutofit/>
-                          </wps:bodyPr>
-                        </wps:wsp>
-                      </a:graphicData>
-                    </a:graphic>
-                    <wp14:sizeRelH relativeFrom="page">
-                      <wp14:pctWidth>0</wp14:pctWidth>
-                    </wp14:sizeRelH>
-                    <wp14:sizeRelV relativeFrom="page">
-                      <wp14:pctHeight>0</wp14:pctHeight>
-                    </wp14:sizeRelV>
-                  </wp:anchor>
-                </w:drawing>
-              </mc:Choice>
-              <mc:Fallback>
-                <w:pict>
-                  <v:rect w14:anchorId="69E707A8" id="Прямоугольник 9" o:spid="_x0000_s1034" style="position:absolute;left:0;text-align:left;margin-left:-33.65pt;margin-top:.45pt;width:13.7pt;height:69.2pt;z-index:251964928;visibility:visible;mso-wrap-style:square;mso-width-percent:0;mso-height-percent:0;mso-wrap-distance-left:9pt;mso-wrap-distance-top:0;mso-wrap-distance-right:9pt;mso-wrap-distance-bottom:0;mso-position-horizontal:absolute;mso-position-horizontal-relative:text;mso-position-vertical:absolute;mso-position-vertical-relative:text;mso-width-percent:0;mso-height-percent:0;mso-width-relative:page;mso-height-relative:page;v-text-anchor:top" o:gfxdata="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" filled="f" stroked="f">
-                    <v:textbox style="layout-flow:vertical;mso-layout-flow-alt:bottom-to-top" inset="1pt,1pt,1pt,1pt">
-                      <w:txbxContent>
-                        <w:p>
-                          <w:pPr>
-                            <w:pStyle w:val="afc"/>
-                            <w:ind w:firstLine="0"/>
-                            <w:jc w:val="center"/>
-                            <w:rPr>
-                              <w:sz w:val="18"/>
-                              <w:szCs w:val="18"/>
-                            </w:rPr>
-                          </w:pPr>
-                          <w:r>
-                            <w:rPr>
-                              <w:rStyle w:val="afd"/>
-                              <w:rFonts w:ascii="Times New Roman" w:hAnsi="Times New Roman"/>
-                              <w:sz w:val="20"/>
-                              <w:szCs w:val="18"/>
-                            </w:rPr>
-                            <w:t xml:space="preserve">Инв. № </w:t>
-                          </w:r>
-                          <w:r>
-                            <w:rPr>
-                              <w:rStyle w:val="afd"/>
-                              <w:rFonts w:ascii="Times New Roman" w:hAnsi="Times New Roman"/>
-                              <w:sz w:val="18"/>
-                              <w:szCs w:val="18"/>
-                            </w:rPr>
-                            <w:t>подл.</w:t>
-                          </w:r>
-                        </w:p>
-                      </w:txbxContent>
-                    </v:textbox>
-                  </v:rect>
-                </w:pict>
-              </mc:Fallback>
-            </mc:AlternateContent>
+            <w:pict w14:anchorId="69E707A8">
+              <v:rect id="Прямоугольник 44" o:spid="_x0000_s1710" style="position:absolute;left:0;text-align:left;margin-left:-33.65pt;margin-top:.45pt;width:13.7pt;height:69.2pt;z-index:251974144;visibility:visible;mso-wrap-style:square;mso-width-percent:0;mso-height-percent:0;mso-wrap-distance-left:9pt;mso-wrap-distance-top:0;mso-wrap-distance-right:9pt;mso-wrap-distance-bottom:0;mso-position-horizontal:absolute;mso-position-horizontal-relative:text;mso-position-vertical:absolute;mso-position-vertical-relative:text;mso-width-percent:0;mso-height-percent:0;mso-width-relative:page;mso-height-relative:page;v-text-anchor:top" o:gfxdata="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" filled="f" stroked="f">
+                <v:textbox style="layout-flow:vertical;mso-layout-flow-alt:bottom-to-top;mso-next-textbox:#Прямоугольник 44" inset="1pt,1pt,1pt,1pt">
+                  <w:txbxContent>
+                    <w:p>
+                      <w:pPr>
+                        <w:pStyle w:val="afc"/>
+                        <w:ind w:firstLine="0"/>
+                        <w:jc w:val="center"/>
+                        <w:rPr>
+                          <w:sz w:val="18"/>
+                          <w:szCs w:val="18"/>
+                        </w:rPr>
+                      </w:pPr>
+                      <w:r>
+                        <w:rPr>
+                          <w:rStyle w:val="afd"/>
+                          <w:rFonts w:ascii="Times New Roman" w:hAnsi="Times New Roman"/>
+                          <w:sz w:val="20"/>
+                          <w:szCs w:val="18"/>
+                        </w:rPr>
+                        <w:t xml:space="preserve">Инв. № </w:t>
+                      </w:r>
+                      <w:r>
+                        <w:rPr>
+                          <w:rStyle w:val="afd"/>
+                          <w:rFonts w:ascii="Times New Roman" w:hAnsi="Times New Roman"/>
+                          <w:sz w:val="18"/>
+                          <w:szCs w:val="18"/>
+                        </w:rPr>
+                        <w:t>подл.</w:t>
+                      </w:r>
+                    </w:p>
+                  </w:txbxContent>
+                </v:textbox>
+              </v:rect>
+            </w:pict>
           </w:r>
           <w:r>
             <w:rPr>
@@ -11237,7 +9216,7 @@
               <w:sz w:val="18"/>
             </w:rPr>
             <w:drawing>
-              <wp:anchor distT="0" distB="0" distL="114300" distR="114300" simplePos="0" relativeHeight="251960832" behindDoc="0" locked="0" layoutInCell="1" allowOverlap="1" wp14:anchorId="5F1DB802" wp14:editId="122907DC">
+              <wp:anchor distT="0" distB="0" distL="114300" distR="114300" simplePos="0" relativeHeight="251970048" behindDoc="0" locked="0" layoutInCell="1" allowOverlap="1" wp14:anchorId="5F1DB802" wp14:editId="122907DC">
                 <wp:simplePos x="0" y="0"/>
                 <wp:positionH relativeFrom="column">
                   <wp:posOffset>175895</wp:posOffset>
@@ -11322,16 +9301,7 @@
               <w:szCs w:val="18"/>
               <w:lang w:val="en-US"/>
             </w:rPr>
-            <w:t xml:space="preserve">{{ </w:t>
-          </w:r>
-          <w:proofErr w:type="spellStart"/>
-          <w:r>
-            <w:rPr>
-              <w:sz w:val="18"/>
-              <w:szCs w:val="18"/>
-              <w:lang w:val="en-US"/>
-            </w:rPr>
-            <w:t>mm</w:t>
+            <w:t>{{ mm</w:t>
           </w:r>
           <w:proofErr w:type="gramEnd"/>
           <w:r>
@@ -11340,16 +9310,7 @@
               <w:szCs w:val="18"/>
               <w:lang w:val="en-US"/>
             </w:rPr>
-            <w:t>_yy</w:t>
-          </w:r>
-          <w:proofErr w:type="spellEnd"/>
-          <w:r>
-            <w:rPr>
-              <w:sz w:val="18"/>
-              <w:szCs w:val="18"/>
-              <w:lang w:val="en-US"/>
-            </w:rPr>
-            <w:t xml:space="preserve"> }}</w:t>
+            <w:t>_yy }}</w:t>
           </w:r>
         </w:p>
       </w:tc>
@@ -11770,7 +9731,7 @@
               <w:sz w:val="18"/>
             </w:rPr>
             <w:drawing>
-              <wp:anchor distT="0" distB="0" distL="114300" distR="114300" simplePos="0" relativeHeight="251961856" behindDoc="0" locked="0" layoutInCell="1" allowOverlap="1" wp14:anchorId="4B1F4250" wp14:editId="093FC42B">
+              <wp:anchor distT="0" distB="0" distL="114300" distR="114300" simplePos="0" relativeHeight="251971072" behindDoc="0" locked="0" layoutInCell="1" allowOverlap="1" wp14:anchorId="4B1F4250" wp14:editId="093FC42B">
                 <wp:simplePos x="0" y="0"/>
                 <wp:positionH relativeFrom="column">
                   <wp:posOffset>168772</wp:posOffset>
@@ -11847,16 +9808,7 @@
               <w:szCs w:val="18"/>
               <w:lang w:val="en-US"/>
             </w:rPr>
-            <w:t xml:space="preserve">{{ </w:t>
-          </w:r>
-          <w:proofErr w:type="spellStart"/>
-          <w:r>
-            <w:rPr>
-              <w:sz w:val="18"/>
-              <w:szCs w:val="18"/>
-              <w:lang w:val="en-US"/>
-            </w:rPr>
-            <w:t>mm</w:t>
+            <w:t>{{ mm</w:t>
           </w:r>
           <w:proofErr w:type="gramEnd"/>
           <w:r>
@@ -11865,16 +9817,7 @@
               <w:szCs w:val="18"/>
               <w:lang w:val="en-US"/>
             </w:rPr>
-            <w:t>_yy</w:t>
-          </w:r>
-          <w:proofErr w:type="spellEnd"/>
-          <w:r>
-            <w:rPr>
-              <w:sz w:val="18"/>
-              <w:szCs w:val="18"/>
-              <w:lang w:val="en-US"/>
-            </w:rPr>
-            <w:t xml:space="preserve"> }}</w:t>
+            <w:t>_yy }}</w:t>
           </w:r>
         </w:p>
       </w:tc>
@@ -12106,35 +10049,7 @@
             <w:rPr>
               <w:szCs w:val="24"/>
             </w:rPr>
-            <w:t>ООО «</w:t>
-          </w:r>
-          <w:proofErr w:type="spellStart"/>
-          <w:r>
-            <w:rPr>
-              <w:szCs w:val="24"/>
-            </w:rPr>
-            <w:t>СевЗап</w:t>
-          </w:r>
-          <w:proofErr w:type="spellEnd"/>
-          <w:r>
-            <w:rPr>
-              <w:szCs w:val="24"/>
-            </w:rPr>
-            <w:t xml:space="preserve"> НПЦ </w:t>
-          </w:r>
-          <w:proofErr w:type="spellStart"/>
-          <w:r>
-            <w:rPr>
-              <w:szCs w:val="24"/>
-            </w:rPr>
-            <w:t>АрхиМет</w:t>
-          </w:r>
-          <w:proofErr w:type="spellEnd"/>
-          <w:r>
-            <w:rPr>
-              <w:szCs w:val="24"/>
-            </w:rPr>
-            <w:t>»</w:t>
+            <w:t>ООО «СевЗап НПЦ АрхиМет»</w:t>
           </w:r>
         </w:p>
       </w:tc>
@@ -12304,67 +10219,9 @@
             <w:rPr>
               <w:noProof/>
             </w:rPr>
-            <mc:AlternateContent>
-              <mc:Choice Requires="wps">
-                <w:drawing>
-                  <wp:anchor distT="0" distB="0" distL="114300" distR="114300" simplePos="0" relativeHeight="251962880" behindDoc="0" locked="0" layoutInCell="1" allowOverlap="1" wp14:anchorId="6E555593" wp14:editId="7CF168D5">
-                    <wp:simplePos x="0" y="0"/>
-                    <wp:positionH relativeFrom="column">
-                      <wp:posOffset>-439420</wp:posOffset>
-                    </wp:positionH>
-                    <wp:positionV relativeFrom="paragraph">
-                      <wp:posOffset>168275</wp:posOffset>
-                    </wp:positionV>
-                    <wp:extent cx="7092315" cy="7620"/>
-                    <wp:effectExtent l="0" t="0" r="13335" b="11430"/>
-                    <wp:wrapNone/>
-                    <wp:docPr id="418372207" name="Прямая соединительная линия 7"/>
-                    <wp:cNvGraphicFramePr>
-                      <a:graphicFrameLocks xmlns:a="http://schemas.openxmlformats.org/drawingml/2006/main"/>
-                    </wp:cNvGraphicFramePr>
-                    <a:graphic xmlns:a="http://schemas.openxmlformats.org/drawingml/2006/main">
-                      <a:graphicData uri="http://schemas.microsoft.com/office/word/2010/wordprocessingShape">
-                        <wps:wsp>
-                          <wps:cNvCnPr>
-                            <a:cxnSpLocks noChangeShapeType="1"/>
-                          </wps:cNvCnPr>
-                          <wps:spPr bwMode="auto">
-                            <a:xfrm flipV="1">
-                              <a:off x="0" y="0"/>
-                              <a:ext cx="7092315" cy="7620"/>
-                            </a:xfrm>
-                            <a:prstGeom prst="line">
-                              <a:avLst/>
-                            </a:prstGeom>
-                            <a:noFill/>
-                            <a:ln w="19050">
-                              <a:solidFill>
-                                <a:srgbClr val="000000"/>
-                              </a:solidFill>
-                              <a:round/>
-                              <a:headEnd/>
-                              <a:tailEnd/>
-                            </a:ln>
-                          </wps:spPr>
-                          <wps:bodyPr/>
-                        </wps:wsp>
-                      </a:graphicData>
-                    </a:graphic>
-                    <wp14:sizeRelH relativeFrom="page">
-                      <wp14:pctWidth>0</wp14:pctWidth>
-                    </wp14:sizeRelH>
-                    <wp14:sizeRelV relativeFrom="page">
-                      <wp14:pctHeight>0</wp14:pctHeight>
-                    </wp14:sizeRelV>
-                  </wp:anchor>
-                </w:drawing>
-              </mc:Choice>
-              <mc:Fallback>
-                <w:pict>
-                  <v:line w14:anchorId="311C2DBB" id="Прямая соединительная линия 7" o:spid="_x0000_s1026" style="position:absolute;flip:y;z-index:251962880;visibility:visible;mso-wrap-style:square;mso-width-percent:0;mso-height-percent:0;mso-wrap-distance-left:9pt;mso-wrap-distance-top:0;mso-wrap-distance-right:9pt;mso-wrap-distance-bottom:0;mso-position-horizontal:absolute;mso-position-horizontal-relative:text;mso-position-vertical:absolute;mso-position-vertical-relative:text;mso-width-percent:0;mso-height-percent:0;mso-width-relative:page;mso-height-relative:page" from="-34.6pt,13.25pt" to="523.85pt,13.85pt" o:gfxdata="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" strokeweight="1.5pt"/>
-                </w:pict>
-              </mc:Fallback>
-            </mc:AlternateContent>
+            <w:pict w14:anchorId="6E555593">
+              <v:line id="Прямая соединительная линия 43" o:spid="_x0000_s1708" style="position:absolute;left:0;text-align:left;flip:y;z-index:251972096;visibility:visible;mso-wrap-style:square;mso-width-percent:0;mso-height-percent:0;mso-wrap-distance-left:9pt;mso-wrap-distance-top:0;mso-wrap-distance-right:9pt;mso-wrap-distance-bottom:0;mso-position-horizontal:absolute;mso-position-horizontal-relative:text;mso-position-vertical:absolute;mso-position-vertical-relative:text;mso-width-percent:0;mso-height-percent:0;mso-width-relative:page;mso-height-relative:page" from="-34.6pt,13.25pt" to="523.85pt,13.85pt" o:gfxdata="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" strokeweight="1.5pt"/>
+            </w:pict>
           </w:r>
           <w:r>
             <w:rPr>
@@ -12499,16 +10356,7 @@
               <w:szCs w:val="18"/>
               <w:lang w:val="en-US"/>
             </w:rPr>
-            <w:t xml:space="preserve">{{ </w:t>
-          </w:r>
-          <w:proofErr w:type="spellStart"/>
-          <w:r>
-            <w:rPr>
-              <w:sz w:val="18"/>
-              <w:szCs w:val="18"/>
-              <w:lang w:val="en-US"/>
-            </w:rPr>
-            <w:t>mm</w:t>
+            <w:t>{{ mm</w:t>
           </w:r>
           <w:proofErr w:type="gramEnd"/>
           <w:r>
@@ -12517,16 +10365,7 @@
               <w:szCs w:val="18"/>
               <w:lang w:val="en-US"/>
             </w:rPr>
-            <w:t>_yy</w:t>
-          </w:r>
-          <w:proofErr w:type="spellEnd"/>
-          <w:r>
-            <w:rPr>
-              <w:sz w:val="18"/>
-              <w:szCs w:val="18"/>
-              <w:lang w:val="en-US"/>
-            </w:rPr>
-            <w:t xml:space="preserve"> }}</w:t>
+            <w:t>_yy }}</w:t>
           </w:r>
         </w:p>
       </w:tc>
@@ -12592,181 +10431,26 @@
       <w:rPr>
         <w:noProof/>
       </w:rPr>
-      <mc:AlternateContent>
-        <mc:Choice Requires="wpg">
-          <w:drawing>
-            <wp:anchor distT="0" distB="0" distL="114300" distR="114300" simplePos="0" relativeHeight="251857408" behindDoc="0" locked="0" layoutInCell="1" allowOverlap="1" wp14:anchorId="2C0EA76E" wp14:editId="404E1C4B">
-              <wp:simplePos x="0" y="0"/>
-              <wp:positionH relativeFrom="column">
-                <wp:posOffset>-685165</wp:posOffset>
-              </wp:positionH>
-              <wp:positionV relativeFrom="paragraph">
-                <wp:posOffset>-3245485</wp:posOffset>
-              </wp:positionV>
-              <wp:extent cx="196850" cy="3233420"/>
-              <wp:effectExtent l="0" t="0" r="12700" b="0"/>
-              <wp:wrapNone/>
-              <wp:docPr id="1074737653" name="Группа 5"/>
-              <wp:cNvGraphicFramePr>
-                <a:graphicFrameLocks xmlns:a="http://schemas.openxmlformats.org/drawingml/2006/main"/>
-              </wp:cNvGraphicFramePr>
-              <a:graphic xmlns:a="http://schemas.openxmlformats.org/drawingml/2006/main">
-                <a:graphicData uri="http://schemas.microsoft.com/office/word/2010/wordprocessingGroup">
-                  <wpg:wgp>
-                    <wpg:cNvGrpSpPr>
-                      <a:grpSpLocks/>
-                    </wpg:cNvGrpSpPr>
-                    <wpg:grpSpPr bwMode="auto">
-                      <a:xfrm>
-                        <a:off x="0" y="0"/>
-                        <a:ext cx="196850" cy="3233420"/>
-                        <a:chOff x="376" y="11630"/>
-                        <a:chExt cx="295" cy="4829"/>
-                      </a:xfrm>
-                    </wpg:grpSpPr>
-                    <wps:wsp>
-                      <wps:cNvPr id="41" name="Line 10"/>
-                      <wps:cNvCnPr>
-                        <a:cxnSpLocks noChangeShapeType="1"/>
-                      </wps:cNvCnPr>
-                      <wps:spPr bwMode="auto">
-                        <a:xfrm flipH="1" flipV="1">
-                          <a:off x="376" y="11640"/>
-                          <a:ext cx="4" cy="4819"/>
-                        </a:xfrm>
-                        <a:prstGeom prst="line">
-                          <a:avLst/>
-                        </a:prstGeom>
-                        <a:noFill/>
-                        <a:ln w="19050">
-                          <a:solidFill>
-                            <a:srgbClr val="000000"/>
-                          </a:solidFill>
-                          <a:round/>
-                          <a:headEnd type="none" w="sm" len="sm"/>
-                          <a:tailEnd type="none" w="sm" len="sm"/>
-                        </a:ln>
-                      </wps:spPr>
-                      <wps:bodyPr/>
-                    </wps:wsp>
-                    <wps:wsp>
-                      <wps:cNvPr id="42" name="Line 11"/>
-                      <wps:cNvCnPr>
-                        <a:cxnSpLocks noChangeShapeType="1"/>
-                      </wps:cNvCnPr>
-                      <wps:spPr bwMode="auto">
-                        <a:xfrm flipH="1" flipV="1">
-                          <a:off x="667" y="11630"/>
-                          <a:ext cx="4" cy="4819"/>
-                        </a:xfrm>
-                        <a:prstGeom prst="line">
-                          <a:avLst/>
-                        </a:prstGeom>
-                        <a:noFill/>
-                        <a:ln w="19050">
-                          <a:solidFill>
-                            <a:srgbClr val="000000"/>
-                          </a:solidFill>
-                          <a:round/>
-                          <a:headEnd type="none" w="sm" len="sm"/>
-                          <a:tailEnd type="none" w="sm" len="sm"/>
-                        </a:ln>
-                      </wps:spPr>
-                      <wps:bodyPr/>
-                    </wps:wsp>
-                  </wpg:wgp>
-                </a:graphicData>
-              </a:graphic>
-              <wp14:sizeRelH relativeFrom="page">
-                <wp14:pctWidth>0</wp14:pctWidth>
-              </wp14:sizeRelH>
-              <wp14:sizeRelV relativeFrom="page">
-                <wp14:pctHeight>0</wp14:pctHeight>
-              </wp14:sizeRelV>
-            </wp:anchor>
-          </w:drawing>
-        </mc:Choice>
-        <mc:Fallback>
-          <w:pict>
-            <v:group w14:anchorId="7EEAA737" id="Группа 5" o:spid="_x0000_s1026" style="position:absolute;margin-left:-53.95pt;margin-top:-255.55pt;width:15.5pt;height:254.6pt;z-index:251857408" coordorigin="376,11630" coordsize="295,4829" o:gfxdata="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">
-              <v:line id="Line 10" o:spid="_x0000_s1027" style="position:absolute;flip:x y;visibility:visible;mso-wrap-style:square" from="376,11640" to="380,16459" o:connectortype="straight" o:gfxdata="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" strokeweight="1.5pt">
-                <v:stroke startarrowwidth="narrow" startarrowlength="short" endarrowwidth="narrow" endarrowlength="short"/>
-              </v:line>
-              <v:line id="Line 11" o:spid="_x0000_s1028" style="position:absolute;flip:x y;visibility:visible;mso-wrap-style:square" from="667,11630" to="671,16449" o:connectortype="straight" o:gfxdata="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" strokeweight="1.5pt">
-                <v:stroke startarrowwidth="narrow" startarrowlength="short" endarrowwidth="narrow" endarrowlength="short"/>
-              </v:line>
-            </v:group>
-          </w:pict>
-        </mc:Fallback>
-      </mc:AlternateContent>
+      <w:pict w14:anchorId="2C0EA76E">
+        <v:group id="Группа 40" o:spid="_x0000_s1631" style="position:absolute;left:0;text-align:left;margin-left:-53.95pt;margin-top:-255.55pt;width:15.5pt;height:254.6pt;z-index:251857408;mso-position-horizontal-relative:text;mso-position-vertical-relative:text" coordorigin="376,11630" coordsize="295,4829" o:gfxdata="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">
+          <v:line id="Line 10" o:spid="_x0000_s1632" style="position:absolute;flip:x y;visibility:visible;mso-wrap-style:square" from="376,11640" to="380,16459" o:connectortype="straight" o:gfxdata="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" strokeweight="1.5pt">
+            <v:stroke startarrowwidth="narrow" startarrowlength="short" endarrowwidth="narrow" endarrowlength="short"/>
+          </v:line>
+          <v:line id="Line 11" o:spid="_x0000_s1633" style="position:absolute;flip:x y;visibility:visible;mso-wrap-style:square" from="667,11630" to="671,16449" o:connectortype="straight" o:gfxdata="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" strokeweight="1.5pt">
+            <v:stroke startarrowwidth="narrow" startarrowlength="short" endarrowwidth="narrow" endarrowlength="short"/>
+          </v:line>
+        </v:group>
+      </w:pict>
     </w:r>
     <w:r>
       <w:rPr>
         <w:noProof/>
       </w:rPr>
-      <mc:AlternateContent>
-        <mc:Choice Requires="wps">
-          <w:drawing>
-            <wp:anchor distT="0" distB="0" distL="114300" distR="114300" simplePos="0" relativeHeight="251861504" behindDoc="0" locked="0" layoutInCell="1" allowOverlap="1" wp14:anchorId="4939FAA8" wp14:editId="609F7157">
-              <wp:simplePos x="0" y="0"/>
-              <wp:positionH relativeFrom="column">
-                <wp:posOffset>-680720</wp:posOffset>
-              </wp:positionH>
-              <wp:positionV relativeFrom="paragraph">
-                <wp:posOffset>-3246755</wp:posOffset>
-              </wp:positionV>
-              <wp:extent cx="417830" cy="635"/>
-              <wp:effectExtent l="0" t="0" r="1270" b="18415"/>
-              <wp:wrapNone/>
-              <wp:docPr id="1809634581" name="Прямая соединительная линия 1"/>
-              <wp:cNvGraphicFramePr>
-                <a:graphicFrameLocks xmlns:a="http://schemas.openxmlformats.org/drawingml/2006/main"/>
-              </wp:cNvGraphicFramePr>
-              <a:graphic xmlns:a="http://schemas.openxmlformats.org/drawingml/2006/main">
-                <a:graphicData uri="http://schemas.microsoft.com/office/word/2010/wordprocessingShape">
-                  <wps:wsp>
-                    <wps:cNvCnPr>
-                      <a:cxnSpLocks noChangeShapeType="1"/>
-                    </wps:cNvCnPr>
-                    <wps:spPr bwMode="auto">
-                      <a:xfrm flipH="1">
-                        <a:off x="0" y="0"/>
-                        <a:ext cx="417830" cy="635"/>
-                      </a:xfrm>
-                      <a:prstGeom prst="line">
-                        <a:avLst/>
-                      </a:prstGeom>
-                      <a:noFill/>
-                      <a:ln w="19050">
-                        <a:solidFill>
-                          <a:srgbClr val="000000"/>
-                        </a:solidFill>
-                        <a:round/>
-                        <a:headEnd type="none" w="sm" len="sm"/>
-                        <a:tailEnd type="none" w="sm" len="sm"/>
-                      </a:ln>
-                    </wps:spPr>
-                    <wps:bodyPr/>
-                  </wps:wsp>
-                </a:graphicData>
-              </a:graphic>
-              <wp14:sizeRelH relativeFrom="page">
-                <wp14:pctWidth>0</wp14:pctWidth>
-              </wp14:sizeRelH>
-              <wp14:sizeRelV relativeFrom="page">
-                <wp14:pctHeight>0</wp14:pctHeight>
-              </wp14:sizeRelV>
-            </wp:anchor>
-          </w:drawing>
-        </mc:Choice>
-        <mc:Fallback>
-          <w:pict>
-            <v:line w14:anchorId="59B70C64" id="Прямая соединительная линия 1" o:spid="_x0000_s1026" style="position:absolute;flip:x;z-index:251861504;visibility:visible;mso-wrap-style:square;mso-width-percent:0;mso-height-percent:0;mso-wrap-distance-left:9pt;mso-wrap-distance-top:0;mso-wrap-distance-right:9pt;mso-wrap-distance-bottom:0;mso-position-horizontal:absolute;mso-position-horizontal-relative:text;mso-position-vertical:absolute;mso-position-vertical-relative:text;mso-width-percent:0;mso-height-percent:0;mso-width-relative:page;mso-height-relative:page" from="-53.6pt,-255.65pt" to="-20.7pt,-255.6pt" o:gfxdata="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" strokeweight="1.5pt">
-              <v:stroke startarrowwidth="narrow" startarrowlength="short" endarrowwidth="narrow" endarrowlength="short"/>
-            </v:line>
-          </w:pict>
-        </mc:Fallback>
-      </mc:AlternateContent>
+      <w:pict w14:anchorId="4939FAA8">
+        <v:line id="Прямая соединительная линия 39" o:spid="_x0000_s1630" style="position:absolute;left:0;text-align:left;flip:x;z-index:251861504;visibility:visible;mso-wrap-style:square;mso-width-percent:0;mso-height-percent:0;mso-wrap-distance-left:9pt;mso-wrap-distance-top:0;mso-wrap-distance-right:9pt;mso-wrap-distance-bottom:0;mso-position-horizontal:absolute;mso-position-horizontal-relative:text;mso-position-vertical:absolute;mso-position-vertical-relative:text;mso-width-percent:0;mso-height-percent:0;mso-width-relative:page;mso-height-relative:page" from="-53.6pt,-255.65pt" to="-20.7pt,-255.6pt" o:gfxdata="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" strokeweight="1.5pt">
+          <v:stroke startarrowwidth="narrow" startarrowlength="short" endarrowwidth="narrow" endarrowlength="short"/>
+        </v:line>
+      </w:pict>
     </w:r>
   </w:p>
 </w:ftr>
@@ -12918,50 +10602,47 @@
               <w:szCs w:val="36"/>
             </w:rPr>
           </w:pPr>
+          <w:proofErr w:type="gramStart"/>
           <w:r>
             <w:rPr>
               <w:sz w:val="36"/>
               <w:szCs w:val="24"/>
               <w:lang w:val="en-US"/>
             </w:rPr>
-            <w:t>АРХ-0</w:t>
+            <w:t>{{ project</w:t>
           </w:r>
-          <w:r>
-            <w:rPr>
-              <w:sz w:val="36"/>
-              <w:szCs w:val="24"/>
-            </w:rPr>
-            <w:t>45</w:t>
-          </w:r>
+          <w:proofErr w:type="gramEnd"/>
           <w:r>
             <w:rPr>
               <w:sz w:val="36"/>
               <w:szCs w:val="24"/>
               <w:lang w:val="en-US"/>
             </w:rPr>
-            <w:t>.</w:t>
+            <w:t>_</w:t>
           </w:r>
-          <w:r>
-            <w:rPr>
-              <w:sz w:val="36"/>
-              <w:szCs w:val="24"/>
-            </w:rPr>
-            <w:t>02.</w:t>
-          </w:r>
+          <w:proofErr w:type="gramStart"/>
           <w:r>
             <w:rPr>
               <w:sz w:val="36"/>
               <w:szCs w:val="24"/>
               <w:lang w:val="en-US"/>
             </w:rPr>
-            <w:t>24К</w:t>
+            <w:t>code }}</w:t>
           </w:r>
           <w:r>
             <w:rPr>
               <w:sz w:val="36"/>
               <w:szCs w:val="24"/>
             </w:rPr>
-            <w:t>-КВП-ПЗ</w:t>
+            <w:t>-</w:t>
+          </w:r>
+          <w:proofErr w:type="gramEnd"/>
+          <w:r>
+            <w:rPr>
+              <w:sz w:val="36"/>
+              <w:szCs w:val="24"/>
+            </w:rPr>
+            <w:t>КВП-ПЗ</w:t>
           </w:r>
         </w:p>
       </w:tc>
@@ -13198,7 +10879,6 @@
               <w:sz w:val="20"/>
             </w:rPr>
           </w:pPr>
-          <w:proofErr w:type="spellStart"/>
           <w:r>
             <w:rPr>
               <w:spacing w:val="-10"/>
@@ -13206,7 +10886,6 @@
             </w:rPr>
             <w:t>Кол.уч</w:t>
           </w:r>
-          <w:proofErr w:type="spellEnd"/>
         </w:p>
       </w:tc>
       <w:tc>
@@ -13650,875 +11329,171 @@
       <w:rPr>
         <w:noProof/>
       </w:rPr>
-      <mc:AlternateContent>
-        <mc:Choice Requires="wps">
-          <w:drawing>
-            <wp:anchor distT="0" distB="0" distL="114300" distR="114300" simplePos="0" relativeHeight="251816448" behindDoc="0" locked="0" layoutInCell="1" allowOverlap="1" wp14:anchorId="39B01B75" wp14:editId="298A10D0">
-              <wp:simplePos x="0" y="0"/>
-              <wp:positionH relativeFrom="column">
-                <wp:posOffset>-670560</wp:posOffset>
-              </wp:positionH>
-              <wp:positionV relativeFrom="paragraph">
-                <wp:posOffset>-2672080</wp:posOffset>
-              </wp:positionV>
-              <wp:extent cx="173990" cy="890905"/>
-              <wp:effectExtent l="0" t="4445" r="1270" b="0"/>
-              <wp:wrapNone/>
-              <wp:docPr id="855210411" name="Rectangle 304" descr="1"/>
-              <wp:cNvGraphicFramePr>
-                <a:graphicFrameLocks xmlns:a="http://schemas.openxmlformats.org/drawingml/2006/main"/>
-              </wp:cNvGraphicFramePr>
-              <a:graphic xmlns:a="http://schemas.openxmlformats.org/drawingml/2006/main">
-                <a:graphicData uri="http://schemas.microsoft.com/office/word/2010/wordprocessingShape">
-                  <wps:wsp>
-                    <wps:cNvSpPr>
-                      <a:spLocks noChangeArrowheads="1"/>
-                    </wps:cNvSpPr>
-                    <wps:spPr bwMode="auto">
-                      <a:xfrm>
-                        <a:off x="0" y="0"/>
-                        <a:ext cx="173990" cy="890905"/>
-                      </a:xfrm>
-                      <a:prstGeom prst="rect">
-                        <a:avLst/>
-                      </a:prstGeom>
-                      <a:noFill/>
-                      <a:ln>
-                        <a:noFill/>
-                      </a:ln>
-                      <a:extLst>
-                        <a:ext uri="{909E8E84-426E-40DD-AFC4-6F175D3DCCD1}">
-                          <a14:hiddenFill xmlns:a14="http://schemas.microsoft.com/office/drawing/2010/main">
-                            <a:solidFill>
-                              <a:srgbClr val="FFFFFF"/>
-                            </a:solidFill>
-                          </a14:hiddenFill>
-                        </a:ext>
-                        <a:ext uri="{91240B29-F687-4F45-9708-019B960494DF}">
-                          <a14:hiddenLine xmlns:a14="http://schemas.microsoft.com/office/drawing/2010/main" w="12700">
-                            <a:solidFill>
-                              <a:srgbClr val="000000"/>
-                            </a:solidFill>
-                            <a:miter lim="800000"/>
-                            <a:headEnd/>
-                            <a:tailEnd/>
-                          </a14:hiddenLine>
-                        </a:ext>
-                      </a:extLst>
-                    </wps:spPr>
-                    <wps:txbx>
-                      <w:txbxContent>
-                        <w:p>
-                          <w:pPr>
-                            <w:pStyle w:val="afc"/>
-                            <w:ind w:firstLine="0"/>
-                            <w:rPr>
-                              <w:rStyle w:val="afd"/>
-                              <w:rFonts w:ascii="Times New Roman" w:hAnsi="Times New Roman"/>
-                              <w:sz w:val="20"/>
-                              <w:szCs w:val="18"/>
-                            </w:rPr>
-                          </w:pPr>
-                          <w:proofErr w:type="spellStart"/>
-                          <w:r>
-                            <w:rPr>
-                              <w:rStyle w:val="afd"/>
-                              <w:rFonts w:ascii="Times New Roman" w:hAnsi="Times New Roman"/>
-                              <w:sz w:val="20"/>
-                              <w:szCs w:val="18"/>
-                            </w:rPr>
-                            <w:t>Взам</w:t>
-                          </w:r>
-                          <w:proofErr w:type="spellEnd"/>
-                          <w:r>
-                            <w:rPr>
-                              <w:rStyle w:val="afd"/>
-                              <w:rFonts w:ascii="Times New Roman" w:hAnsi="Times New Roman"/>
-                              <w:sz w:val="20"/>
-                              <w:szCs w:val="18"/>
-                            </w:rPr>
-                            <w:t>. инв. №</w:t>
-                          </w:r>
-                        </w:p>
-                      </w:txbxContent>
-                    </wps:txbx>
-                    <wps:bodyPr rot="0" vert="vert270" wrap="square" lIns="12700" tIns="12700" rIns="12700" bIns="12700" anchor="t" anchorCtr="0" upright="1">
-                      <a:noAutofit/>
-                    </wps:bodyPr>
-                  </wps:wsp>
-                </a:graphicData>
-              </a:graphic>
-              <wp14:sizeRelH relativeFrom="page">
-                <wp14:pctWidth>0</wp14:pctWidth>
-              </wp14:sizeRelH>
-              <wp14:sizeRelV relativeFrom="page">
-                <wp14:pctHeight>0</wp14:pctHeight>
-              </wp14:sizeRelV>
-            </wp:anchor>
-          </w:drawing>
-        </mc:Choice>
-        <mc:Fallback>
-          <w:pict>
-            <v:rect w14:anchorId="39B01B75" id="Rectangle 304" o:spid="_x0000_s1035" alt="1" style="position:absolute;left:0;text-align:left;margin-left:-52.8pt;margin-top:-210.4pt;width:13.7pt;height:70.15pt;z-index:251816448;visibility:visible;mso-wrap-style:square;mso-width-percent:0;mso-height-percent:0;mso-wrap-distance-left:9pt;mso-wrap-distance-top:0;mso-wrap-distance-right:9pt;mso-wrap-distance-bottom:0;mso-position-horizontal:absolute;mso-position-horizontal-relative:text;mso-position-vertical:absolute;mso-position-vertical-relative:text;mso-width-percent:0;mso-height-percent:0;mso-width-relative:page;mso-height-relative:page;v-text-anchor:top" o:gfxdata="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" filled="f" stroked="f" strokeweight="1pt">
-              <v:textbox style="layout-flow:vertical;mso-layout-flow-alt:bottom-to-top" inset="1pt,1pt,1pt,1pt">
-                <w:txbxContent>
-                  <w:p>
-                    <w:pPr>
-                      <w:pStyle w:val="afc"/>
-                      <w:ind w:firstLine="0"/>
-                      <w:rPr>
-                        <w:rStyle w:val="afd"/>
-                        <w:rFonts w:ascii="Times New Roman" w:hAnsi="Times New Roman"/>
-                        <w:sz w:val="20"/>
-                        <w:szCs w:val="18"/>
-                      </w:rPr>
-                    </w:pPr>
-                    <w:proofErr w:type="spellStart"/>
-                    <w:r>
-                      <w:rPr>
-                        <w:rStyle w:val="afd"/>
-                        <w:rFonts w:ascii="Times New Roman" w:hAnsi="Times New Roman"/>
-                        <w:sz w:val="20"/>
-                        <w:szCs w:val="18"/>
-                      </w:rPr>
-                      <w:t>Взам</w:t>
-                    </w:r>
-                    <w:proofErr w:type="spellEnd"/>
-                    <w:r>
-                      <w:rPr>
-                        <w:rStyle w:val="afd"/>
-                        <w:rFonts w:ascii="Times New Roman" w:hAnsi="Times New Roman"/>
-                        <w:sz w:val="20"/>
-                        <w:szCs w:val="18"/>
-                      </w:rPr>
-                      <w:t>. инв. №</w:t>
-                    </w:r>
-                  </w:p>
-                </w:txbxContent>
-              </v:textbox>
-            </v:rect>
-          </w:pict>
-        </mc:Fallback>
-      </mc:AlternateContent>
+      <w:pict w14:anchorId="39B01B75">
+        <v:rect id="_x0000_s1328" alt="1" style="position:absolute;left:0;text-align:left;margin-left:-52.8pt;margin-top:-210.4pt;width:13.7pt;height:70.15pt;z-index:251816448;visibility:visible;mso-position-horizontal-relative:text;mso-position-vertical-relative:text" o:gfxdata="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" filled="f" stroked="f" strokeweight="1pt">
+          <v:textbox style="layout-flow:vertical;mso-layout-flow-alt:bottom-to-top;mso-next-textbox:#_x0000_s1328" inset="1pt,1pt,1pt,1pt">
+            <w:txbxContent>
+              <w:p>
+                <w:pPr>
+                  <w:pStyle w:val="afc"/>
+                  <w:ind w:firstLine="0"/>
+                  <w:rPr>
+                    <w:rStyle w:val="afd"/>
+                    <w:rFonts w:ascii="Times New Roman" w:hAnsi="Times New Roman"/>
+                    <w:sz w:val="20"/>
+                    <w:szCs w:val="18"/>
+                  </w:rPr>
+                </w:pPr>
+                <w:r>
+                  <w:rPr>
+                    <w:rStyle w:val="afd"/>
+                    <w:rFonts w:ascii="Times New Roman" w:hAnsi="Times New Roman"/>
+                    <w:sz w:val="20"/>
+                    <w:szCs w:val="18"/>
+                  </w:rPr>
+                  <w:t>Взам. инв. №</w:t>
+                </w:r>
+              </w:p>
+            </w:txbxContent>
+          </v:textbox>
+        </v:rect>
+      </w:pict>
     </w:r>
     <w:r>
       <w:rPr>
         <w:noProof/>
       </w:rPr>
-      <mc:AlternateContent>
-        <mc:Choice Requires="wps">
-          <w:drawing>
-            <wp:anchor distT="0" distB="0" distL="114300" distR="114300" simplePos="0" relativeHeight="251814400" behindDoc="0" locked="0" layoutInCell="1" allowOverlap="1" wp14:anchorId="341A1851" wp14:editId="69814902">
-              <wp:simplePos x="0" y="0"/>
-              <wp:positionH relativeFrom="column">
-                <wp:posOffset>-675640</wp:posOffset>
-              </wp:positionH>
-              <wp:positionV relativeFrom="paragraph">
-                <wp:posOffset>-534035</wp:posOffset>
-              </wp:positionV>
-              <wp:extent cx="173990" cy="878840"/>
-              <wp:effectExtent l="635" t="0" r="0" b="0"/>
-              <wp:wrapNone/>
-              <wp:docPr id="408433304" name="Rectangle 302"/>
-              <wp:cNvGraphicFramePr>
-                <a:graphicFrameLocks xmlns:a="http://schemas.openxmlformats.org/drawingml/2006/main"/>
-              </wp:cNvGraphicFramePr>
-              <a:graphic xmlns:a="http://schemas.openxmlformats.org/drawingml/2006/main">
-                <a:graphicData uri="http://schemas.microsoft.com/office/word/2010/wordprocessingShape">
-                  <wps:wsp>
-                    <wps:cNvSpPr>
-                      <a:spLocks noChangeArrowheads="1"/>
-                    </wps:cNvSpPr>
-                    <wps:spPr bwMode="auto">
-                      <a:xfrm>
-                        <a:off x="0" y="0"/>
-                        <a:ext cx="173990" cy="878840"/>
-                      </a:xfrm>
-                      <a:prstGeom prst="rect">
-                        <a:avLst/>
-                      </a:prstGeom>
-                      <a:noFill/>
-                      <a:ln>
-                        <a:noFill/>
-                      </a:ln>
-                      <a:extLst>
-                        <a:ext uri="{909E8E84-426E-40DD-AFC4-6F175D3DCCD1}">
-                          <a14:hiddenFill xmlns:a14="http://schemas.microsoft.com/office/drawing/2010/main">
-                            <a:solidFill>
-                              <a:srgbClr val="FFFFFF"/>
-                            </a:solidFill>
-                          </a14:hiddenFill>
-                        </a:ext>
-                        <a:ext uri="{91240B29-F687-4F45-9708-019B960494DF}">
-                          <a14:hiddenLine xmlns:a14="http://schemas.microsoft.com/office/drawing/2010/main" w="12700">
-                            <a:solidFill>
-                              <a:srgbClr val="000000"/>
-                            </a:solidFill>
-                            <a:miter lim="800000"/>
-                            <a:headEnd/>
-                            <a:tailEnd/>
-                          </a14:hiddenLine>
-                        </a:ext>
-                      </a:extLst>
-                    </wps:spPr>
-                    <wps:txbx>
-                      <w:txbxContent>
-                        <w:p>
-                          <w:pPr>
-                            <w:pStyle w:val="afc"/>
-                            <w:ind w:firstLine="0"/>
-                            <w:jc w:val="center"/>
-                            <w:rPr>
-                              <w:sz w:val="18"/>
-                              <w:szCs w:val="18"/>
-                            </w:rPr>
-                          </w:pPr>
-                          <w:r>
-                            <w:rPr>
-                              <w:rStyle w:val="afd"/>
-                              <w:rFonts w:ascii="Times New Roman" w:hAnsi="Times New Roman"/>
-                              <w:sz w:val="20"/>
-                              <w:szCs w:val="18"/>
-                            </w:rPr>
-                            <w:t xml:space="preserve">Инв. № </w:t>
-                          </w:r>
-                          <w:r>
-                            <w:rPr>
-                              <w:rStyle w:val="afd"/>
-                              <w:rFonts w:ascii="Times New Roman" w:hAnsi="Times New Roman"/>
-                              <w:sz w:val="18"/>
-                              <w:szCs w:val="18"/>
-                            </w:rPr>
-                            <w:t>подл.</w:t>
-                          </w:r>
-                        </w:p>
-                      </w:txbxContent>
-                    </wps:txbx>
-                    <wps:bodyPr rot="0" vert="vert270" wrap="square" lIns="12700" tIns="12700" rIns="12700" bIns="12700" anchor="t" anchorCtr="0" upright="1">
-                      <a:noAutofit/>
-                    </wps:bodyPr>
-                  </wps:wsp>
-                </a:graphicData>
-              </a:graphic>
-              <wp14:sizeRelH relativeFrom="page">
-                <wp14:pctWidth>0</wp14:pctWidth>
-              </wp14:sizeRelH>
-              <wp14:sizeRelV relativeFrom="page">
-                <wp14:pctHeight>0</wp14:pctHeight>
-              </wp14:sizeRelV>
-            </wp:anchor>
-          </w:drawing>
-        </mc:Choice>
-        <mc:Fallback>
-          <w:pict>
-            <v:rect w14:anchorId="341A1851" id="Rectangle 302" o:spid="_x0000_s1036" style="position:absolute;left:0;text-align:left;margin-left:-53.2pt;margin-top:-42.05pt;width:13.7pt;height:69.2pt;z-index:251814400;visibility:visible;mso-wrap-style:square;mso-width-percent:0;mso-height-percent:0;mso-wrap-distance-left:9pt;mso-wrap-distance-top:0;mso-wrap-distance-right:9pt;mso-wrap-distance-bottom:0;mso-position-horizontal:absolute;mso-position-horizontal-relative:text;mso-position-vertical:absolute;mso-position-vertical-relative:text;mso-width-percent:0;mso-height-percent:0;mso-width-relative:page;mso-height-relative:page;v-text-anchor:top" o:gfxdata="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" filled="f" stroked="f" strokeweight="1pt">
-              <v:textbox style="layout-flow:vertical;mso-layout-flow-alt:bottom-to-top" inset="1pt,1pt,1pt,1pt">
-                <w:txbxContent>
-                  <w:p>
-                    <w:pPr>
-                      <w:pStyle w:val="afc"/>
-                      <w:ind w:firstLine="0"/>
-                      <w:jc w:val="center"/>
-                      <w:rPr>
-                        <w:sz w:val="18"/>
-                        <w:szCs w:val="18"/>
-                      </w:rPr>
-                    </w:pPr>
-                    <w:r>
-                      <w:rPr>
-                        <w:rStyle w:val="afd"/>
-                        <w:rFonts w:ascii="Times New Roman" w:hAnsi="Times New Roman"/>
-                        <w:sz w:val="20"/>
-                        <w:szCs w:val="18"/>
-                      </w:rPr>
-                      <w:t xml:space="preserve">Инв. № </w:t>
-                    </w:r>
-                    <w:r>
-                      <w:rPr>
-                        <w:rStyle w:val="afd"/>
-                        <w:rFonts w:ascii="Times New Roman" w:hAnsi="Times New Roman"/>
-                        <w:sz w:val="18"/>
-                        <w:szCs w:val="18"/>
-                      </w:rPr>
-                      <w:t>подл.</w:t>
-                    </w:r>
-                  </w:p>
-                </w:txbxContent>
-              </v:textbox>
-            </v:rect>
-          </w:pict>
-        </mc:Fallback>
-      </mc:AlternateContent>
+      <w:pict w14:anchorId="341A1851">
+        <v:rect id="_x0000_s1326" style="position:absolute;left:0;text-align:left;margin-left:-53.2pt;margin-top:-42.05pt;width:13.7pt;height:69.2pt;z-index:251814400;visibility:visible;mso-position-horizontal-relative:text;mso-position-vertical-relative:text" o:gfxdata="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" filled="f" stroked="f" strokeweight="1pt">
+          <v:textbox style="layout-flow:vertical;mso-layout-flow-alt:bottom-to-top;mso-next-textbox:#_x0000_s1326" inset="1pt,1pt,1pt,1pt">
+            <w:txbxContent>
+              <w:p>
+                <w:pPr>
+                  <w:pStyle w:val="afc"/>
+                  <w:ind w:firstLine="0"/>
+                  <w:jc w:val="center"/>
+                  <w:rPr>
+                    <w:sz w:val="18"/>
+                    <w:szCs w:val="18"/>
+                  </w:rPr>
+                </w:pPr>
+                <w:r>
+                  <w:rPr>
+                    <w:rStyle w:val="afd"/>
+                    <w:rFonts w:ascii="Times New Roman" w:hAnsi="Times New Roman"/>
+                    <w:sz w:val="20"/>
+                    <w:szCs w:val="18"/>
+                  </w:rPr>
+                  <w:t xml:space="preserve">Инв. № </w:t>
+                </w:r>
+                <w:r>
+                  <w:rPr>
+                    <w:rStyle w:val="afd"/>
+                    <w:rFonts w:ascii="Times New Roman" w:hAnsi="Times New Roman"/>
+                    <w:sz w:val="18"/>
+                    <w:szCs w:val="18"/>
+                  </w:rPr>
+                  <w:t>подл.</w:t>
+                </w:r>
+              </w:p>
+            </w:txbxContent>
+          </v:textbox>
+        </v:rect>
+      </w:pict>
     </w:r>
     <w:r>
       <w:rPr>
         <w:noProof/>
         <w:szCs w:val="28"/>
       </w:rPr>
-      <mc:AlternateContent>
-        <mc:Choice Requires="wps">
-          <w:drawing>
-            <wp:anchor distT="0" distB="0" distL="114300" distR="114300" simplePos="0" relativeHeight="251815424" behindDoc="0" locked="0" layoutInCell="1" allowOverlap="1" wp14:anchorId="6823B9D5" wp14:editId="1167D0E2">
-              <wp:simplePos x="0" y="0"/>
-              <wp:positionH relativeFrom="column">
-                <wp:posOffset>-677545</wp:posOffset>
-              </wp:positionH>
-              <wp:positionV relativeFrom="paragraph">
-                <wp:posOffset>-1778635</wp:posOffset>
-              </wp:positionV>
-              <wp:extent cx="186055" cy="1243965"/>
-              <wp:effectExtent l="0" t="2540" r="0" b="1270"/>
-              <wp:wrapNone/>
-              <wp:docPr id="842469337" name="Rectangle 303" descr="1"/>
-              <wp:cNvGraphicFramePr>
-                <a:graphicFrameLocks xmlns:a="http://schemas.openxmlformats.org/drawingml/2006/main"/>
-              </wp:cNvGraphicFramePr>
-              <a:graphic xmlns:a="http://schemas.openxmlformats.org/drawingml/2006/main">
-                <a:graphicData uri="http://schemas.microsoft.com/office/word/2010/wordprocessingShape">
-                  <wps:wsp>
-                    <wps:cNvSpPr>
-                      <a:spLocks noChangeArrowheads="1"/>
-                    </wps:cNvSpPr>
-                    <wps:spPr bwMode="auto">
-                      <a:xfrm>
-                        <a:off x="0" y="0"/>
-                        <a:ext cx="186055" cy="1243965"/>
-                      </a:xfrm>
-                      <a:prstGeom prst="rect">
-                        <a:avLst/>
-                      </a:prstGeom>
-                      <a:noFill/>
-                      <a:ln>
-                        <a:noFill/>
-                      </a:ln>
-                      <a:extLst>
-                        <a:ext uri="{909E8E84-426E-40DD-AFC4-6F175D3DCCD1}">
-                          <a14:hiddenFill xmlns:a14="http://schemas.microsoft.com/office/drawing/2010/main">
-                            <a:solidFill>
-                              <a:srgbClr val="FFFFFF"/>
-                            </a:solidFill>
-                          </a14:hiddenFill>
-                        </a:ext>
-                        <a:ext uri="{91240B29-F687-4F45-9708-019B960494DF}">
-                          <a14:hiddenLine xmlns:a14="http://schemas.microsoft.com/office/drawing/2010/main" w="12700">
-                            <a:solidFill>
-                              <a:srgbClr val="000000"/>
-                            </a:solidFill>
-                            <a:miter lim="800000"/>
-                            <a:headEnd/>
-                            <a:tailEnd/>
-                          </a14:hiddenLine>
-                        </a:ext>
-                      </a:extLst>
-                    </wps:spPr>
-                    <wps:txbx>
-                      <w:txbxContent>
-                        <w:p>
-                          <w:pPr>
-                            <w:pStyle w:val="afc"/>
-                            <w:ind w:firstLine="0"/>
-                            <w:jc w:val="center"/>
-                            <w:rPr>
-                              <w:sz w:val="20"/>
-                              <w:szCs w:val="18"/>
-                            </w:rPr>
-                          </w:pPr>
-                          <w:r>
-                            <w:rPr>
-                              <w:rStyle w:val="afd"/>
-                              <w:rFonts w:ascii="Times New Roman" w:hAnsi="Times New Roman"/>
-                              <w:sz w:val="20"/>
-                              <w:szCs w:val="18"/>
-                            </w:rPr>
-                            <w:t xml:space="preserve">Подп. и </w:t>
-                          </w:r>
-                          <w:r>
-                            <w:rPr>
-                              <w:sz w:val="20"/>
-                              <w:szCs w:val="18"/>
-                            </w:rPr>
-                            <w:t>дата</w:t>
-                          </w:r>
-                        </w:p>
-                      </w:txbxContent>
-                    </wps:txbx>
-                    <wps:bodyPr rot="0" vert="vert270" wrap="square" lIns="12700" tIns="12700" rIns="12700" bIns="12700" anchor="t" anchorCtr="0" upright="1">
-                      <a:noAutofit/>
-                    </wps:bodyPr>
-                  </wps:wsp>
-                </a:graphicData>
-              </a:graphic>
-              <wp14:sizeRelH relativeFrom="page">
-                <wp14:pctWidth>0</wp14:pctWidth>
-              </wp14:sizeRelH>
-              <wp14:sizeRelV relativeFrom="page">
-                <wp14:pctHeight>0</wp14:pctHeight>
-              </wp14:sizeRelV>
-            </wp:anchor>
-          </w:drawing>
-        </mc:Choice>
-        <mc:Fallback>
-          <w:pict>
-            <v:rect w14:anchorId="6823B9D5" id="Rectangle 303" o:spid="_x0000_s1037" alt="1" style="position:absolute;left:0;text-align:left;margin-left:-53.35pt;margin-top:-140.05pt;width:14.65pt;height:97.95pt;z-index:251815424;visibility:visible;mso-wrap-style:square;mso-width-percent:0;mso-height-percent:0;mso-wrap-distance-left:9pt;mso-wrap-distance-top:0;mso-wrap-distance-right:9pt;mso-wrap-distance-bottom:0;mso-position-horizontal:absolute;mso-position-horizontal-relative:text;mso-position-vertical:absolute;mso-position-vertical-relative:text;mso-width-percent:0;mso-height-percent:0;mso-width-relative:page;mso-height-relative:page;v-text-anchor:top" o:gfxdata="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" filled="f" stroked="f" strokeweight="1pt">
-              <v:textbox style="layout-flow:vertical;mso-layout-flow-alt:bottom-to-top" inset="1pt,1pt,1pt,1pt">
-                <w:txbxContent>
-                  <w:p>
-                    <w:pPr>
-                      <w:pStyle w:val="afc"/>
-                      <w:ind w:firstLine="0"/>
-                      <w:jc w:val="center"/>
-                      <w:rPr>
-                        <w:sz w:val="20"/>
-                        <w:szCs w:val="18"/>
-                      </w:rPr>
-                    </w:pPr>
-                    <w:r>
-                      <w:rPr>
-                        <w:rStyle w:val="afd"/>
-                        <w:rFonts w:ascii="Times New Roman" w:hAnsi="Times New Roman"/>
-                        <w:sz w:val="20"/>
-                        <w:szCs w:val="18"/>
-                      </w:rPr>
-                      <w:t xml:space="preserve">Подп. и </w:t>
-                    </w:r>
-                    <w:r>
-                      <w:rPr>
-                        <w:sz w:val="20"/>
-                        <w:szCs w:val="18"/>
-                      </w:rPr>
-                      <w:t>дата</w:t>
-                    </w:r>
-                  </w:p>
-                </w:txbxContent>
-              </v:textbox>
-            </v:rect>
-          </w:pict>
-        </mc:Fallback>
-      </mc:AlternateContent>
+      <w:pict w14:anchorId="6823B9D5">
+        <v:rect id="_x0000_s1327" alt="1" style="position:absolute;left:0;text-align:left;margin-left:-53.35pt;margin-top:-140.05pt;width:14.65pt;height:97.95pt;z-index:251815424;visibility:visible;mso-position-horizontal-relative:text;mso-position-vertical-relative:text" o:gfxdata="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" filled="f" stroked="f" strokeweight="1pt">
+          <v:textbox style="layout-flow:vertical;mso-layout-flow-alt:bottom-to-top;mso-next-textbox:#_x0000_s1327" inset="1pt,1pt,1pt,1pt">
+            <w:txbxContent>
+              <w:p>
+                <w:pPr>
+                  <w:pStyle w:val="afc"/>
+                  <w:ind w:firstLine="0"/>
+                  <w:jc w:val="center"/>
+                  <w:rPr>
+                    <w:sz w:val="20"/>
+                    <w:szCs w:val="18"/>
+                  </w:rPr>
+                </w:pPr>
+                <w:r>
+                  <w:rPr>
+                    <w:rStyle w:val="afd"/>
+                    <w:rFonts w:ascii="Times New Roman" w:hAnsi="Times New Roman"/>
+                    <w:sz w:val="20"/>
+                    <w:szCs w:val="18"/>
+                  </w:rPr>
+                  <w:t xml:space="preserve">Подп. и </w:t>
+                </w:r>
+                <w:r>
+                  <w:rPr>
+                    <w:sz w:val="20"/>
+                    <w:szCs w:val="18"/>
+                  </w:rPr>
+                  <w:t>дата</w:t>
+                </w:r>
+              </w:p>
+            </w:txbxContent>
+          </v:textbox>
+        </v:rect>
+      </w:pict>
     </w:r>
     <w:r>
       <w:rPr>
         <w:noProof/>
       </w:rPr>
-      <mc:AlternateContent>
-        <mc:Choice Requires="wps">
-          <w:drawing>
-            <wp:anchor distT="0" distB="0" distL="114300" distR="114300" simplePos="0" relativeHeight="251813376" behindDoc="0" locked="0" layoutInCell="1" allowOverlap="1" wp14:anchorId="3D9D1B7D" wp14:editId="4EFFD7E5">
-              <wp:simplePos x="0" y="0"/>
-              <wp:positionH relativeFrom="column">
-                <wp:posOffset>-687705</wp:posOffset>
-              </wp:positionH>
-              <wp:positionV relativeFrom="paragraph">
-                <wp:posOffset>-534670</wp:posOffset>
-              </wp:positionV>
-              <wp:extent cx="417830" cy="635"/>
-              <wp:effectExtent l="17145" t="17780" r="12700" b="10160"/>
-              <wp:wrapNone/>
-              <wp:docPr id="1987366084" name="Line 301" descr="1"/>
-              <wp:cNvGraphicFramePr>
-                <a:graphicFrameLocks xmlns:a="http://schemas.openxmlformats.org/drawingml/2006/main"/>
-              </wp:cNvGraphicFramePr>
-              <a:graphic xmlns:a="http://schemas.openxmlformats.org/drawingml/2006/main">
-                <a:graphicData uri="http://schemas.microsoft.com/office/word/2010/wordprocessingShape">
-                  <wps:wsp>
-                    <wps:cNvCnPr>
-                      <a:cxnSpLocks noChangeShapeType="1"/>
-                    </wps:cNvCnPr>
-                    <wps:spPr bwMode="auto">
-                      <a:xfrm flipH="1">
-                        <a:off x="0" y="0"/>
-                        <a:ext cx="417830" cy="635"/>
-                      </a:xfrm>
-                      <a:prstGeom prst="line">
-                        <a:avLst/>
-                      </a:prstGeom>
-                      <a:noFill/>
-                      <a:ln w="19050">
-                        <a:solidFill>
-                          <a:srgbClr val="000000"/>
-                        </a:solidFill>
-                        <a:round/>
-                        <a:headEnd type="none" w="sm" len="sm"/>
-                        <a:tailEnd type="none" w="sm" len="sm"/>
-                      </a:ln>
-                      <a:extLst>
-                        <a:ext uri="{909E8E84-426E-40DD-AFC4-6F175D3DCCD1}">
-                          <a14:hiddenFill xmlns:a14="http://schemas.microsoft.com/office/drawing/2010/main">
-                            <a:noFill/>
-                          </a14:hiddenFill>
-                        </a:ext>
-                      </a:extLst>
-                    </wps:spPr>
-                    <wps:bodyPr/>
-                  </wps:wsp>
-                </a:graphicData>
-              </a:graphic>
-              <wp14:sizeRelH relativeFrom="page">
-                <wp14:pctWidth>0</wp14:pctWidth>
-              </wp14:sizeRelH>
-              <wp14:sizeRelV relativeFrom="page">
-                <wp14:pctHeight>0</wp14:pctHeight>
-              </wp14:sizeRelV>
-            </wp:anchor>
-          </w:drawing>
-        </mc:Choice>
-        <mc:Fallback>
-          <w:pict>
-            <v:line w14:anchorId="15D9394E" id="Line 301" o:spid="_x0000_s1026" alt="1" style="position:absolute;flip:x;z-index:251813376;visibility:visible;mso-wrap-style:square;mso-width-percent:0;mso-height-percent:0;mso-wrap-distance-left:9pt;mso-wrap-distance-top:0;mso-wrap-distance-right:9pt;mso-wrap-distance-bottom:0;mso-position-horizontal:absolute;mso-position-horizontal-relative:text;mso-position-vertical:absolute;mso-position-vertical-relative:text;mso-width-percent:0;mso-height-percent:0;mso-width-relative:page;mso-height-relative:page" from="-54.15pt,-42.1pt" to="-21.25pt,-42.05pt" o:gfxdata="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" strokeweight="1.5pt">
-              <v:stroke startarrowwidth="narrow" startarrowlength="short" endarrowwidth="narrow" endarrowlength="short"/>
-            </v:line>
-          </w:pict>
-        </mc:Fallback>
-      </mc:AlternateContent>
+      <w:pict w14:anchorId="3D9D1B7D">
+        <v:line id="_x0000_s1325" alt="1" style="position:absolute;left:0;text-align:left;flip:x;z-index:251813376;visibility:visible;mso-position-horizontal-relative:text;mso-position-vertical-relative:text" from="-54.15pt,-42.1pt" to="-21.25pt,-42.05pt" o:connectortype="straight" o:gfxdata="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" strokeweight="1.5pt">
+          <v:stroke startarrowwidth="narrow" startarrowlength="short" endarrowwidth="narrow" endarrowlength="short"/>
+        </v:line>
+      </w:pict>
     </w:r>
     <w:r>
       <w:rPr>
         <w:noProof/>
       </w:rPr>
-      <mc:AlternateContent>
-        <mc:Choice Requires="wps">
-          <w:drawing>
-            <wp:anchor distT="0" distB="0" distL="114300" distR="114300" simplePos="0" relativeHeight="251812352" behindDoc="0" locked="0" layoutInCell="1" allowOverlap="1" wp14:anchorId="4F344E98" wp14:editId="52DF5C71">
-              <wp:simplePos x="0" y="0"/>
-              <wp:positionH relativeFrom="column">
-                <wp:posOffset>-687705</wp:posOffset>
-              </wp:positionH>
-              <wp:positionV relativeFrom="paragraph">
-                <wp:posOffset>-1779270</wp:posOffset>
-              </wp:positionV>
-              <wp:extent cx="417830" cy="635"/>
-              <wp:effectExtent l="17145" t="11430" r="12700" b="16510"/>
-              <wp:wrapNone/>
-              <wp:docPr id="1797997712" name="Line 300" descr="1"/>
-              <wp:cNvGraphicFramePr>
-                <a:graphicFrameLocks xmlns:a="http://schemas.openxmlformats.org/drawingml/2006/main"/>
-              </wp:cNvGraphicFramePr>
-              <a:graphic xmlns:a="http://schemas.openxmlformats.org/drawingml/2006/main">
-                <a:graphicData uri="http://schemas.microsoft.com/office/word/2010/wordprocessingShape">
-                  <wps:wsp>
-                    <wps:cNvCnPr>
-                      <a:cxnSpLocks noChangeShapeType="1"/>
-                    </wps:cNvCnPr>
-                    <wps:spPr bwMode="auto">
-                      <a:xfrm flipH="1">
-                        <a:off x="0" y="0"/>
-                        <a:ext cx="417830" cy="635"/>
-                      </a:xfrm>
-                      <a:prstGeom prst="line">
-                        <a:avLst/>
-                      </a:prstGeom>
-                      <a:noFill/>
-                      <a:ln w="19050">
-                        <a:solidFill>
-                          <a:srgbClr val="000000"/>
-                        </a:solidFill>
-                        <a:round/>
-                        <a:headEnd type="none" w="sm" len="sm"/>
-                        <a:tailEnd type="none" w="sm" len="sm"/>
-                      </a:ln>
-                      <a:extLst>
-                        <a:ext uri="{909E8E84-426E-40DD-AFC4-6F175D3DCCD1}">
-                          <a14:hiddenFill xmlns:a14="http://schemas.microsoft.com/office/drawing/2010/main">
-                            <a:noFill/>
-                          </a14:hiddenFill>
-                        </a:ext>
-                      </a:extLst>
-                    </wps:spPr>
-                    <wps:bodyPr/>
-                  </wps:wsp>
-                </a:graphicData>
-              </a:graphic>
-              <wp14:sizeRelH relativeFrom="page">
-                <wp14:pctWidth>0</wp14:pctWidth>
-              </wp14:sizeRelH>
-              <wp14:sizeRelV relativeFrom="page">
-                <wp14:pctHeight>0</wp14:pctHeight>
-              </wp14:sizeRelV>
-            </wp:anchor>
-          </w:drawing>
-        </mc:Choice>
-        <mc:Fallback>
-          <w:pict>
-            <v:line w14:anchorId="7E5B41E5" id="Line 300" o:spid="_x0000_s1026" alt="1" style="position:absolute;flip:x;z-index:251812352;visibility:visible;mso-wrap-style:square;mso-width-percent:0;mso-height-percent:0;mso-wrap-distance-left:9pt;mso-wrap-distance-top:0;mso-wrap-distance-right:9pt;mso-wrap-distance-bottom:0;mso-position-horizontal:absolute;mso-position-horizontal-relative:text;mso-position-vertical:absolute;mso-position-vertical-relative:text;mso-width-percent:0;mso-height-percent:0;mso-width-relative:page;mso-height-relative:page" from="-54.15pt,-140.1pt" to="-21.25pt,-140.05pt" o:gfxdata="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" strokeweight="1.5pt">
-              <v:stroke startarrowwidth="narrow" startarrowlength="short" endarrowwidth="narrow" endarrowlength="short"/>
-            </v:line>
-          </w:pict>
-        </mc:Fallback>
-      </mc:AlternateContent>
+      <w:pict w14:anchorId="4F344E98">
+        <v:line id="_x0000_s1324" alt="1" style="position:absolute;left:0;text-align:left;flip:x;z-index:251812352;visibility:visible;mso-position-horizontal-relative:text;mso-position-vertical-relative:text" from="-54.15pt,-140.1pt" to="-21.25pt,-140.05pt" o:connectortype="straight" o:gfxdata="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" strokeweight="1.5pt">
+          <v:stroke startarrowwidth="narrow" startarrowlength="short" endarrowwidth="narrow" endarrowlength="short"/>
+        </v:line>
+      </w:pict>
     </w:r>
     <w:r>
       <w:rPr>
         <w:noProof/>
       </w:rPr>
-      <mc:AlternateContent>
-        <mc:Choice Requires="wpg">
-          <w:drawing>
-            <wp:anchor distT="0" distB="0" distL="114300" distR="114300" simplePos="0" relativeHeight="251811328" behindDoc="0" locked="0" layoutInCell="1" allowOverlap="1" wp14:anchorId="24B8024D" wp14:editId="30108E1D">
-              <wp:simplePos x="0" y="0"/>
-              <wp:positionH relativeFrom="column">
-                <wp:posOffset>-678815</wp:posOffset>
-              </wp:positionH>
-              <wp:positionV relativeFrom="paragraph">
-                <wp:posOffset>-2692400</wp:posOffset>
-              </wp:positionV>
-              <wp:extent cx="187325" cy="3066415"/>
-              <wp:effectExtent l="16510" t="12700" r="15240" b="16510"/>
-              <wp:wrapNone/>
-              <wp:docPr id="1205890639" name="Group 297" descr="1"/>
-              <wp:cNvGraphicFramePr>
-                <a:graphicFrameLocks xmlns:a="http://schemas.openxmlformats.org/drawingml/2006/main"/>
-              </wp:cNvGraphicFramePr>
-              <a:graphic xmlns:a="http://schemas.openxmlformats.org/drawingml/2006/main">
-                <a:graphicData uri="http://schemas.microsoft.com/office/word/2010/wordprocessingGroup">
-                  <wpg:wgp>
-                    <wpg:cNvGrpSpPr>
-                      <a:grpSpLocks/>
-                    </wpg:cNvGrpSpPr>
-                    <wpg:grpSpPr bwMode="auto">
-                      <a:xfrm>
-                        <a:off x="0" y="0"/>
-                        <a:ext cx="187325" cy="3066415"/>
-                        <a:chOff x="376" y="11630"/>
-                        <a:chExt cx="295" cy="4829"/>
-                      </a:xfrm>
-                    </wpg:grpSpPr>
-                    <wps:wsp>
-                      <wps:cNvPr id="1442652540" name="Line 10"/>
-                      <wps:cNvCnPr>
-                        <a:cxnSpLocks noChangeShapeType="1"/>
-                      </wps:cNvCnPr>
-                      <wps:spPr bwMode="auto">
-                        <a:xfrm flipH="1" flipV="1">
-                          <a:off x="376" y="11640"/>
-                          <a:ext cx="4" cy="4819"/>
-                        </a:xfrm>
-                        <a:prstGeom prst="line">
-                          <a:avLst/>
-                        </a:prstGeom>
-                        <a:noFill/>
-                        <a:ln w="19050">
-                          <a:solidFill>
-                            <a:srgbClr val="000000"/>
-                          </a:solidFill>
-                          <a:round/>
-                          <a:headEnd type="none" w="sm" len="sm"/>
-                          <a:tailEnd type="none" w="sm" len="sm"/>
-                        </a:ln>
-                        <a:extLst>
-                          <a:ext uri="{909E8E84-426E-40DD-AFC4-6F175D3DCCD1}">
-                            <a14:hiddenFill xmlns:a14="http://schemas.microsoft.com/office/drawing/2010/main">
-                              <a:noFill/>
-                            </a14:hiddenFill>
-                          </a:ext>
-                        </a:extLst>
-                      </wps:spPr>
-                      <wps:bodyPr/>
-                    </wps:wsp>
-                    <wps:wsp>
-                      <wps:cNvPr id="1351378550" name="Line 11"/>
-                      <wps:cNvCnPr>
-                        <a:cxnSpLocks noChangeShapeType="1"/>
-                      </wps:cNvCnPr>
-                      <wps:spPr bwMode="auto">
-                        <a:xfrm flipH="1" flipV="1">
-                          <a:off x="667" y="11630"/>
-                          <a:ext cx="4" cy="4819"/>
-                        </a:xfrm>
-                        <a:prstGeom prst="line">
-                          <a:avLst/>
-                        </a:prstGeom>
-                        <a:noFill/>
-                        <a:ln w="19050">
-                          <a:solidFill>
-                            <a:srgbClr val="000000"/>
-                          </a:solidFill>
-                          <a:round/>
-                          <a:headEnd type="none" w="sm" len="sm"/>
-                          <a:tailEnd type="none" w="sm" len="sm"/>
-                        </a:ln>
-                        <a:extLst>
-                          <a:ext uri="{909E8E84-426E-40DD-AFC4-6F175D3DCCD1}">
-                            <a14:hiddenFill xmlns:a14="http://schemas.microsoft.com/office/drawing/2010/main">
-                              <a:noFill/>
-                            </a14:hiddenFill>
-                          </a:ext>
-                        </a:extLst>
-                      </wps:spPr>
-                      <wps:bodyPr/>
-                    </wps:wsp>
-                  </wpg:wgp>
-                </a:graphicData>
-              </a:graphic>
-              <wp14:sizeRelH relativeFrom="page">
-                <wp14:pctWidth>0</wp14:pctWidth>
-              </wp14:sizeRelH>
-              <wp14:sizeRelV relativeFrom="page">
-                <wp14:pctHeight>0</wp14:pctHeight>
-              </wp14:sizeRelV>
-            </wp:anchor>
-          </w:drawing>
-        </mc:Choice>
-        <mc:Fallback>
-          <w:pict>
-            <v:group w14:anchorId="3D332AE1" id="Group 297" o:spid="_x0000_s1026" alt="1" style="position:absolute;margin-left:-53.45pt;margin-top:-212pt;width:14.75pt;height:241.45pt;z-index:251811328" coordorigin="376,11630" coordsize="295,4829" o:gfxdata="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">
-              <v:line id="Line 10" o:spid="_x0000_s1027" style="position:absolute;flip:x y;visibility:visible;mso-wrap-style:square" from="376,11640" to="380,16459" o:connectortype="straight" o:gfxdata="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" strokeweight="1.5pt">
-                <v:stroke startarrowwidth="narrow" startarrowlength="short" endarrowwidth="narrow" endarrowlength="short"/>
-              </v:line>
-              <v:line id="Line 11" o:spid="_x0000_s1028" style="position:absolute;flip:x y;visibility:visible;mso-wrap-style:square" from="667,11630" to="671,16449" o:connectortype="straight" o:gfxdata="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" strokeweight="1.5pt">
-                <v:stroke startarrowwidth="narrow" startarrowlength="short" endarrowwidth="narrow" endarrowlength="short"/>
-              </v:line>
-            </v:group>
-          </w:pict>
-        </mc:Fallback>
-      </mc:AlternateContent>
+      <w:pict w14:anchorId="24B8024D">
+        <v:group id="_x0000_s1321" alt="1" style="position:absolute;left:0;text-align:left;margin-left:-53.45pt;margin-top:-212pt;width:14.75pt;height:241.45pt;z-index:251811328;mso-position-horizontal-relative:text;mso-position-vertical-relative:text" coordorigin="376,11630" coordsize="295,4829" o:gfxdata="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">
+          <v:line id="Line 10" o:spid="_x0000_s1322" style="position:absolute;flip:x y;visibility:visible" from="376,11640" to="380,16459" o:connectortype="straight" o:gfxdata="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" strokeweight="1.5pt">
+            <v:stroke startarrowwidth="narrow" startarrowlength="short" endarrowwidth="narrow" endarrowlength="short"/>
+          </v:line>
+          <v:line id="Line 11" o:spid="_x0000_s1323" style="position:absolute;flip:x y;visibility:visible" from="667,11630" to="671,16449" o:connectortype="straight" o:gfxdata="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" strokeweight="1.5pt">
+            <v:stroke startarrowwidth="narrow" startarrowlength="short" endarrowwidth="narrow" endarrowlength="short"/>
+          </v:line>
+        </v:group>
+      </w:pict>
     </w:r>
     <w:r>
       <w:rPr>
         <w:noProof/>
       </w:rPr>
-      <mc:AlternateContent>
-        <mc:Choice Requires="wps">
-          <w:drawing>
-            <wp:anchor distT="0" distB="0" distL="114300" distR="114300" simplePos="0" relativeHeight="251810304" behindDoc="0" locked="0" layoutInCell="1" allowOverlap="1" wp14:anchorId="423CF8B9" wp14:editId="7F43F7EB">
-              <wp:simplePos x="0" y="0"/>
-              <wp:positionH relativeFrom="column">
-                <wp:posOffset>-677545</wp:posOffset>
-              </wp:positionH>
-              <wp:positionV relativeFrom="paragraph">
-                <wp:posOffset>349885</wp:posOffset>
-              </wp:positionV>
-              <wp:extent cx="7092315" cy="7620"/>
-              <wp:effectExtent l="17780" t="16510" r="14605" b="13970"/>
-              <wp:wrapNone/>
-              <wp:docPr id="973839550" name="Line 296" descr="1"/>
-              <wp:cNvGraphicFramePr>
-                <a:graphicFrameLocks xmlns:a="http://schemas.openxmlformats.org/drawingml/2006/main"/>
-              </wp:cNvGraphicFramePr>
-              <a:graphic xmlns:a="http://schemas.openxmlformats.org/drawingml/2006/main">
-                <a:graphicData uri="http://schemas.microsoft.com/office/word/2010/wordprocessingShape">
-                  <wps:wsp>
-                    <wps:cNvCnPr>
-                      <a:cxnSpLocks noChangeShapeType="1"/>
-                    </wps:cNvCnPr>
-                    <wps:spPr bwMode="auto">
-                      <a:xfrm flipV="1">
-                        <a:off x="0" y="0"/>
-                        <a:ext cx="7092315" cy="7620"/>
-                      </a:xfrm>
-                      <a:prstGeom prst="line">
-                        <a:avLst/>
-                      </a:prstGeom>
-                      <a:noFill/>
-                      <a:ln w="19050">
-                        <a:solidFill>
-                          <a:srgbClr val="000000"/>
-                        </a:solidFill>
-                        <a:round/>
-                        <a:headEnd/>
-                        <a:tailEnd/>
-                      </a:ln>
-                      <a:extLst>
-                        <a:ext uri="{909E8E84-426E-40DD-AFC4-6F175D3DCCD1}">
-                          <a14:hiddenFill xmlns:a14="http://schemas.microsoft.com/office/drawing/2010/main">
-                            <a:noFill/>
-                          </a14:hiddenFill>
-                        </a:ext>
-                      </a:extLst>
-                    </wps:spPr>
-                    <wps:bodyPr/>
-                  </wps:wsp>
-                </a:graphicData>
-              </a:graphic>
-              <wp14:sizeRelH relativeFrom="page">
-                <wp14:pctWidth>0</wp14:pctWidth>
-              </wp14:sizeRelH>
-              <wp14:sizeRelV relativeFrom="page">
-                <wp14:pctHeight>0</wp14:pctHeight>
-              </wp14:sizeRelV>
-            </wp:anchor>
-          </w:drawing>
-        </mc:Choice>
-        <mc:Fallback>
-          <w:pict>
-            <v:line w14:anchorId="59B57FB2" id="Line 296" o:spid="_x0000_s1026" alt="1" style="position:absolute;flip:y;z-index:251810304;visibility:visible;mso-wrap-style:square;mso-width-percent:0;mso-height-percent:0;mso-wrap-distance-left:9pt;mso-wrap-distance-top:0;mso-wrap-distance-right:9pt;mso-wrap-distance-bottom:0;mso-position-horizontal:absolute;mso-position-horizontal-relative:text;mso-position-vertical:absolute;mso-position-vertical-relative:text;mso-width-percent:0;mso-height-percent:0;mso-width-relative:page;mso-height-relative:page" from="-53.35pt,27.55pt" to="505.1pt,28.15pt" o:gfxdata="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" strokeweight="1.5pt"/>
-          </w:pict>
-        </mc:Fallback>
-      </mc:AlternateContent>
+      <w:pict w14:anchorId="423CF8B9">
+        <v:line id="_x0000_s1320" alt="1" style="position:absolute;left:0;text-align:left;flip:y;z-index:251810304;visibility:visible;mso-position-horizontal-relative:text;mso-position-vertical-relative:text" from="-53.35pt,27.55pt" to="505.1pt,28.15pt" o:connectortype="straight" o:gfxdata="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" strokeweight="1.5pt"/>
+      </w:pict>
     </w:r>
     <w:r>
       <w:rPr>
         <w:noProof/>
       </w:rPr>
-      <mc:AlternateContent>
-        <mc:Choice Requires="wps">
-          <w:drawing>
-            <wp:anchor distT="0" distB="0" distL="114300" distR="114300" simplePos="0" relativeHeight="251809280" behindDoc="0" locked="0" layoutInCell="1" allowOverlap="1" wp14:anchorId="381EA640" wp14:editId="5350B253">
-              <wp:simplePos x="0" y="0"/>
-              <wp:positionH relativeFrom="column">
-                <wp:posOffset>-687705</wp:posOffset>
-              </wp:positionH>
-              <wp:positionV relativeFrom="paragraph">
-                <wp:posOffset>-2680970</wp:posOffset>
-              </wp:positionV>
-              <wp:extent cx="417830" cy="635"/>
-              <wp:effectExtent l="17145" t="14605" r="12700" b="13335"/>
-              <wp:wrapNone/>
-              <wp:docPr id="2098552297" name="Line 295" descr="1"/>
-              <wp:cNvGraphicFramePr>
-                <a:graphicFrameLocks xmlns:a="http://schemas.openxmlformats.org/drawingml/2006/main"/>
-              </wp:cNvGraphicFramePr>
-              <a:graphic xmlns:a="http://schemas.openxmlformats.org/drawingml/2006/main">
-                <a:graphicData uri="http://schemas.microsoft.com/office/word/2010/wordprocessingShape">
-                  <wps:wsp>
-                    <wps:cNvCnPr>
-                      <a:cxnSpLocks noChangeShapeType="1"/>
-                    </wps:cNvCnPr>
-                    <wps:spPr bwMode="auto">
-                      <a:xfrm flipH="1">
-                        <a:off x="0" y="0"/>
-                        <a:ext cx="417830" cy="635"/>
-                      </a:xfrm>
-                      <a:prstGeom prst="line">
-                        <a:avLst/>
-                      </a:prstGeom>
-                      <a:noFill/>
-                      <a:ln w="19050">
-                        <a:solidFill>
-                          <a:srgbClr val="000000"/>
-                        </a:solidFill>
-                        <a:round/>
-                        <a:headEnd type="none" w="sm" len="sm"/>
-                        <a:tailEnd type="none" w="sm" len="sm"/>
-                      </a:ln>
-                      <a:extLst>
-                        <a:ext uri="{909E8E84-426E-40DD-AFC4-6F175D3DCCD1}">
-                          <a14:hiddenFill xmlns:a14="http://schemas.microsoft.com/office/drawing/2010/main">
-                            <a:noFill/>
-                          </a14:hiddenFill>
-                        </a:ext>
-                      </a:extLst>
-                    </wps:spPr>
-                    <wps:bodyPr/>
-                  </wps:wsp>
-                </a:graphicData>
-              </a:graphic>
-              <wp14:sizeRelH relativeFrom="page">
-                <wp14:pctWidth>0</wp14:pctWidth>
-              </wp14:sizeRelH>
-              <wp14:sizeRelV relativeFrom="page">
-                <wp14:pctHeight>0</wp14:pctHeight>
-              </wp14:sizeRelV>
-            </wp:anchor>
-          </w:drawing>
-        </mc:Choice>
-        <mc:Fallback>
-          <w:pict>
-            <v:line w14:anchorId="70092B38" id="Line 295" o:spid="_x0000_s1026" alt="1" style="position:absolute;flip:x;z-index:251809280;visibility:visible;mso-wrap-style:square;mso-width-percent:0;mso-height-percent:0;mso-wrap-distance-left:9pt;mso-wrap-distance-top:0;mso-wrap-distance-right:9pt;mso-wrap-distance-bottom:0;mso-position-horizontal:absolute;mso-position-horizontal-relative:text;mso-position-vertical:absolute;mso-position-vertical-relative:text;mso-width-percent:0;mso-height-percent:0;mso-width-relative:page;mso-height-relative:page" from="-54.15pt,-211.1pt" to="-21.25pt,-211.05pt" o:gfxdata="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" strokeweight="1.5pt">
-              <v:stroke startarrowwidth="narrow" startarrowlength="short" endarrowwidth="narrow" endarrowlength="short"/>
-            </v:line>
-          </w:pict>
-        </mc:Fallback>
-      </mc:AlternateContent>
+      <w:pict w14:anchorId="381EA640">
+        <v:line id="_x0000_s1319" alt="1" style="position:absolute;left:0;text-align:left;flip:x;z-index:251809280;visibility:visible;mso-position-horizontal-relative:text;mso-position-vertical-relative:text" from="-54.15pt,-211.1pt" to="-21.25pt,-211.05pt" o:connectortype="straight" o:gfxdata="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" strokeweight="1.5pt">
+          <v:stroke startarrowwidth="narrow" startarrowlength="short" endarrowwidth="narrow" endarrowlength="short"/>
+        </v:line>
+      </w:pict>
     </w:r>
   </w:p>
 </w:ftr>
@@ -14562,199 +11537,25 @@
       <w:rPr>
         <w:noProof/>
       </w:rPr>
-      <mc:AlternateContent>
-        <mc:Choice Requires="wps">
-          <w:drawing>
-            <wp:anchor distT="0" distB="0" distL="114300" distR="114300" simplePos="0" relativeHeight="251866624" behindDoc="0" locked="0" layoutInCell="1" allowOverlap="1" wp14:anchorId="2949AB31" wp14:editId="1F9C1052">
-              <wp:simplePos x="0" y="0"/>
-              <wp:positionH relativeFrom="column">
-                <wp:posOffset>-270510</wp:posOffset>
-              </wp:positionH>
-              <wp:positionV relativeFrom="paragraph">
-                <wp:posOffset>197485</wp:posOffset>
-              </wp:positionV>
-              <wp:extent cx="13970" cy="10224135"/>
-              <wp:effectExtent l="0" t="0" r="5080" b="5715"/>
-              <wp:wrapNone/>
-              <wp:docPr id="398023212" name="Прямая соединительная линия 71"/>
-              <wp:cNvGraphicFramePr>
-                <a:graphicFrameLocks xmlns:a="http://schemas.openxmlformats.org/drawingml/2006/main"/>
-              </wp:cNvGraphicFramePr>
-              <a:graphic xmlns:a="http://schemas.openxmlformats.org/drawingml/2006/main">
-                <a:graphicData uri="http://schemas.microsoft.com/office/word/2010/wordprocessingShape">
-                  <wps:wsp>
-                    <wps:cNvCnPr>
-                      <a:cxnSpLocks noChangeShapeType="1"/>
-                    </wps:cNvCnPr>
-                    <wps:spPr bwMode="auto">
-                      <a:xfrm flipH="1" flipV="1">
-                        <a:off x="0" y="0"/>
-                        <a:ext cx="13970" cy="10224135"/>
-                      </a:xfrm>
-                      <a:prstGeom prst="line">
-                        <a:avLst/>
-                      </a:prstGeom>
-                      <a:noFill/>
-                      <a:ln w="19050">
-                        <a:solidFill>
-                          <a:srgbClr val="000000"/>
-                        </a:solidFill>
-                        <a:round/>
-                        <a:headEnd/>
-                        <a:tailEnd/>
-                      </a:ln>
-                    </wps:spPr>
-                    <wps:bodyPr/>
-                  </wps:wsp>
-                </a:graphicData>
-              </a:graphic>
-              <wp14:sizeRelH relativeFrom="page">
-                <wp14:pctWidth>0</wp14:pctWidth>
-              </wp14:sizeRelH>
-              <wp14:sizeRelV relativeFrom="page">
-                <wp14:pctHeight>0</wp14:pctHeight>
-              </wp14:sizeRelV>
-            </wp:anchor>
-          </w:drawing>
-        </mc:Choice>
-        <mc:Fallback>
-          <w:pict>
-            <v:line w14:anchorId="0AAB43C5" id="Прямая соединительная линия 71" o:spid="_x0000_s1026" style="position:absolute;flip:x y;z-index:251866624;visibility:visible;mso-wrap-style:square;mso-width-percent:0;mso-height-percent:0;mso-wrap-distance-left:9pt;mso-wrap-distance-top:0;mso-wrap-distance-right:9pt;mso-wrap-distance-bottom:0;mso-position-horizontal:absolute;mso-position-horizontal-relative:text;mso-position-vertical:absolute;mso-position-vertical-relative:text;mso-width-percent:0;mso-height-percent:0;mso-width-relative:page;mso-height-relative:page" from="-21.3pt,15.55pt" to="-20.2pt,820.6pt" o:gfxdata="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" strokeweight="1.5pt"/>
-          </w:pict>
-        </mc:Fallback>
-      </mc:AlternateContent>
+      <w:pict w14:anchorId="2949AB31">
+        <v:line id="Прямая соединительная линия 1120036568" o:spid="_x0000_s1590" style="position:absolute;left:0;text-align:left;flip:x y;z-index:251866624;visibility:visible;mso-wrap-style:square;mso-width-percent:0;mso-height-percent:0;mso-wrap-distance-left:9pt;mso-wrap-distance-top:0;mso-wrap-distance-right:9pt;mso-wrap-distance-bottom:0;mso-position-horizontal:absolute;mso-position-horizontal-relative:text;mso-position-vertical:absolute;mso-position-vertical-relative:text;mso-width-percent:0;mso-height-percent:0;mso-width-relative:page;mso-height-relative:page" from="-21.3pt,15.55pt" to="-20.2pt,820.6pt" o:gfxdata="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" strokeweight="1.5pt"/>
+      </w:pict>
     </w:r>
     <w:r>
       <w:rPr>
         <w:noProof/>
       </w:rPr>
-      <mc:AlternateContent>
-        <mc:Choice Requires="wps">
-          <w:drawing>
-            <wp:anchor distT="4294967294" distB="4294967294" distL="114300" distR="114300" simplePos="0" relativeHeight="251867648" behindDoc="0" locked="0" layoutInCell="1" allowOverlap="1" wp14:anchorId="0A394E3F" wp14:editId="48488832">
-              <wp:simplePos x="0" y="0"/>
-              <wp:positionH relativeFrom="column">
-                <wp:posOffset>-262890</wp:posOffset>
-              </wp:positionH>
-              <wp:positionV relativeFrom="paragraph">
-                <wp:posOffset>207644</wp:posOffset>
-              </wp:positionV>
-              <wp:extent cx="6659880" cy="0"/>
-              <wp:effectExtent l="0" t="0" r="0" b="0"/>
-              <wp:wrapNone/>
-              <wp:docPr id="1592776803" name="Прямая соединительная линия 69"/>
-              <wp:cNvGraphicFramePr>
-                <a:graphicFrameLocks xmlns:a="http://schemas.openxmlformats.org/drawingml/2006/main"/>
-              </wp:cNvGraphicFramePr>
-              <a:graphic xmlns:a="http://schemas.openxmlformats.org/drawingml/2006/main">
-                <a:graphicData uri="http://schemas.microsoft.com/office/word/2010/wordprocessingShape">
-                  <wps:wsp>
-                    <wps:cNvCnPr>
-                      <a:cxnSpLocks noChangeShapeType="1"/>
-                    </wps:cNvCnPr>
-                    <wps:spPr bwMode="auto">
-                      <a:xfrm>
-                        <a:off x="0" y="0"/>
-                        <a:ext cx="6659880" cy="0"/>
-                      </a:xfrm>
-                      <a:prstGeom prst="line">
-                        <a:avLst/>
-                      </a:prstGeom>
-                      <a:noFill/>
-                      <a:ln w="19050">
-                        <a:solidFill>
-                          <a:srgbClr val="000000"/>
-                        </a:solidFill>
-                        <a:round/>
-                        <a:headEnd/>
-                        <a:tailEnd/>
-                      </a:ln>
-                    </wps:spPr>
-                    <wps:bodyPr/>
-                  </wps:wsp>
-                </a:graphicData>
-              </a:graphic>
-              <wp14:sizeRelH relativeFrom="page">
-                <wp14:pctWidth>0</wp14:pctWidth>
-              </wp14:sizeRelH>
-              <wp14:sizeRelV relativeFrom="page">
-                <wp14:pctHeight>0</wp14:pctHeight>
-              </wp14:sizeRelV>
-            </wp:anchor>
-          </w:drawing>
-        </mc:Choice>
-        <mc:Fallback>
-          <w:pict>
-            <v:line w14:anchorId="72841FE2" id="Прямая соединительная линия 69" o:spid="_x0000_s1026" style="position:absolute;z-index:251867648;visibility:visible;mso-wrap-style:square;mso-width-percent:0;mso-height-percent:0;mso-wrap-distance-left:9pt;mso-wrap-distance-top:-6e-5mm;mso-wrap-distance-right:9pt;mso-wrap-distance-bottom:-6e-5mm;mso-position-horizontal:absolute;mso-position-horizontal-relative:text;mso-position-vertical:absolute;mso-position-vertical-relative:text;mso-width-percent:0;mso-height-percent:0;mso-width-relative:page;mso-height-relative:page" from="-20.7pt,16.35pt" to="503.7pt,16.35pt" o:gfxdata="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" strokeweight="1.5pt"/>
-          </w:pict>
-        </mc:Fallback>
-      </mc:AlternateContent>
+      <w:pict w14:anchorId="0A394E3F">
+        <v:line id="Прямая соединительная линия 1120036567" o:spid="_x0000_s1589" style="position:absolute;left:0;text-align:left;z-index:251867648;visibility:visible;mso-wrap-style:square;mso-width-percent:0;mso-height-percent:0;mso-wrap-distance-left:9pt;mso-wrap-distance-top:-3e-5mm;mso-wrap-distance-right:9pt;mso-wrap-distance-bottom:-3e-5mm;mso-position-horizontal:absolute;mso-position-horizontal-relative:text;mso-position-vertical:absolute;mso-position-vertical-relative:text;mso-width-percent:0;mso-height-percent:0;mso-width-relative:page;mso-height-relative:page" from="-20.7pt,16.35pt" to="503.7pt,16.35pt" o:gfxdata="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" strokeweight="1.5pt"/>
+      </w:pict>
     </w:r>
     <w:r>
       <w:rPr>
         <w:noProof/>
       </w:rPr>
-      <mc:AlternateContent>
-        <mc:Choice Requires="wps">
-          <w:drawing>
-            <wp:anchor distT="0" distB="0" distL="114298" distR="114298" simplePos="0" relativeHeight="251865600" behindDoc="0" locked="0" layoutInCell="1" allowOverlap="1" wp14:anchorId="537B7963" wp14:editId="7E89E532">
-              <wp:simplePos x="0" y="0"/>
-              <wp:positionH relativeFrom="column">
-                <wp:posOffset>6402069</wp:posOffset>
-              </wp:positionH>
-              <wp:positionV relativeFrom="paragraph">
-                <wp:posOffset>199390</wp:posOffset>
-              </wp:positionV>
-              <wp:extent cx="0" cy="10224135"/>
-              <wp:effectExtent l="0" t="0" r="19050" b="5715"/>
-              <wp:wrapNone/>
-              <wp:docPr id="1001783190" name="Прямая соединительная линия 67"/>
-              <wp:cNvGraphicFramePr>
-                <a:graphicFrameLocks xmlns:a="http://schemas.openxmlformats.org/drawingml/2006/main"/>
-              </wp:cNvGraphicFramePr>
-              <a:graphic xmlns:a="http://schemas.openxmlformats.org/drawingml/2006/main">
-                <a:graphicData uri="http://schemas.microsoft.com/office/word/2010/wordprocessingShape">
-                  <wps:wsp>
-                    <wps:cNvCnPr>
-                      <a:cxnSpLocks noChangeShapeType="1"/>
-                    </wps:cNvCnPr>
-                    <wps:spPr bwMode="auto">
-                      <a:xfrm flipV="1">
-                        <a:off x="0" y="0"/>
-                        <a:ext cx="0" cy="10224135"/>
-                      </a:xfrm>
-                      <a:prstGeom prst="line">
-                        <a:avLst/>
-                      </a:prstGeom>
-                      <a:noFill/>
-                      <a:ln w="19050">
-                        <a:solidFill>
-                          <a:srgbClr val="000000"/>
-                        </a:solidFill>
-                        <a:round/>
-                        <a:headEnd/>
-                        <a:tailEnd/>
-                      </a:ln>
-                    </wps:spPr>
-                    <wps:bodyPr/>
-                  </wps:wsp>
-                </a:graphicData>
-              </a:graphic>
-              <wp14:sizeRelH relativeFrom="page">
-                <wp14:pctWidth>0</wp14:pctWidth>
-              </wp14:sizeRelH>
-              <wp14:sizeRelV relativeFrom="page">
-                <wp14:pctHeight>0</wp14:pctHeight>
-              </wp14:sizeRelV>
-            </wp:anchor>
-          </w:drawing>
-        </mc:Choice>
-        <mc:Fallback>
-          <w:pict>
-            <v:line w14:anchorId="42F2D206" id="Прямая соединительная линия 67" o:spid="_x0000_s1026" style="position:absolute;flip:y;z-index:251865600;visibility:visible;mso-wrap-style:square;mso-width-percent:0;mso-height-percent:0;mso-wrap-distance-left:3.17494mm;mso-wrap-distance-top:0;mso-wrap-distance-right:3.17494mm;mso-wrap-distance-bottom:0;mso-position-horizontal:absolute;mso-position-horizontal-relative:text;mso-position-vertical:absolute;mso-position-vertical-relative:text;mso-width-percent:0;mso-height-percent:0;mso-width-relative:page;mso-height-relative:page" from="504.1pt,15.7pt" to="504.1pt,820.75pt" o:gfxdata="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" strokeweight="1.5pt"/>
-          </w:pict>
-        </mc:Fallback>
-      </mc:AlternateContent>
+      <w:pict w14:anchorId="537B7963">
+        <v:line id="Прямая соединительная линия 1120036566" o:spid="_x0000_s1588" style="position:absolute;left:0;text-align:left;flip:y;z-index:251865600;visibility:visible;mso-wrap-style:square;mso-width-percent:0;mso-height-percent:0;mso-wrap-distance-left:3.17497mm;mso-wrap-distance-top:0;mso-wrap-distance-right:3.17497mm;mso-wrap-distance-bottom:0;mso-position-horizontal:absolute;mso-position-horizontal-relative:text;mso-position-vertical:absolute;mso-position-vertical-relative:text;mso-width-percent:0;mso-height-percent:0;mso-width-relative:page;mso-height-relative:page" from="504.1pt,15.7pt" to="504.1pt,820.75pt" o:gfxdata="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" strokeweight="1.5pt"/>
+      </w:pict>
     </w:r>
     <w:r>
       <w:rPr>
@@ -14829,199 +11630,25 @@
       <w:rPr>
         <w:noProof/>
       </w:rPr>
-      <mc:AlternateContent>
-        <mc:Choice Requires="wps">
-          <w:drawing>
-            <wp:anchor distT="0" distB="0" distL="114300" distR="114300" simplePos="0" relativeHeight="251847168" behindDoc="0" locked="0" layoutInCell="1" allowOverlap="1" wp14:anchorId="0B482964" wp14:editId="423B0557">
-              <wp:simplePos x="0" y="0"/>
-              <wp:positionH relativeFrom="column">
-                <wp:posOffset>-270510</wp:posOffset>
-              </wp:positionH>
-              <wp:positionV relativeFrom="paragraph">
-                <wp:posOffset>197485</wp:posOffset>
-              </wp:positionV>
-              <wp:extent cx="13970" cy="10224135"/>
-              <wp:effectExtent l="0" t="0" r="5080" b="5715"/>
-              <wp:wrapNone/>
-              <wp:docPr id="988209534" name="Прямая соединительная линия 47"/>
-              <wp:cNvGraphicFramePr>
-                <a:graphicFrameLocks xmlns:a="http://schemas.openxmlformats.org/drawingml/2006/main"/>
-              </wp:cNvGraphicFramePr>
-              <a:graphic xmlns:a="http://schemas.openxmlformats.org/drawingml/2006/main">
-                <a:graphicData uri="http://schemas.microsoft.com/office/word/2010/wordprocessingShape">
-                  <wps:wsp>
-                    <wps:cNvCnPr>
-                      <a:cxnSpLocks noChangeShapeType="1"/>
-                    </wps:cNvCnPr>
-                    <wps:spPr bwMode="auto">
-                      <a:xfrm flipH="1" flipV="1">
-                        <a:off x="0" y="0"/>
-                        <a:ext cx="13970" cy="10224135"/>
-                      </a:xfrm>
-                      <a:prstGeom prst="line">
-                        <a:avLst/>
-                      </a:prstGeom>
-                      <a:noFill/>
-                      <a:ln w="19050">
-                        <a:solidFill>
-                          <a:srgbClr val="000000"/>
-                        </a:solidFill>
-                        <a:round/>
-                        <a:headEnd/>
-                        <a:tailEnd/>
-                      </a:ln>
-                    </wps:spPr>
-                    <wps:bodyPr/>
-                  </wps:wsp>
-                </a:graphicData>
-              </a:graphic>
-              <wp14:sizeRelH relativeFrom="page">
-                <wp14:pctWidth>0</wp14:pctWidth>
-              </wp14:sizeRelH>
-              <wp14:sizeRelV relativeFrom="page">
-                <wp14:pctHeight>0</wp14:pctHeight>
-              </wp14:sizeRelV>
-            </wp:anchor>
-          </w:drawing>
-        </mc:Choice>
-        <mc:Fallback>
-          <w:pict>
-            <v:line w14:anchorId="7D1B387C" id="Прямая соединительная линия 47" o:spid="_x0000_s1026" style="position:absolute;flip:x y;z-index:251847168;visibility:visible;mso-wrap-style:square;mso-width-percent:0;mso-height-percent:0;mso-wrap-distance-left:9pt;mso-wrap-distance-top:0;mso-wrap-distance-right:9pt;mso-wrap-distance-bottom:0;mso-position-horizontal:absolute;mso-position-horizontal-relative:text;mso-position-vertical:absolute;mso-position-vertical-relative:text;mso-width-percent:0;mso-height-percent:0;mso-width-relative:page;mso-height-relative:page" from="-21.3pt,15.55pt" to="-20.2pt,820.6pt" o:gfxdata="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" strokeweight="1.5pt"/>
-          </w:pict>
-        </mc:Fallback>
-      </mc:AlternateContent>
+      <w:pict w14:anchorId="0B482964">
+        <v:line id="Прямая соединительная линия 1120036557" o:spid="_x0000_s1603" style="position:absolute;left:0;text-align:left;flip:x y;z-index:251847168;visibility:visible;mso-wrap-style:square;mso-width-percent:0;mso-height-percent:0;mso-wrap-distance-left:9pt;mso-wrap-distance-top:0;mso-wrap-distance-right:9pt;mso-wrap-distance-bottom:0;mso-position-horizontal:absolute;mso-position-horizontal-relative:text;mso-position-vertical:absolute;mso-position-vertical-relative:text;mso-width-percent:0;mso-height-percent:0;mso-width-relative:page;mso-height-relative:page" from="-21.3pt,15.55pt" to="-20.2pt,820.6pt" o:gfxdata="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" strokeweight="1.5pt"/>
+      </w:pict>
     </w:r>
     <w:r>
       <w:rPr>
         <w:noProof/>
       </w:rPr>
-      <mc:AlternateContent>
-        <mc:Choice Requires="wps">
-          <w:drawing>
-            <wp:anchor distT="4294967294" distB="4294967294" distL="114300" distR="114300" simplePos="0" relativeHeight="251848192" behindDoc="0" locked="0" layoutInCell="1" allowOverlap="1" wp14:anchorId="6A688EE2" wp14:editId="63AF98CB">
-              <wp:simplePos x="0" y="0"/>
-              <wp:positionH relativeFrom="column">
-                <wp:posOffset>-262890</wp:posOffset>
-              </wp:positionH>
-              <wp:positionV relativeFrom="paragraph">
-                <wp:posOffset>207644</wp:posOffset>
-              </wp:positionV>
-              <wp:extent cx="6659880" cy="0"/>
-              <wp:effectExtent l="0" t="0" r="0" b="0"/>
-              <wp:wrapNone/>
-              <wp:docPr id="2017946184" name="Прямая соединительная линия 45"/>
-              <wp:cNvGraphicFramePr>
-                <a:graphicFrameLocks xmlns:a="http://schemas.openxmlformats.org/drawingml/2006/main"/>
-              </wp:cNvGraphicFramePr>
-              <a:graphic xmlns:a="http://schemas.openxmlformats.org/drawingml/2006/main">
-                <a:graphicData uri="http://schemas.microsoft.com/office/word/2010/wordprocessingShape">
-                  <wps:wsp>
-                    <wps:cNvCnPr>
-                      <a:cxnSpLocks noChangeShapeType="1"/>
-                    </wps:cNvCnPr>
-                    <wps:spPr bwMode="auto">
-                      <a:xfrm>
-                        <a:off x="0" y="0"/>
-                        <a:ext cx="6659880" cy="0"/>
-                      </a:xfrm>
-                      <a:prstGeom prst="line">
-                        <a:avLst/>
-                      </a:prstGeom>
-                      <a:noFill/>
-                      <a:ln w="19050">
-                        <a:solidFill>
-                          <a:srgbClr val="000000"/>
-                        </a:solidFill>
-                        <a:round/>
-                        <a:headEnd/>
-                        <a:tailEnd/>
-                      </a:ln>
-                    </wps:spPr>
-                    <wps:bodyPr/>
-                  </wps:wsp>
-                </a:graphicData>
-              </a:graphic>
-              <wp14:sizeRelH relativeFrom="page">
-                <wp14:pctWidth>0</wp14:pctWidth>
-              </wp14:sizeRelH>
-              <wp14:sizeRelV relativeFrom="page">
-                <wp14:pctHeight>0</wp14:pctHeight>
-              </wp14:sizeRelV>
-            </wp:anchor>
-          </w:drawing>
-        </mc:Choice>
-        <mc:Fallback>
-          <w:pict>
-            <v:line w14:anchorId="64834221" id="Прямая соединительная линия 45" o:spid="_x0000_s1026" style="position:absolute;z-index:251848192;visibility:visible;mso-wrap-style:square;mso-width-percent:0;mso-height-percent:0;mso-wrap-distance-left:9pt;mso-wrap-distance-top:-6e-5mm;mso-wrap-distance-right:9pt;mso-wrap-distance-bottom:-6e-5mm;mso-position-horizontal:absolute;mso-position-horizontal-relative:text;mso-position-vertical:absolute;mso-position-vertical-relative:text;mso-width-percent:0;mso-height-percent:0;mso-width-relative:page;mso-height-relative:page" from="-20.7pt,16.35pt" to="503.7pt,16.35pt" o:gfxdata="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" strokeweight="1.5pt"/>
-          </w:pict>
-        </mc:Fallback>
-      </mc:AlternateContent>
+      <w:pict w14:anchorId="6A688EE2">
+        <v:line id="Прямая соединительная линия 1120036556" o:spid="_x0000_s1602" style="position:absolute;left:0;text-align:left;z-index:251848192;visibility:visible;mso-wrap-style:square;mso-width-percent:0;mso-height-percent:0;mso-wrap-distance-left:9pt;mso-wrap-distance-top:-3e-5mm;mso-wrap-distance-right:9pt;mso-wrap-distance-bottom:-3e-5mm;mso-position-horizontal:absolute;mso-position-horizontal-relative:text;mso-position-vertical:absolute;mso-position-vertical-relative:text;mso-width-percent:0;mso-height-percent:0;mso-width-relative:page;mso-height-relative:page" from="-20.7pt,16.35pt" to="503.7pt,16.35pt" o:gfxdata="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" strokeweight="1.5pt"/>
+      </w:pict>
     </w:r>
     <w:r>
       <w:rPr>
         <w:noProof/>
       </w:rPr>
-      <mc:AlternateContent>
-        <mc:Choice Requires="wps">
-          <w:drawing>
-            <wp:anchor distT="0" distB="0" distL="114298" distR="114298" simplePos="0" relativeHeight="251846144" behindDoc="0" locked="0" layoutInCell="1" allowOverlap="1" wp14:anchorId="483E5EB9" wp14:editId="714BFF3E">
-              <wp:simplePos x="0" y="0"/>
-              <wp:positionH relativeFrom="column">
-                <wp:posOffset>6402069</wp:posOffset>
-              </wp:positionH>
-              <wp:positionV relativeFrom="paragraph">
-                <wp:posOffset>199390</wp:posOffset>
-              </wp:positionV>
-              <wp:extent cx="0" cy="10224135"/>
-              <wp:effectExtent l="0" t="0" r="19050" b="5715"/>
-              <wp:wrapNone/>
-              <wp:docPr id="1997935425" name="Прямая соединительная линия 43"/>
-              <wp:cNvGraphicFramePr>
-                <a:graphicFrameLocks xmlns:a="http://schemas.openxmlformats.org/drawingml/2006/main"/>
-              </wp:cNvGraphicFramePr>
-              <a:graphic xmlns:a="http://schemas.openxmlformats.org/drawingml/2006/main">
-                <a:graphicData uri="http://schemas.microsoft.com/office/word/2010/wordprocessingShape">
-                  <wps:wsp>
-                    <wps:cNvCnPr>
-                      <a:cxnSpLocks noChangeShapeType="1"/>
-                    </wps:cNvCnPr>
-                    <wps:spPr bwMode="auto">
-                      <a:xfrm flipV="1">
-                        <a:off x="0" y="0"/>
-                        <a:ext cx="0" cy="10224135"/>
-                      </a:xfrm>
-                      <a:prstGeom prst="line">
-                        <a:avLst/>
-                      </a:prstGeom>
-                      <a:noFill/>
-                      <a:ln w="19050">
-                        <a:solidFill>
-                          <a:srgbClr val="000000"/>
-                        </a:solidFill>
-                        <a:round/>
-                        <a:headEnd/>
-                        <a:tailEnd/>
-                      </a:ln>
-                    </wps:spPr>
-                    <wps:bodyPr/>
-                  </wps:wsp>
-                </a:graphicData>
-              </a:graphic>
-              <wp14:sizeRelH relativeFrom="page">
-                <wp14:pctWidth>0</wp14:pctWidth>
-              </wp14:sizeRelH>
-              <wp14:sizeRelV relativeFrom="page">
-                <wp14:pctHeight>0</wp14:pctHeight>
-              </wp14:sizeRelV>
-            </wp:anchor>
-          </w:drawing>
-        </mc:Choice>
-        <mc:Fallback>
-          <w:pict>
-            <v:line w14:anchorId="51B3FDC5" id="Прямая соединительная линия 43" o:spid="_x0000_s1026" style="position:absolute;flip:y;z-index:251846144;visibility:visible;mso-wrap-style:square;mso-width-percent:0;mso-height-percent:0;mso-wrap-distance-left:3.17494mm;mso-wrap-distance-top:0;mso-wrap-distance-right:3.17494mm;mso-wrap-distance-bottom:0;mso-position-horizontal:absolute;mso-position-horizontal-relative:text;mso-position-vertical:absolute;mso-position-vertical-relative:text;mso-width-percent:0;mso-height-percent:0;mso-width-relative:page;mso-height-relative:page" from="504.1pt,15.7pt" to="504.1pt,820.75pt" o:gfxdata="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" strokeweight="1.5pt"/>
-          </w:pict>
-        </mc:Fallback>
-      </mc:AlternateContent>
+      <w:pict w14:anchorId="483E5EB9">
+        <v:line id="Прямая соединительная линия 1120036555" o:spid="_x0000_s1601" style="position:absolute;left:0;text-align:left;flip:y;z-index:251846144;visibility:visible;mso-wrap-style:square;mso-width-percent:0;mso-height-percent:0;mso-wrap-distance-left:3.17497mm;mso-wrap-distance-top:0;mso-wrap-distance-right:3.17497mm;mso-wrap-distance-bottom:0;mso-position-horizontal:absolute;mso-position-horizontal-relative:text;mso-position-vertical:absolute;mso-position-vertical-relative:text;mso-width-percent:0;mso-height-percent:0;mso-width-relative:page;mso-height-relative:page" from="504.1pt,15.7pt" to="504.1pt,820.75pt" o:gfxdata="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" strokeweight="1.5pt"/>
+      </w:pict>
     </w:r>
     <w:r>
       <w:rPr>
@@ -15096,199 +11723,25 @@
       <w:rPr>
         <w:noProof/>
       </w:rPr>
-      <mc:AlternateContent>
-        <mc:Choice Requires="wps">
-          <w:drawing>
-            <wp:anchor distT="0" distB="0" distL="114300" distR="114300" simplePos="0" relativeHeight="251863552" behindDoc="0" locked="0" layoutInCell="1" allowOverlap="1" wp14:anchorId="2F03E946" wp14:editId="41A5DB11">
-              <wp:simplePos x="0" y="0"/>
-              <wp:positionH relativeFrom="column">
-                <wp:posOffset>-270510</wp:posOffset>
-              </wp:positionH>
-              <wp:positionV relativeFrom="paragraph">
-                <wp:posOffset>197485</wp:posOffset>
-              </wp:positionV>
-              <wp:extent cx="13970" cy="10224135"/>
-              <wp:effectExtent l="0" t="0" r="5080" b="5715"/>
-              <wp:wrapNone/>
-              <wp:docPr id="1604566023" name="Прямая соединительная линия 23"/>
-              <wp:cNvGraphicFramePr>
-                <a:graphicFrameLocks xmlns:a="http://schemas.openxmlformats.org/drawingml/2006/main"/>
-              </wp:cNvGraphicFramePr>
-              <a:graphic xmlns:a="http://schemas.openxmlformats.org/drawingml/2006/main">
-                <a:graphicData uri="http://schemas.microsoft.com/office/word/2010/wordprocessingShape">
-                  <wps:wsp>
-                    <wps:cNvCnPr>
-                      <a:cxnSpLocks noChangeShapeType="1"/>
-                    </wps:cNvCnPr>
-                    <wps:spPr bwMode="auto">
-                      <a:xfrm flipH="1" flipV="1">
-                        <a:off x="0" y="0"/>
-                        <a:ext cx="13970" cy="10224135"/>
-                      </a:xfrm>
-                      <a:prstGeom prst="line">
-                        <a:avLst/>
-                      </a:prstGeom>
-                      <a:noFill/>
-                      <a:ln w="19050">
-                        <a:solidFill>
-                          <a:srgbClr val="000000"/>
-                        </a:solidFill>
-                        <a:round/>
-                        <a:headEnd/>
-                        <a:tailEnd/>
-                      </a:ln>
-                    </wps:spPr>
-                    <wps:bodyPr/>
-                  </wps:wsp>
-                </a:graphicData>
-              </a:graphic>
-              <wp14:sizeRelH relativeFrom="page">
-                <wp14:pctWidth>0</wp14:pctWidth>
-              </wp14:sizeRelH>
-              <wp14:sizeRelV relativeFrom="page">
-                <wp14:pctHeight>0</wp14:pctHeight>
-              </wp14:sizeRelV>
-            </wp:anchor>
-          </w:drawing>
-        </mc:Choice>
-        <mc:Fallback>
-          <w:pict>
-            <v:line w14:anchorId="53215A93" id="Прямая соединительная линия 23" o:spid="_x0000_s1026" style="position:absolute;flip:x y;z-index:251863552;visibility:visible;mso-wrap-style:square;mso-width-percent:0;mso-height-percent:0;mso-wrap-distance-left:9pt;mso-wrap-distance-top:0;mso-wrap-distance-right:9pt;mso-wrap-distance-bottom:0;mso-position-horizontal:absolute;mso-position-horizontal-relative:text;mso-position-vertical:absolute;mso-position-vertical-relative:text;mso-width-percent:0;mso-height-percent:0;mso-width-relative:page;mso-height-relative:page" from="-21.3pt,15.55pt" to="-20.2pt,820.6pt" o:gfxdata="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" strokeweight="1.5pt"/>
-          </w:pict>
-        </mc:Fallback>
-      </mc:AlternateContent>
+      <w:pict w14:anchorId="2F03E946">
+        <v:line id="Прямая соединительная линия 51" o:spid="_x0000_s1629" style="position:absolute;left:0;text-align:left;flip:x y;z-index:251863552;visibility:visible;mso-wrap-style:square;mso-width-percent:0;mso-height-percent:0;mso-wrap-distance-left:9pt;mso-wrap-distance-top:0;mso-wrap-distance-right:9pt;mso-wrap-distance-bottom:0;mso-position-horizontal:absolute;mso-position-horizontal-relative:text;mso-position-vertical:absolute;mso-position-vertical-relative:text;mso-width-percent:0;mso-height-percent:0;mso-width-relative:page;mso-height-relative:page" from="-21.3pt,15.55pt" to="-20.2pt,820.6pt" o:gfxdata="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" strokeweight="1.5pt"/>
+      </w:pict>
     </w:r>
     <w:r>
       <w:rPr>
         <w:noProof/>
       </w:rPr>
-      <mc:AlternateContent>
-        <mc:Choice Requires="wps">
-          <w:drawing>
-            <wp:anchor distT="4294967294" distB="4294967294" distL="114300" distR="114300" simplePos="0" relativeHeight="251864576" behindDoc="0" locked="0" layoutInCell="1" allowOverlap="1" wp14:anchorId="4418F8D2" wp14:editId="5A162B0D">
-              <wp:simplePos x="0" y="0"/>
-              <wp:positionH relativeFrom="column">
-                <wp:posOffset>-262890</wp:posOffset>
-              </wp:positionH>
-              <wp:positionV relativeFrom="paragraph">
-                <wp:posOffset>207644</wp:posOffset>
-              </wp:positionV>
-              <wp:extent cx="6659880" cy="0"/>
-              <wp:effectExtent l="0" t="0" r="0" b="0"/>
-              <wp:wrapNone/>
-              <wp:docPr id="1278666417" name="Прямая соединительная линия 21"/>
-              <wp:cNvGraphicFramePr>
-                <a:graphicFrameLocks xmlns:a="http://schemas.openxmlformats.org/drawingml/2006/main"/>
-              </wp:cNvGraphicFramePr>
-              <a:graphic xmlns:a="http://schemas.openxmlformats.org/drawingml/2006/main">
-                <a:graphicData uri="http://schemas.microsoft.com/office/word/2010/wordprocessingShape">
-                  <wps:wsp>
-                    <wps:cNvCnPr>
-                      <a:cxnSpLocks noChangeShapeType="1"/>
-                    </wps:cNvCnPr>
-                    <wps:spPr bwMode="auto">
-                      <a:xfrm>
-                        <a:off x="0" y="0"/>
-                        <a:ext cx="6659880" cy="0"/>
-                      </a:xfrm>
-                      <a:prstGeom prst="line">
-                        <a:avLst/>
-                      </a:prstGeom>
-                      <a:noFill/>
-                      <a:ln w="19050">
-                        <a:solidFill>
-                          <a:srgbClr val="000000"/>
-                        </a:solidFill>
-                        <a:round/>
-                        <a:headEnd/>
-                        <a:tailEnd/>
-                      </a:ln>
-                    </wps:spPr>
-                    <wps:bodyPr/>
-                  </wps:wsp>
-                </a:graphicData>
-              </a:graphic>
-              <wp14:sizeRelH relativeFrom="page">
-                <wp14:pctWidth>0</wp14:pctWidth>
-              </wp14:sizeRelH>
-              <wp14:sizeRelV relativeFrom="page">
-                <wp14:pctHeight>0</wp14:pctHeight>
-              </wp14:sizeRelV>
-            </wp:anchor>
-          </w:drawing>
-        </mc:Choice>
-        <mc:Fallback>
-          <w:pict>
-            <v:line w14:anchorId="2E054235" id="Прямая соединительная линия 21" o:spid="_x0000_s1026" style="position:absolute;z-index:251864576;visibility:visible;mso-wrap-style:square;mso-width-percent:0;mso-height-percent:0;mso-wrap-distance-left:9pt;mso-wrap-distance-top:-6e-5mm;mso-wrap-distance-right:9pt;mso-wrap-distance-bottom:-6e-5mm;mso-position-horizontal:absolute;mso-position-horizontal-relative:text;mso-position-vertical:absolute;mso-position-vertical-relative:text;mso-width-percent:0;mso-height-percent:0;mso-width-relative:page;mso-height-relative:page" from="-20.7pt,16.35pt" to="503.7pt,16.35pt" o:gfxdata="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" strokeweight="1.5pt"/>
-          </w:pict>
-        </mc:Fallback>
-      </mc:AlternateContent>
+      <w:pict w14:anchorId="4418F8D2">
+        <v:line id="Прямая соединительная линия 50" o:spid="_x0000_s1628" style="position:absolute;left:0;text-align:left;z-index:251864576;visibility:visible;mso-wrap-style:square;mso-width-percent:0;mso-height-percent:0;mso-wrap-distance-left:9pt;mso-wrap-distance-top:-3e-5mm;mso-wrap-distance-right:9pt;mso-wrap-distance-bottom:-3e-5mm;mso-position-horizontal:absolute;mso-position-horizontal-relative:text;mso-position-vertical:absolute;mso-position-vertical-relative:text;mso-width-percent:0;mso-height-percent:0;mso-width-relative:page;mso-height-relative:page" from="-20.7pt,16.35pt" to="503.7pt,16.35pt" o:gfxdata="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" strokeweight="1.5pt"/>
+      </w:pict>
     </w:r>
     <w:r>
       <w:rPr>
         <w:noProof/>
       </w:rPr>
-      <mc:AlternateContent>
-        <mc:Choice Requires="wps">
-          <w:drawing>
-            <wp:anchor distT="0" distB="0" distL="114298" distR="114298" simplePos="0" relativeHeight="251862528" behindDoc="0" locked="0" layoutInCell="1" allowOverlap="1" wp14:anchorId="0D0E7AB1" wp14:editId="22E71293">
-              <wp:simplePos x="0" y="0"/>
-              <wp:positionH relativeFrom="column">
-                <wp:posOffset>6402069</wp:posOffset>
-              </wp:positionH>
-              <wp:positionV relativeFrom="paragraph">
-                <wp:posOffset>199390</wp:posOffset>
-              </wp:positionV>
-              <wp:extent cx="0" cy="10224135"/>
-              <wp:effectExtent l="0" t="0" r="19050" b="5715"/>
-              <wp:wrapNone/>
-              <wp:docPr id="2042004925" name="Прямая соединительная линия 19"/>
-              <wp:cNvGraphicFramePr>
-                <a:graphicFrameLocks xmlns:a="http://schemas.openxmlformats.org/drawingml/2006/main"/>
-              </wp:cNvGraphicFramePr>
-              <a:graphic xmlns:a="http://schemas.openxmlformats.org/drawingml/2006/main">
-                <a:graphicData uri="http://schemas.microsoft.com/office/word/2010/wordprocessingShape">
-                  <wps:wsp>
-                    <wps:cNvCnPr>
-                      <a:cxnSpLocks noChangeShapeType="1"/>
-                    </wps:cNvCnPr>
-                    <wps:spPr bwMode="auto">
-                      <a:xfrm flipV="1">
-                        <a:off x="0" y="0"/>
-                        <a:ext cx="0" cy="10224135"/>
-                      </a:xfrm>
-                      <a:prstGeom prst="line">
-                        <a:avLst/>
-                      </a:prstGeom>
-                      <a:noFill/>
-                      <a:ln w="19050">
-                        <a:solidFill>
-                          <a:srgbClr val="000000"/>
-                        </a:solidFill>
-                        <a:round/>
-                        <a:headEnd/>
-                        <a:tailEnd/>
-                      </a:ln>
-                    </wps:spPr>
-                    <wps:bodyPr/>
-                  </wps:wsp>
-                </a:graphicData>
-              </a:graphic>
-              <wp14:sizeRelH relativeFrom="page">
-                <wp14:pctWidth>0</wp14:pctWidth>
-              </wp14:sizeRelH>
-              <wp14:sizeRelV relativeFrom="page">
-                <wp14:pctHeight>0</wp14:pctHeight>
-              </wp14:sizeRelV>
-            </wp:anchor>
-          </w:drawing>
-        </mc:Choice>
-        <mc:Fallback>
-          <w:pict>
-            <v:line w14:anchorId="286AB8E6" id="Прямая соединительная линия 19" o:spid="_x0000_s1026" style="position:absolute;flip:y;z-index:251862528;visibility:visible;mso-wrap-style:square;mso-width-percent:0;mso-height-percent:0;mso-wrap-distance-left:3.17494mm;mso-wrap-distance-top:0;mso-wrap-distance-right:3.17494mm;mso-wrap-distance-bottom:0;mso-position-horizontal:absolute;mso-position-horizontal-relative:text;mso-position-vertical:absolute;mso-position-vertical-relative:text;mso-width-percent:0;mso-height-percent:0;mso-width-relative:page;mso-height-relative:page" from="504.1pt,15.7pt" to="504.1pt,820.75pt" o:gfxdata="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" strokeweight="1.5pt"/>
-          </w:pict>
-        </mc:Fallback>
-      </mc:AlternateContent>
+      <w:pict w14:anchorId="0D0E7AB1">
+        <v:line id="Прямая соединительная линия 49" o:spid="_x0000_s1627" style="position:absolute;left:0;text-align:left;flip:y;z-index:251862528;visibility:visible;mso-wrap-style:square;mso-width-percent:0;mso-height-percent:0;mso-wrap-distance-left:3.17497mm;mso-wrap-distance-top:0;mso-wrap-distance-right:3.17497mm;mso-wrap-distance-bottom:0;mso-position-horizontal:absolute;mso-position-horizontal-relative:text;mso-position-vertical:absolute;mso-position-vertical-relative:text;mso-width-percent:0;mso-height-percent:0;mso-width-relative:page;mso-height-relative:page" from="504.1pt,15.7pt" to="504.1pt,820.75pt" o:gfxdata="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" strokeweight="1.5pt"/>
+      </w:pict>
     </w:r>
     <w:r>
       <w:rPr>
@@ -15365,222 +11818,27 @@
         <w:b/>
         <w:noProof/>
       </w:rPr>
-      <mc:AlternateContent>
-        <mc:Choice Requires="wps">
-          <w:drawing>
-            <wp:anchor distT="0" distB="0" distL="114300" distR="114300" simplePos="0" relativeHeight="251806208" behindDoc="0" locked="0" layoutInCell="1" allowOverlap="1" wp14:anchorId="7653ABED" wp14:editId="0707F3C3">
-              <wp:simplePos x="0" y="0"/>
-              <wp:positionH relativeFrom="column">
-                <wp:posOffset>-270510</wp:posOffset>
-              </wp:positionH>
-              <wp:positionV relativeFrom="paragraph">
-                <wp:posOffset>197485</wp:posOffset>
-              </wp:positionV>
-              <wp:extent cx="13970" cy="10224135"/>
-              <wp:effectExtent l="15240" t="16510" r="18415" b="17780"/>
-              <wp:wrapNone/>
-              <wp:docPr id="751188097" name="Line 293"/>
-              <wp:cNvGraphicFramePr>
-                <a:graphicFrameLocks xmlns:a="http://schemas.openxmlformats.org/drawingml/2006/main"/>
-              </wp:cNvGraphicFramePr>
-              <a:graphic xmlns:a="http://schemas.openxmlformats.org/drawingml/2006/main">
-                <a:graphicData uri="http://schemas.microsoft.com/office/word/2010/wordprocessingShape">
-                  <wps:wsp>
-                    <wps:cNvCnPr>
-                      <a:cxnSpLocks noChangeShapeType="1"/>
-                    </wps:cNvCnPr>
-                    <wps:spPr bwMode="auto">
-                      <a:xfrm flipH="1" flipV="1">
-                        <a:off x="0" y="0"/>
-                        <a:ext cx="13970" cy="10224135"/>
-                      </a:xfrm>
-                      <a:prstGeom prst="line">
-                        <a:avLst/>
-                      </a:prstGeom>
-                      <a:noFill/>
-                      <a:ln w="19050">
-                        <a:solidFill>
-                          <a:srgbClr val="000000"/>
-                        </a:solidFill>
-                        <a:round/>
-                        <a:headEnd/>
-                        <a:tailEnd/>
-                      </a:ln>
-                      <a:extLst>
-                        <a:ext uri="{909E8E84-426E-40DD-AFC4-6F175D3DCCD1}">
-                          <a14:hiddenFill xmlns:a14="http://schemas.microsoft.com/office/drawing/2010/main">
-                            <a:noFill/>
-                          </a14:hiddenFill>
-                        </a:ext>
-                      </a:extLst>
-                    </wps:spPr>
-                    <wps:bodyPr/>
-                  </wps:wsp>
-                </a:graphicData>
-              </a:graphic>
-              <wp14:sizeRelH relativeFrom="page">
-                <wp14:pctWidth>0</wp14:pctWidth>
-              </wp14:sizeRelH>
-              <wp14:sizeRelV relativeFrom="page">
-                <wp14:pctHeight>0</wp14:pctHeight>
-              </wp14:sizeRelV>
-            </wp:anchor>
-          </w:drawing>
-        </mc:Choice>
-        <mc:Fallback>
-          <w:pict>
-            <v:line w14:anchorId="64EBDFAD" id="Line 293" o:spid="_x0000_s1026" style="position:absolute;flip:x y;z-index:251806208;visibility:visible;mso-wrap-style:square;mso-width-percent:0;mso-height-percent:0;mso-wrap-distance-left:9pt;mso-wrap-distance-top:0;mso-wrap-distance-right:9pt;mso-wrap-distance-bottom:0;mso-position-horizontal:absolute;mso-position-horizontal-relative:text;mso-position-vertical:absolute;mso-position-vertical-relative:text;mso-width-percent:0;mso-height-percent:0;mso-width-relative:page;mso-height-relative:page" from="-21.3pt,15.55pt" to="-20.2pt,820.6pt" o:gfxdata="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" strokeweight="1.5pt"/>
-          </w:pict>
-        </mc:Fallback>
-      </mc:AlternateContent>
+      <w:pict w14:anchorId="7653ABED">
+        <v:line id="_x0000_s1317" style="position:absolute;left:0;text-align:left;flip:x y;z-index:251806208;visibility:visible" from="-21.3pt,15.55pt" to="-20.2pt,820.6pt" o:connectortype="straight" o:gfxdata="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" strokeweight="1.5pt"/>
+      </w:pict>
     </w:r>
     <w:r>
       <w:rPr>
         <w:b/>
         <w:noProof/>
       </w:rPr>
-      <mc:AlternateContent>
-        <mc:Choice Requires="wps">
-          <w:drawing>
-            <wp:anchor distT="0" distB="0" distL="114300" distR="114300" simplePos="0" relativeHeight="251807232" behindDoc="0" locked="0" layoutInCell="1" allowOverlap="1" wp14:anchorId="02F7A481" wp14:editId="39CA75F1">
-              <wp:simplePos x="0" y="0"/>
-              <wp:positionH relativeFrom="column">
-                <wp:posOffset>-262890</wp:posOffset>
-              </wp:positionH>
-              <wp:positionV relativeFrom="paragraph">
-                <wp:posOffset>207645</wp:posOffset>
-              </wp:positionV>
-              <wp:extent cx="6659880" cy="0"/>
-              <wp:effectExtent l="13335" t="17145" r="13335" b="11430"/>
-              <wp:wrapNone/>
-              <wp:docPr id="880552251" name="Line 294"/>
-              <wp:cNvGraphicFramePr>
-                <a:graphicFrameLocks xmlns:a="http://schemas.openxmlformats.org/drawingml/2006/main"/>
-              </wp:cNvGraphicFramePr>
-              <a:graphic xmlns:a="http://schemas.openxmlformats.org/drawingml/2006/main">
-                <a:graphicData uri="http://schemas.microsoft.com/office/word/2010/wordprocessingShape">
-                  <wps:wsp>
-                    <wps:cNvCnPr>
-                      <a:cxnSpLocks noChangeShapeType="1"/>
-                    </wps:cNvCnPr>
-                    <wps:spPr bwMode="auto">
-                      <a:xfrm>
-                        <a:off x="0" y="0"/>
-                        <a:ext cx="6659880" cy="0"/>
-                      </a:xfrm>
-                      <a:prstGeom prst="line">
-                        <a:avLst/>
-                      </a:prstGeom>
-                      <a:noFill/>
-                      <a:ln w="19050">
-                        <a:solidFill>
-                          <a:srgbClr val="000000"/>
-                        </a:solidFill>
-                        <a:round/>
-                        <a:headEnd/>
-                        <a:tailEnd/>
-                      </a:ln>
-                      <a:extLst>
-                        <a:ext uri="{909E8E84-426E-40DD-AFC4-6F175D3DCCD1}">
-                          <a14:hiddenFill xmlns:a14="http://schemas.microsoft.com/office/drawing/2010/main">
-                            <a:noFill/>
-                          </a14:hiddenFill>
-                        </a:ext>
-                      </a:extLst>
-                    </wps:spPr>
-                    <wps:bodyPr/>
-                  </wps:wsp>
-                </a:graphicData>
-              </a:graphic>
-              <wp14:sizeRelH relativeFrom="page">
-                <wp14:pctWidth>0</wp14:pctWidth>
-              </wp14:sizeRelH>
-              <wp14:sizeRelV relativeFrom="page">
-                <wp14:pctHeight>0</wp14:pctHeight>
-              </wp14:sizeRelV>
-            </wp:anchor>
-          </w:drawing>
-        </mc:Choice>
-        <mc:Fallback>
-          <w:pict>
-            <v:line w14:anchorId="428054E2" id="Line 294" o:spid="_x0000_s1026" style="position:absolute;z-index:251807232;visibility:visible;mso-wrap-style:square;mso-width-percent:0;mso-height-percent:0;mso-wrap-distance-left:9pt;mso-wrap-distance-top:0;mso-wrap-distance-right:9pt;mso-wrap-distance-bottom:0;mso-position-horizontal:absolute;mso-position-horizontal-relative:text;mso-position-vertical:absolute;mso-position-vertical-relative:text;mso-width-percent:0;mso-height-percent:0;mso-width-relative:page;mso-height-relative:page" from="-20.7pt,16.35pt" to="503.7pt,16.35pt" o:gfxdata="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" strokeweight="1.5pt"/>
-          </w:pict>
-        </mc:Fallback>
-      </mc:AlternateContent>
+      <w:pict w14:anchorId="02F7A481">
+        <v:line id="_x0000_s1318" style="position:absolute;left:0;text-align:left;z-index:251807232;visibility:visible" from="-20.7pt,16.35pt" to="503.7pt,16.35pt" o:connectortype="straight" o:gfxdata="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" strokeweight="1.5pt"/>
+      </w:pict>
     </w:r>
     <w:r>
       <w:rPr>
         <w:b/>
         <w:noProof/>
       </w:rPr>
-      <mc:AlternateContent>
-        <mc:Choice Requires="wps">
-          <w:drawing>
-            <wp:anchor distT="0" distB="0" distL="114300" distR="114300" simplePos="0" relativeHeight="251805184" behindDoc="0" locked="0" layoutInCell="1" allowOverlap="1" wp14:anchorId="716E90A6" wp14:editId="7299A31A">
-              <wp:simplePos x="0" y="0"/>
-              <wp:positionH relativeFrom="column">
-                <wp:posOffset>6402070</wp:posOffset>
-              </wp:positionH>
-              <wp:positionV relativeFrom="paragraph">
-                <wp:posOffset>199390</wp:posOffset>
-              </wp:positionV>
-              <wp:extent cx="0" cy="10224135"/>
-              <wp:effectExtent l="10795" t="18415" r="17780" b="15875"/>
-              <wp:wrapNone/>
-              <wp:docPr id="877385467" name="Line 292"/>
-              <wp:cNvGraphicFramePr>
-                <a:graphicFrameLocks xmlns:a="http://schemas.openxmlformats.org/drawingml/2006/main"/>
-              </wp:cNvGraphicFramePr>
-              <a:graphic xmlns:a="http://schemas.openxmlformats.org/drawingml/2006/main">
-                <a:graphicData uri="http://schemas.microsoft.com/office/word/2010/wordprocessingShape">
-                  <wps:wsp>
-                    <wps:cNvCnPr>
-                      <a:cxnSpLocks noChangeShapeType="1"/>
-                    </wps:cNvCnPr>
-                    <wps:spPr bwMode="auto">
-                      <a:xfrm flipV="1">
-                        <a:off x="0" y="0"/>
-                        <a:ext cx="0" cy="10224135"/>
-                      </a:xfrm>
-                      <a:prstGeom prst="line">
-                        <a:avLst/>
-                      </a:prstGeom>
-                      <a:noFill/>
-                      <a:ln w="19050">
-                        <a:solidFill>
-                          <a:srgbClr val="000000"/>
-                        </a:solidFill>
-                        <a:round/>
-                        <a:headEnd/>
-                        <a:tailEnd/>
-                      </a:ln>
-                      <a:extLst>
-                        <a:ext uri="{909E8E84-426E-40DD-AFC4-6F175D3DCCD1}">
-                          <a14:hiddenFill xmlns:a14="http://schemas.microsoft.com/office/drawing/2010/main">
-                            <a:noFill/>
-                          </a14:hiddenFill>
-                        </a:ext>
-                      </a:extLst>
-                    </wps:spPr>
-                    <wps:bodyPr/>
-                  </wps:wsp>
-                </a:graphicData>
-              </a:graphic>
-              <wp14:sizeRelH relativeFrom="page">
-                <wp14:pctWidth>0</wp14:pctWidth>
-              </wp14:sizeRelH>
-              <wp14:sizeRelV relativeFrom="page">
-                <wp14:pctHeight>0</wp14:pctHeight>
-              </wp14:sizeRelV>
-            </wp:anchor>
-          </w:drawing>
-        </mc:Choice>
-        <mc:Fallback>
-          <w:pict>
-            <v:line w14:anchorId="01AF2B88" id="Line 292" o:spid="_x0000_s1026" style="position:absolute;flip:y;z-index:251805184;visibility:visible;mso-wrap-style:square;mso-width-percent:0;mso-height-percent:0;mso-wrap-distance-left:9pt;mso-wrap-distance-top:0;mso-wrap-distance-right:9pt;mso-wrap-distance-bottom:0;mso-position-horizontal:absolute;mso-position-horizontal-relative:text;mso-position-vertical:absolute;mso-position-vertical-relative:text;mso-width-percent:0;mso-height-percent:0;mso-width-relative:page;mso-height-relative:page" from="504.1pt,15.7pt" to="504.1pt,820.75pt" o:gfxdata="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" strokeweight="1.5pt"/>
-          </w:pict>
-        </mc:Fallback>
-      </mc:AlternateContent>
+      <w:pict w14:anchorId="716E90A6">
+        <v:line id="_x0000_s1316" style="position:absolute;left:0;text-align:left;flip:y;z-index:251805184;visibility:visible" from="504.1pt,15.7pt" to="504.1pt,820.75pt" o:connectortype="straight" o:gfxdata="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" strokeweight="1.5pt"/>
+      </w:pict>
     </w:r>
     <w:r>
       <w:rPr>
@@ -16985,6 +13243,10 @@
         <w:smallCaps w:val="0"/>
         <w:strike w:val="0"/>
         <w:dstrike w:val="0"/>
+        <w:outline w:val="0"/>
+        <w:shadow w:val="0"/>
+        <w:emboss w:val="0"/>
+        <w:imprint w:val="0"/>
         <w:noProof w:val="0"/>
         <w:vanish w:val="0"/>
         <w:spacing w:val="0"/>
@@ -16996,19 +13258,6 @@
         <w:vertAlign w:val="baseline"/>
         <w:em w:val="none"/>
         <w:specVanish w:val="0"/>
-        <w14:shadow w14:blurRad="0" w14:dist="0" w14:dir="0" w14:sx="0" w14:sy="0" w14:kx="0" w14:ky="0" w14:algn="none">
-          <w14:srgbClr w14:val="000000"/>
-        </w14:shadow>
-        <w14:textOutline w14:w="0" w14:cap="rnd" w14:cmpd="sng" w14:algn="ctr">
-          <w14:noFill/>
-          <w14:prstDash w14:val="solid"/>
-          <w14:bevel/>
-        </w14:textOutline>
-        <w14:textFill>
-          <w14:solidFill>
-            <w14:srgbClr w14:val="000000"/>
-          </w14:solidFill>
-        </w14:textFill>
       </w:rPr>
     </w:lvl>
     <w:lvl w:ilvl="4">

--- a/core/static/kozu-p_pzf_template.docx
+++ b/core/static/kozu-p_pzf_template.docx
@@ -134,8 +134,20 @@
                 <w:sz w:val="36"/>
                 <w:szCs w:val="36"/>
               </w:rPr>
-              <w:t>Северо-Западный НПЦ АрхиМет</w:t>
+              <w:t xml:space="preserve">Северо-Западный НПЦ </w:t>
             </w:r>
+            <w:proofErr w:type="spellStart"/>
+            <w:r>
+              <w:rPr>
+                <w:b/>
+                <w:spacing w:val="20"/>
+                <w:kern w:val="32"/>
+                <w:sz w:val="36"/>
+                <w:szCs w:val="36"/>
+              </w:rPr>
+              <w:t>АрхиМет</w:t>
+            </w:r>
+            <w:proofErr w:type="spellEnd"/>
           </w:p>
           <w:p>
             <w:pPr>
@@ -510,7 +522,20 @@
                 <w:szCs w:val="40"/>
                 <w:lang w:val="en-US"/>
               </w:rPr>
-              <w:t>{{ project</w:t>
+              <w:t xml:space="preserve">{{ </w:t>
+            </w:r>
+            <w:proofErr w:type="spellStart"/>
+            <w:r>
+              <w:rPr>
+                <w:rFonts w:ascii="Arial" w:hAnsi="Arial" w:cs="Arial"/>
+                <w:b/>
+                <w:spacing w:val="20"/>
+                <w:kern w:val="32"/>
+                <w:sz w:val="40"/>
+                <w:szCs w:val="40"/>
+                <w:lang w:val="en-US"/>
+              </w:rPr>
+              <w:t>project</w:t>
             </w:r>
             <w:proofErr w:type="gramEnd"/>
             <w:r>
@@ -536,7 +561,20 @@
                 <w:szCs w:val="40"/>
                 <w:lang w:val="en-US"/>
               </w:rPr>
-              <w:t>code }}</w:t>
+              <w:t>code</w:t>
+            </w:r>
+            <w:proofErr w:type="spellEnd"/>
+            <w:r>
+              <w:rPr>
+                <w:rFonts w:ascii="Arial" w:hAnsi="Arial" w:cs="Arial"/>
+                <w:b/>
+                <w:spacing w:val="20"/>
+                <w:kern w:val="32"/>
+                <w:sz w:val="40"/>
+                <w:szCs w:val="40"/>
+                <w:lang w:val="en-US"/>
+              </w:rPr>
+              <w:t xml:space="preserve"> }}</w:t>
             </w:r>
             <w:r>
               <w:rPr>
@@ -872,7 +910,29 @@
                 <w:sz w:val="23"/>
                 <w:szCs w:val="23"/>
               </w:rPr>
-              <w:t>Главный инженер проекта                                                       Родчихин С.В.</w:t>
+              <w:t xml:space="preserve">Главный инженер проекта                                                       </w:t>
+            </w:r>
+            <w:proofErr w:type="spellStart"/>
+            <w:r>
+              <w:rPr>
+                <w:rFonts w:ascii="Arial" w:hAnsi="Arial" w:cs="Arial"/>
+                <w:spacing w:val="20"/>
+                <w:kern w:val="32"/>
+                <w:sz w:val="23"/>
+                <w:szCs w:val="23"/>
+              </w:rPr>
+              <w:t>Родчихин</w:t>
+            </w:r>
+            <w:proofErr w:type="spellEnd"/>
+            <w:r>
+              <w:rPr>
+                <w:rFonts w:ascii="Arial" w:hAnsi="Arial" w:cs="Arial"/>
+                <w:spacing w:val="20"/>
+                <w:kern w:val="32"/>
+                <w:sz w:val="23"/>
+                <w:szCs w:val="23"/>
+              </w:rPr>
+              <w:t xml:space="preserve"> С.В.</w:t>
             </w:r>
           </w:p>
         </w:tc>
@@ -1741,12 +1801,14 @@
               </w:rPr>
               <w:t xml:space="preserve">. </w:t>
             </w:r>
+            <w:proofErr w:type="spellStart"/>
             <w:r>
               <w:rPr>
                 <w:szCs w:val="28"/>
               </w:rPr>
               <w:t>Родчихин</w:t>
             </w:r>
+            <w:proofErr w:type="spellEnd"/>
             <w:r>
               <w:rPr>
                 <w:szCs w:val="28"/>
@@ -1777,7 +1839,15 @@
                 <w:szCs w:val="28"/>
                 <w:lang w:val="en-US"/>
               </w:rPr>
-              <w:t>{{ current</w:t>
+              <w:t xml:space="preserve">{{ </w:t>
+            </w:r>
+            <w:proofErr w:type="spellStart"/>
+            <w:r>
+              <w:rPr>
+                <w:szCs w:val="28"/>
+                <w:lang w:val="en-US"/>
+              </w:rPr>
+              <w:t>current</w:t>
             </w:r>
             <w:proofErr w:type="gramEnd"/>
             <w:r>
@@ -1785,7 +1855,15 @@
                 <w:szCs w:val="28"/>
                 <w:lang w:val="en-US"/>
               </w:rPr>
-              <w:t>_date }}</w:t>
+              <w:t>_date</w:t>
+            </w:r>
+            <w:proofErr w:type="spellEnd"/>
+            <w:r>
+              <w:rPr>
+                <w:szCs w:val="28"/>
+                <w:lang w:val="en-US"/>
+              </w:rPr>
+              <w:t xml:space="preserve"> }}</w:t>
             </w:r>
           </w:p>
         </w:tc>
@@ -1967,12 +2045,21 @@
                 <w:szCs w:val="24"/>
               </w:rPr>
             </w:pPr>
+            <w:proofErr w:type="spellStart"/>
             <w:r>
               <w:rPr>
                 <w:position w:val="6"/>
                 <w:szCs w:val="24"/>
               </w:rPr>
-              <w:t>Родчихин С. В.</w:t>
+              <w:t>Родчихин</w:t>
+            </w:r>
+            <w:proofErr w:type="spellEnd"/>
+            <w:r>
+              <w:rPr>
+                <w:position w:val="6"/>
+                <w:szCs w:val="24"/>
+              </w:rPr>
+              <w:t xml:space="preserve"> С. В.</w:t>
             </w:r>
           </w:p>
         </w:tc>
@@ -2013,7 +2100,16 @@
                 <w:szCs w:val="24"/>
                 <w:lang w:val="en-US"/>
               </w:rPr>
-              <w:t>{{ mm</w:t>
+              <w:t xml:space="preserve">{{ </w:t>
+            </w:r>
+            <w:proofErr w:type="spellStart"/>
+            <w:r>
+              <w:rPr>
+                <w:position w:val="6"/>
+                <w:szCs w:val="24"/>
+                <w:lang w:val="en-US"/>
+              </w:rPr>
+              <w:t>mm</w:t>
             </w:r>
             <w:proofErr w:type="gramEnd"/>
             <w:r>
@@ -2022,7 +2118,16 @@
                 <w:szCs w:val="24"/>
                 <w:lang w:val="en-US"/>
               </w:rPr>
-              <w:t>_yy }}</w:t>
+              <w:t>_yy</w:t>
+            </w:r>
+            <w:proofErr w:type="spellEnd"/>
+            <w:r>
+              <w:rPr>
+                <w:position w:val="6"/>
+                <w:szCs w:val="24"/>
+                <w:lang w:val="en-US"/>
+              </w:rPr>
+              <w:t xml:space="preserve"> }}</w:t>
             </w:r>
           </w:p>
         </w:tc>
@@ -2045,6 +2150,7 @@
                 <w:szCs w:val="24"/>
               </w:rPr>
             </w:pPr>
+            <w:proofErr w:type="spellStart"/>
             <w:r>
               <w:rPr>
                 <w:position w:val="6"/>
@@ -2052,6 +2158,7 @@
               </w:rPr>
               <w:t>Нормоконтролер</w:t>
             </w:r>
+            <w:proofErr w:type="spellEnd"/>
           </w:p>
         </w:tc>
         <w:tc>
@@ -2238,7 +2345,16 @@
                 <w:szCs w:val="24"/>
                 <w:lang w:val="en-US"/>
               </w:rPr>
-              <w:t>{{ mm</w:t>
+              <w:t xml:space="preserve">{{ </w:t>
+            </w:r>
+            <w:proofErr w:type="spellStart"/>
+            <w:r>
+              <w:rPr>
+                <w:position w:val="6"/>
+                <w:szCs w:val="24"/>
+                <w:lang w:val="en-US"/>
+              </w:rPr>
+              <w:t>mm</w:t>
             </w:r>
             <w:proofErr w:type="gramEnd"/>
             <w:r>
@@ -2247,7 +2363,16 @@
                 <w:szCs w:val="24"/>
                 <w:lang w:val="en-US"/>
               </w:rPr>
-              <w:t>_yy }}</w:t>
+              <w:t>_yy</w:t>
+            </w:r>
+            <w:proofErr w:type="spellEnd"/>
+            <w:r>
+              <w:rPr>
+                <w:position w:val="6"/>
+                <w:szCs w:val="24"/>
+                <w:lang w:val="en-US"/>
+              </w:rPr>
+              <w:t xml:space="preserve"> }}</w:t>
             </w:r>
           </w:p>
         </w:tc>
@@ -2400,7 +2525,16 @@
                 <w:szCs w:val="24"/>
                 <w:lang w:val="en-US"/>
               </w:rPr>
-              <w:t>{{ mm</w:t>
+              <w:t xml:space="preserve">{{ </w:t>
+            </w:r>
+            <w:proofErr w:type="spellStart"/>
+            <w:r>
+              <w:rPr>
+                <w:position w:val="6"/>
+                <w:szCs w:val="24"/>
+                <w:lang w:val="en-US"/>
+              </w:rPr>
+              <w:t>mm</w:t>
             </w:r>
             <w:proofErr w:type="gramEnd"/>
             <w:r>
@@ -2409,7 +2543,16 @@
                 <w:szCs w:val="24"/>
                 <w:lang w:val="en-US"/>
               </w:rPr>
-              <w:t>_yy }}</w:t>
+              <w:t>_yy</w:t>
+            </w:r>
+            <w:proofErr w:type="spellEnd"/>
+            <w:r>
+              <w:rPr>
+                <w:position w:val="6"/>
+                <w:szCs w:val="24"/>
+                <w:lang w:val="en-US"/>
+              </w:rPr>
+              <w:t xml:space="preserve"> }}</w:t>
             </w:r>
           </w:p>
         </w:tc>
@@ -2455,12 +2598,21 @@
                 <w:szCs w:val="24"/>
               </w:rPr>
             </w:pPr>
+            <w:proofErr w:type="spellStart"/>
             <w:r>
               <w:rPr>
                 <w:position w:val="6"/>
                 <w:szCs w:val="24"/>
               </w:rPr>
-              <w:t>Мельситов П. А.</w:t>
+              <w:t>Мельситов</w:t>
+            </w:r>
+            <w:proofErr w:type="spellEnd"/>
+            <w:r>
+              <w:rPr>
+                <w:position w:val="6"/>
+                <w:szCs w:val="24"/>
+              </w:rPr>
+              <w:t xml:space="preserve"> П. А.</w:t>
             </w:r>
           </w:p>
         </w:tc>
@@ -2501,7 +2653,16 @@
                 <w:szCs w:val="24"/>
                 <w:lang w:val="en-US"/>
               </w:rPr>
-              <w:t>{{ mm</w:t>
+              <w:t xml:space="preserve">{{ </w:t>
+            </w:r>
+            <w:proofErr w:type="spellStart"/>
+            <w:r>
+              <w:rPr>
+                <w:position w:val="6"/>
+                <w:szCs w:val="24"/>
+                <w:lang w:val="en-US"/>
+              </w:rPr>
+              <w:t>mm</w:t>
             </w:r>
             <w:proofErr w:type="gramEnd"/>
             <w:r>
@@ -2510,7 +2671,16 @@
                 <w:szCs w:val="24"/>
                 <w:lang w:val="en-US"/>
               </w:rPr>
-              <w:t>_yy }}</w:t>
+              <w:t>_yy</w:t>
+            </w:r>
+            <w:proofErr w:type="spellEnd"/>
+            <w:r>
+              <w:rPr>
+                <w:position w:val="6"/>
+                <w:szCs w:val="24"/>
+                <w:lang w:val="en-US"/>
+              </w:rPr>
+              <w:t xml:space="preserve"> }}</w:t>
             </w:r>
           </w:p>
         </w:tc>
@@ -2639,7 +2809,39 @@
     </w:p>
     <w:p>
       <w:r>
-        <w:t>Лежневые фундаменты могут возводиться на неразмываемых грунтовых основаниях, сохраняющих несущую способность и обеспечивающих надежность эксплуатации. При скальных, галечниковых, а также гравийных и крупнопесчаных (непучинистых) грунтах такие фундаменты сооружают на выровненной, со снятым растительным слоем, поверхности грунта. В необходимых случаях для предохранения от размыва, корчехода и других подобных воздействий лежневые фундаменты могут ограждаться ряжевой оболочкой, засыпаемой камнем.</w:t>
+        <w:t xml:space="preserve">Лежневые фундаменты могут возводиться на </w:t>
+      </w:r>
+      <w:proofErr w:type="spellStart"/>
+      <w:r>
+        <w:t>неразмываемых</w:t>
+      </w:r>
+      <w:proofErr w:type="spellEnd"/>
+      <w:r>
+        <w:t xml:space="preserve"> грунтовых основаниях, сохраняющих несущую способность и обеспечивающих надежность эксплуатации. При скальных, галечниковых, а также гравийных и </w:t>
+      </w:r>
+      <w:proofErr w:type="spellStart"/>
+      <w:r>
+        <w:t>крупнопесчаных</w:t>
+      </w:r>
+      <w:proofErr w:type="spellEnd"/>
+      <w:r>
+        <w:t xml:space="preserve"> (</w:t>
+      </w:r>
+      <w:proofErr w:type="spellStart"/>
+      <w:r>
+        <w:t>непучинистых</w:t>
+      </w:r>
+      <w:proofErr w:type="spellEnd"/>
+      <w:r>
+        <w:t xml:space="preserve">) грунтах такие фундаменты сооружают на выровненной, со снятым растительным слоем, поверхности грунта. В необходимых случаях для предохранения от размыва, </w:t>
+      </w:r>
+      <w:proofErr w:type="spellStart"/>
+      <w:r>
+        <w:t>корчехода</w:t>
+      </w:r>
+      <w:proofErr w:type="spellEnd"/>
+      <w:r>
+        <w:t xml:space="preserve"> и других подобных воздействий лежневые фундаменты могут ограждаться ряжевой оболочкой, засыпаемой камнем.</w:t>
       </w:r>
     </w:p>
     <w:p>
@@ -2684,14 +2886,29 @@
         <w:rPr>
           <w:lang w:eastAsia="en-US"/>
         </w:rPr>
-        <w:t>Железобетонные лежни обладают высокой прочностью и устойчивостью к различным нагрузкам, что делает их надёжным и долговечным решением для строительных проектов. Они также могут быть использованы в условиях повышенной влажности или агрессивной среды благодаря своей устойчивости к коррозии и другим негативным воздействиям.</w:t>
+        <w:t xml:space="preserve">Железобетонные лежни обладают высокой прочностью и устойчивостью к различным нагрузкам, что делает их надёжным и долговечным решением для строительных проектов. Они также могут быть использованы в условиях повышенной влажности или агрессивной среды благодаря своей устойчивости к коррозии и другим негативным </w:t>
+      </w:r>
+      <w:proofErr w:type="spellStart"/>
+      <w:r>
+        <w:rPr>
+          <w:lang w:eastAsia="en-US"/>
+        </w:rPr>
+        <w:t>воздействиям.</w:t>
       </w:r>
       <w:r>
         <w:rPr>
           <w:vanish/>
           <w:lang w:eastAsia="en-US"/>
         </w:rPr>
-        <w:t>Начало формы</w:t>
+        <w:t>Начало</w:t>
+      </w:r>
+      <w:proofErr w:type="spellEnd"/>
+      <w:r>
+        <w:rPr>
+          <w:vanish/>
+          <w:lang w:eastAsia="en-US"/>
+        </w:rPr>
+        <w:t xml:space="preserve"> формы</w:t>
       </w:r>
     </w:p>
     <w:p>
@@ -2712,7 +2929,21 @@
           <w:lang w:eastAsia="en-US"/>
         </w:rPr>
         <w:lastRenderedPageBreak/>
-        <w:t>волокон или нитей механическим (плетение, иглопробивание), химическим (склеивание), термическим (сплавление) способами или их комбинацией.</w:t>
+        <w:t xml:space="preserve">волокон или нитей механическим (плетение, </w:t>
+      </w:r>
+      <w:proofErr w:type="spellStart"/>
+      <w:r>
+        <w:rPr>
+          <w:lang w:eastAsia="en-US"/>
+        </w:rPr>
+        <w:t>иглопробивание</w:t>
+      </w:r>
+      <w:proofErr w:type="spellEnd"/>
+      <w:r>
+        <w:rPr>
+          <w:lang w:eastAsia="en-US"/>
+        </w:rPr>
+        <w:t>), химическим (склеивание), термическим (сплавление) способами или их комбинацией.</w:t>
       </w:r>
     </w:p>
     <w:p>
@@ -2750,7 +2981,7 @@
           <w:noProof/>
         </w:rPr>
         <w:drawing>
-          <wp:inline distT="0" distB="0" distL="0" distR="0" wp14:anchorId="6E43442B" wp14:editId="0D02670A">
+          <wp:inline distT="0" distB="0" distL="0" distR="0" wp14:anchorId="6E43442B" wp14:editId="0CE4C8A1">
             <wp:extent cx="4721745" cy="2313354"/>
             <wp:effectExtent l="0" t="0" r="3175" b="0"/>
             <wp:docPr id="1216320850" name="Рисунок 59" descr="Лежни железобетонные, купить бетонный лежень моста в Москве"/>
@@ -2845,12 +3076,14 @@
         </w:rPr>
         <w:t xml:space="preserve">{{ </w:t>
       </w:r>
+      <w:proofErr w:type="spellStart"/>
       <w:r>
         <w:rPr>
           <w:lang w:val="en-US" w:eastAsia="en-US"/>
         </w:rPr>
         <w:t>klass</w:t>
       </w:r>
+      <w:proofErr w:type="spellEnd"/>
       <w:proofErr w:type="gramEnd"/>
       <w:r>
         <w:rPr>
@@ -2858,6 +3091,7 @@
         </w:rPr>
         <w:t>_</w:t>
       </w:r>
+      <w:proofErr w:type="spellStart"/>
       <w:proofErr w:type="gramStart"/>
       <w:r>
         <w:rPr>
@@ -2865,6 +3099,7 @@
         </w:rPr>
         <w:t>betona</w:t>
       </w:r>
+      <w:proofErr w:type="spellEnd"/>
       <w:r>
         <w:rPr>
           <w:lang w:eastAsia="en-US"/>
@@ -2897,12 +3132,14 @@
         </w:rPr>
         <w:t xml:space="preserve">{{ </w:t>
       </w:r>
+      <w:proofErr w:type="spellStart"/>
       <w:r>
         <w:rPr>
           <w:lang w:val="en-US" w:eastAsia="en-US"/>
         </w:rPr>
         <w:t>morozostoikost</w:t>
       </w:r>
+      <w:proofErr w:type="spellEnd"/>
       <w:proofErr w:type="gramEnd"/>
       <w:r>
         <w:rPr>
@@ -2935,12 +3172,14 @@
         </w:rPr>
         <w:t xml:space="preserve">{{ </w:t>
       </w:r>
+      <w:proofErr w:type="spellStart"/>
       <w:r>
         <w:rPr>
           <w:lang w:val="en-US" w:eastAsia="en-US"/>
         </w:rPr>
         <w:t>vodonepronicaemost</w:t>
       </w:r>
+      <w:proofErr w:type="spellEnd"/>
       <w:proofErr w:type="gramEnd"/>
       <w:r>
         <w:rPr>
@@ -3072,12 +3311,14 @@
         </w:rPr>
         <w:t xml:space="preserve">{{ </w:t>
       </w:r>
+      <w:proofErr w:type="spellStart"/>
       <w:r>
         <w:rPr>
           <w:lang w:val="en-US" w:eastAsia="en-US"/>
         </w:rPr>
         <w:t>dlina</w:t>
       </w:r>
+      <w:proofErr w:type="spellEnd"/>
       <w:proofErr w:type="gramEnd"/>
       <w:r>
         <w:rPr>
@@ -3085,6 +3326,7 @@
         </w:rPr>
         <w:t>_</w:t>
       </w:r>
+      <w:proofErr w:type="spellStart"/>
       <w:proofErr w:type="gramStart"/>
       <w:r>
         <w:rPr>
@@ -3092,6 +3334,7 @@
         </w:rPr>
         <w:t>elem</w:t>
       </w:r>
+      <w:proofErr w:type="spellEnd"/>
       <w:r>
         <w:rPr>
           <w:lang w:eastAsia="en-US"/>
@@ -3393,25 +3636,43 @@
               <w:szCs w:val="24"/>
               <w:lang w:val="en-US"/>
             </w:rPr>
-            <w:t>{{ project</w:t>
-          </w:r>
-          <w:proofErr w:type="gramEnd"/>
+            <w:t xml:space="preserve">{{ </w:t>
+          </w:r>
+          <w:proofErr w:type="spellStart"/>
           <w:r>
             <w:rPr>
               <w:sz w:val="36"/>
               <w:szCs w:val="24"/>
               <w:lang w:val="en-US"/>
             </w:rPr>
-            <w:t>_</w:t>
-          </w:r>
-          <w:proofErr w:type="gramStart"/>
+            <w:t>project</w:t>
+          </w:r>
+          <w:proofErr w:type="gramEnd"/>
           <w:r>
             <w:rPr>
               <w:sz w:val="36"/>
               <w:szCs w:val="24"/>
               <w:lang w:val="en-US"/>
             </w:rPr>
-            <w:t>code }}-</w:t>
+            <w:t>_</w:t>
+          </w:r>
+          <w:proofErr w:type="gramStart"/>
+          <w:r>
+            <w:rPr>
+              <w:sz w:val="36"/>
+              <w:szCs w:val="24"/>
+              <w:lang w:val="en-US"/>
+            </w:rPr>
+            <w:t>code</w:t>
+          </w:r>
+          <w:proofErr w:type="spellEnd"/>
+          <w:r>
+            <w:rPr>
+              <w:sz w:val="36"/>
+              <w:szCs w:val="24"/>
+              <w:lang w:val="en-US"/>
+            </w:rPr>
+            <w:t xml:space="preserve"> }}-</w:t>
           </w:r>
           <w:proofErr w:type="gramEnd"/>
           <w:r>
@@ -3651,6 +3912,7 @@
                           <w:szCs w:val="18"/>
                         </w:rPr>
                       </w:pPr>
+                      <w:proofErr w:type="spellStart"/>
                       <w:r>
                         <w:rPr>
                           <w:rStyle w:val="afd"/>
@@ -3658,7 +3920,17 @@
                           <w:sz w:val="20"/>
                           <w:szCs w:val="18"/>
                         </w:rPr>
-                        <w:t>Взам. инв. №</w:t>
+                        <w:t>Взам</w:t>
+                      </w:r>
+                      <w:proofErr w:type="spellEnd"/>
+                      <w:r>
+                        <w:rPr>
+                          <w:rStyle w:val="afd"/>
+                          <w:rFonts w:ascii="Times New Roman" w:hAnsi="Times New Roman"/>
+                          <w:sz w:val="20"/>
+                          <w:szCs w:val="18"/>
+                        </w:rPr>
+                        <w:t>. инв. №</w:t>
                       </w:r>
                     </w:p>
                   </w:txbxContent>
@@ -3849,16 +4121,34 @@
               <w:szCs w:val="24"/>
               <w:lang w:val="en-US"/>
             </w:rPr>
-            <w:t>{{ project</w:t>
-          </w:r>
-          <w:proofErr w:type="gramEnd"/>
+            <w:t xml:space="preserve">{{ </w:t>
+          </w:r>
+          <w:proofErr w:type="spellStart"/>
           <w:r>
             <w:rPr>
               <w:sz w:val="24"/>
               <w:szCs w:val="24"/>
               <w:lang w:val="en-US"/>
             </w:rPr>
-            <w:t>_name }}</w:t>
+            <w:t>project</w:t>
+          </w:r>
+          <w:proofErr w:type="gramEnd"/>
+          <w:r>
+            <w:rPr>
+              <w:sz w:val="24"/>
+              <w:szCs w:val="24"/>
+              <w:lang w:val="en-US"/>
+            </w:rPr>
+            <w:t>_name</w:t>
+          </w:r>
+          <w:proofErr w:type="spellEnd"/>
+          <w:r>
+            <w:rPr>
+              <w:sz w:val="24"/>
+              <w:szCs w:val="24"/>
+              <w:lang w:val="en-US"/>
+            </w:rPr>
+            <w:t xml:space="preserve"> }}</w:t>
           </w:r>
         </w:p>
       </w:tc>
@@ -4072,6 +4362,7 @@
               <w:sz w:val="18"/>
             </w:rPr>
           </w:pPr>
+          <w:proofErr w:type="spellStart"/>
           <w:r>
             <w:rPr>
               <w:spacing w:val="-12"/>
@@ -4079,6 +4370,7 @@
             </w:rPr>
             <w:t>Кол.уч</w:t>
           </w:r>
+          <w:proofErr w:type="spellEnd"/>
         </w:p>
       </w:tc>
       <w:tc>
@@ -4374,62 +4666,9 @@
               <w:noProof/>
               <w:spacing w:val="-12"/>
               <w:sz w:val="18"/>
-            </w:rPr>
-            <w:drawing>
-              <wp:anchor distT="0" distB="0" distL="114300" distR="114300" simplePos="0" relativeHeight="251934208" behindDoc="1" locked="0" layoutInCell="1" allowOverlap="1" wp14:anchorId="14968910" wp14:editId="6E14F5F7">
-                <wp:simplePos x="0" y="0"/>
-                <wp:positionH relativeFrom="column">
-                  <wp:posOffset>167640</wp:posOffset>
-                </wp:positionH>
-                <wp:positionV relativeFrom="paragraph">
-                  <wp:posOffset>-27940</wp:posOffset>
-                </wp:positionV>
-                <wp:extent cx="165735" cy="138430"/>
-                <wp:effectExtent l="0" t="0" r="0" b="0"/>
-                <wp:wrapNone/>
-                <wp:docPr id="1464461339" name="Рисунок 1464461339"/>
-                <wp:cNvGraphicFramePr>
-                  <a:graphicFrameLocks xmlns:a="http://schemas.openxmlformats.org/drawingml/2006/main" noChangeAspect="1"/>
-                </wp:cNvGraphicFramePr>
-                <a:graphic xmlns:a="http://schemas.openxmlformats.org/drawingml/2006/main">
-                  <a:graphicData uri="http://schemas.openxmlformats.org/drawingml/2006/picture">
-                    <pic:pic xmlns:pic="http://schemas.openxmlformats.org/drawingml/2006/picture">
-                      <pic:nvPicPr>
-                        <pic:cNvPr id="414465244" name="Рисунок 414465244"/>
-                        <pic:cNvPicPr/>
-                      </pic:nvPicPr>
-                      <pic:blipFill>
-                        <a:blip r:embed="rId1">
-                          <a:extLst>
-                            <a:ext uri="{28A0092B-C50C-407E-A947-70E740481C1C}">
-                              <a14:useLocalDpi xmlns:a14="http://schemas.microsoft.com/office/drawing/2010/main" val="0"/>
-                            </a:ext>
-                          </a:extLst>
-                        </a:blip>
-                        <a:stretch>
-                          <a:fillRect/>
-                        </a:stretch>
-                      </pic:blipFill>
-                      <pic:spPr>
-                        <a:xfrm>
-                          <a:off x="0" y="0"/>
-                          <a:ext cx="165735" cy="138430"/>
-                        </a:xfrm>
-                        <a:prstGeom prst="rect">
-                          <a:avLst/>
-                        </a:prstGeom>
-                      </pic:spPr>
-                    </pic:pic>
-                  </a:graphicData>
-                </a:graphic>
-                <wp14:sizeRelH relativeFrom="margin">
-                  <wp14:pctWidth>0</wp14:pctWidth>
-                </wp14:sizeRelH>
-                <wp14:sizeRelV relativeFrom="margin">
-                  <wp14:pctHeight>0</wp14:pctHeight>
-                </wp14:sizeRelV>
-              </wp:anchor>
-            </w:drawing>
+              <w:lang w:val="en-US"/>
+            </w:rPr>
+            <w:t>{{ podp }}</w:t>
           </w:r>
         </w:p>
       </w:tc>
@@ -4461,16 +4700,34 @@
               <w:szCs w:val="18"/>
               <w:lang w:val="en-US"/>
             </w:rPr>
-            <w:t>{{ mm</w:t>
-          </w:r>
-          <w:proofErr w:type="gramEnd"/>
+            <w:t xml:space="preserve">{{ </w:t>
+          </w:r>
+          <w:proofErr w:type="spellStart"/>
           <w:r>
             <w:rPr>
               <w:sz w:val="18"/>
               <w:szCs w:val="18"/>
               <w:lang w:val="en-US"/>
             </w:rPr>
-            <w:t>_yy }}</w:t>
+            <w:t>mm</w:t>
+          </w:r>
+          <w:proofErr w:type="gramEnd"/>
+          <w:r>
+            <w:rPr>
+              <w:sz w:val="18"/>
+              <w:szCs w:val="18"/>
+              <w:lang w:val="en-US"/>
+            </w:rPr>
+            <w:t>_yy</w:t>
+          </w:r>
+          <w:proofErr w:type="spellEnd"/>
+          <w:r>
+            <w:rPr>
+              <w:sz w:val="18"/>
+              <w:szCs w:val="18"/>
+              <w:lang w:val="en-US"/>
+            </w:rPr>
+            <w:t xml:space="preserve"> }}</w:t>
           </w:r>
         </w:p>
       </w:tc>
@@ -4904,7 +5161,7 @@
                 <wp:extent cx="241300" cy="166370"/>
                 <wp:effectExtent l="0" t="0" r="0" b="0"/>
                 <wp:wrapNone/>
-                <wp:docPr id="1501734443" name="Рисунок 1501734443" descr="Изображение выглядит как зарисовка, рисунок, Детское искусство, диаграмма&#10;&#10;Автоматически созданное описание"/>
+                <wp:docPr id="1706404452" name="Рисунок 1706404452" descr="Изображение выглядит как зарисовка, рисунок, Детское искусство, диаграмма&#10;&#10;Автоматически созданное описание"/>
                 <wp:cNvGraphicFramePr>
                   <a:graphicFrameLocks xmlns:a="http://schemas.openxmlformats.org/drawingml/2006/main" noChangeAspect="1"/>
                 </wp:cNvGraphicFramePr>
@@ -4916,7 +5173,7 @@
                         <pic:cNvPicPr/>
                       </pic:nvPicPr>
                       <pic:blipFill>
-                        <a:blip r:embed="rId2">
+                        <a:blip r:embed="rId1">
                           <a:extLst>
                             <a:ext uri="{28A0092B-C50C-407E-A947-70E740481C1C}">
                               <a14:useLocalDpi xmlns:a14="http://schemas.microsoft.com/office/drawing/2010/main" val="0"/>
@@ -4977,16 +5234,34 @@
               <w:szCs w:val="18"/>
               <w:lang w:val="en-US"/>
             </w:rPr>
-            <w:t>{{ mm</w:t>
-          </w:r>
-          <w:proofErr w:type="gramEnd"/>
+            <w:t xml:space="preserve">{{ </w:t>
+          </w:r>
+          <w:proofErr w:type="spellStart"/>
           <w:r>
             <w:rPr>
               <w:sz w:val="18"/>
               <w:szCs w:val="18"/>
               <w:lang w:val="en-US"/>
             </w:rPr>
-            <w:t>_yy }}</w:t>
+            <w:t>mm</w:t>
+          </w:r>
+          <w:proofErr w:type="gramEnd"/>
+          <w:r>
+            <w:rPr>
+              <w:sz w:val="18"/>
+              <w:szCs w:val="18"/>
+              <w:lang w:val="en-US"/>
+            </w:rPr>
+            <w:t>_yy</w:t>
+          </w:r>
+          <w:proofErr w:type="spellEnd"/>
+          <w:r>
+            <w:rPr>
+              <w:sz w:val="18"/>
+              <w:szCs w:val="18"/>
+              <w:lang w:val="en-US"/>
+            </w:rPr>
+            <w:t xml:space="preserve"> }}</w:t>
           </w:r>
         </w:p>
       </w:tc>
@@ -5219,7 +5494,35 @@
             <w:rPr>
               <w:szCs w:val="24"/>
             </w:rPr>
-            <w:t>ООО «СевЗап НПЦ АрхиМет»</w:t>
+            <w:t>ООО «</w:t>
+          </w:r>
+          <w:proofErr w:type="spellStart"/>
+          <w:r>
+            <w:rPr>
+              <w:szCs w:val="24"/>
+            </w:rPr>
+            <w:t>СевЗап</w:t>
+          </w:r>
+          <w:proofErr w:type="spellEnd"/>
+          <w:r>
+            <w:rPr>
+              <w:szCs w:val="24"/>
+            </w:rPr>
+            <w:t xml:space="preserve"> НПЦ </w:t>
+          </w:r>
+          <w:proofErr w:type="spellStart"/>
+          <w:r>
+            <w:rPr>
+              <w:szCs w:val="24"/>
+            </w:rPr>
+            <w:t>АрхиМет</w:t>
+          </w:r>
+          <w:proofErr w:type="spellEnd"/>
+          <w:r>
+            <w:rPr>
+              <w:szCs w:val="24"/>
+            </w:rPr>
+            <w:t>»</w:t>
           </w:r>
         </w:p>
       </w:tc>
@@ -5469,7 +5772,7 @@
                 <wp:extent cx="299720" cy="139700"/>
                 <wp:effectExtent l="0" t="0" r="0" b="0"/>
                 <wp:wrapNone/>
-                <wp:docPr id="1137615828" name="Рисунок 1137615828" descr="Изображение выглядит как рукописный текст, Шрифт, линия, каллиграфия&#10;&#10;Автоматически созданное описание"/>
+                <wp:docPr id="37099761" name="Рисунок 37099761" descr="Изображение выглядит как рукописный текст, Шрифт, линия, каллиграфия&#10;&#10;Автоматически созданное описание"/>
                 <wp:cNvGraphicFramePr>
                   <a:graphicFrameLocks xmlns:a="http://schemas.openxmlformats.org/drawingml/2006/main" noChangeAspect="1"/>
                 </wp:cNvGraphicFramePr>
@@ -5481,7 +5784,7 @@
                         <pic:cNvPicPr/>
                       </pic:nvPicPr>
                       <pic:blipFill>
-                        <a:blip r:embed="rId3">
+                        <a:blip r:embed="rId2">
                           <a:extLst>
                             <a:ext uri="{28A0092B-C50C-407E-A947-70E740481C1C}">
                               <a14:useLocalDpi xmlns:a14="http://schemas.microsoft.com/office/drawing/2010/main" val="0"/>
@@ -5542,16 +5845,34 @@
               <w:szCs w:val="18"/>
               <w:lang w:val="en-US"/>
             </w:rPr>
-            <w:t>{{ mm</w:t>
-          </w:r>
-          <w:proofErr w:type="gramEnd"/>
+            <w:t xml:space="preserve">{{ </w:t>
+          </w:r>
+          <w:proofErr w:type="spellStart"/>
           <w:r>
             <w:rPr>
               <w:sz w:val="18"/>
               <w:szCs w:val="18"/>
               <w:lang w:val="en-US"/>
             </w:rPr>
-            <w:t>_yy }}</w:t>
+            <w:t>mm</w:t>
+          </w:r>
+          <w:proofErr w:type="gramEnd"/>
+          <w:r>
+            <w:rPr>
+              <w:sz w:val="18"/>
+              <w:szCs w:val="18"/>
+              <w:lang w:val="en-US"/>
+            </w:rPr>
+            <w:t>_yy</w:t>
+          </w:r>
+          <w:proofErr w:type="spellEnd"/>
+          <w:r>
+            <w:rPr>
+              <w:sz w:val="18"/>
+              <w:szCs w:val="18"/>
+              <w:lang w:val="en-US"/>
+            </w:rPr>
+            <w:t xml:space="preserve"> }}</w:t>
           </w:r>
         </w:p>
       </w:tc>
@@ -5817,25 +6138,43 @@
               <w:szCs w:val="24"/>
               <w:lang w:val="en-US"/>
             </w:rPr>
-            <w:t>{{ project</w:t>
-          </w:r>
-          <w:proofErr w:type="gramEnd"/>
+            <w:t xml:space="preserve">{{ </w:t>
+          </w:r>
+          <w:proofErr w:type="spellStart"/>
           <w:r>
             <w:rPr>
               <w:sz w:val="36"/>
               <w:szCs w:val="24"/>
               <w:lang w:val="en-US"/>
             </w:rPr>
-            <w:t>_</w:t>
-          </w:r>
-          <w:proofErr w:type="gramStart"/>
+            <w:t>project</w:t>
+          </w:r>
+          <w:proofErr w:type="gramEnd"/>
           <w:r>
             <w:rPr>
               <w:sz w:val="36"/>
               <w:szCs w:val="24"/>
               <w:lang w:val="en-US"/>
             </w:rPr>
-            <w:t>code }}-</w:t>
+            <w:t>_</w:t>
+          </w:r>
+          <w:proofErr w:type="gramStart"/>
+          <w:r>
+            <w:rPr>
+              <w:sz w:val="36"/>
+              <w:szCs w:val="24"/>
+              <w:lang w:val="en-US"/>
+            </w:rPr>
+            <w:t>code</w:t>
+          </w:r>
+          <w:proofErr w:type="spellEnd"/>
+          <w:r>
+            <w:rPr>
+              <w:sz w:val="36"/>
+              <w:szCs w:val="24"/>
+              <w:lang w:val="en-US"/>
+            </w:rPr>
+            <w:t xml:space="preserve"> }}-</w:t>
           </w:r>
           <w:proofErr w:type="gramEnd"/>
           <w:r>
@@ -6074,6 +6413,7 @@
                           <w:szCs w:val="18"/>
                         </w:rPr>
                       </w:pPr>
+                      <w:proofErr w:type="spellStart"/>
                       <w:r>
                         <w:rPr>
                           <w:rStyle w:val="afd"/>
@@ -6081,7 +6421,17 @@
                           <w:sz w:val="20"/>
                           <w:szCs w:val="18"/>
                         </w:rPr>
-                        <w:t>Взам. инв. №</w:t>
+                        <w:t>Взам</w:t>
+                      </w:r>
+                      <w:proofErr w:type="spellEnd"/>
+                      <w:r>
+                        <w:rPr>
+                          <w:rStyle w:val="afd"/>
+                          <w:rFonts w:ascii="Times New Roman" w:hAnsi="Times New Roman"/>
+                          <w:sz w:val="20"/>
+                          <w:szCs w:val="18"/>
+                        </w:rPr>
+                        <w:t>. инв. №</w:t>
                       </w:r>
                     </w:p>
                   </w:txbxContent>
@@ -6271,16 +6621,34 @@
               <w:szCs w:val="24"/>
               <w:lang w:val="en-US"/>
             </w:rPr>
-            <w:t>{{ project</w:t>
-          </w:r>
-          <w:proofErr w:type="gramEnd"/>
+            <w:t xml:space="preserve">{{ </w:t>
+          </w:r>
+          <w:proofErr w:type="spellStart"/>
           <w:r>
             <w:rPr>
               <w:sz w:val="24"/>
               <w:szCs w:val="24"/>
               <w:lang w:val="en-US"/>
             </w:rPr>
-            <w:t>_name }}</w:t>
+            <w:t>project</w:t>
+          </w:r>
+          <w:proofErr w:type="gramEnd"/>
+          <w:r>
+            <w:rPr>
+              <w:sz w:val="24"/>
+              <w:szCs w:val="24"/>
+              <w:lang w:val="en-US"/>
+            </w:rPr>
+            <w:t>_name</w:t>
+          </w:r>
+          <w:proofErr w:type="spellEnd"/>
+          <w:r>
+            <w:rPr>
+              <w:sz w:val="24"/>
+              <w:szCs w:val="24"/>
+              <w:lang w:val="en-US"/>
+            </w:rPr>
+            <w:t xml:space="preserve"> }}</w:t>
           </w:r>
         </w:p>
       </w:tc>
@@ -6494,6 +6862,7 @@
               <w:sz w:val="18"/>
             </w:rPr>
           </w:pPr>
+          <w:proofErr w:type="spellStart"/>
           <w:r>
             <w:rPr>
               <w:spacing w:val="-12"/>
@@ -6501,6 +6870,7 @@
             </w:rPr>
             <w:t>Кол.уч</w:t>
           </w:r>
+          <w:proofErr w:type="spellEnd"/>
         </w:p>
       </w:tc>
       <w:tc>
@@ -6795,62 +7165,9 @@
               <w:noProof/>
               <w:spacing w:val="-12"/>
               <w:sz w:val="18"/>
-            </w:rPr>
-            <w:drawing>
-              <wp:anchor distT="0" distB="0" distL="114300" distR="114300" simplePos="0" relativeHeight="251952640" behindDoc="0" locked="0" layoutInCell="1" allowOverlap="1" wp14:anchorId="15999762" wp14:editId="40513FF3">
-                <wp:simplePos x="0" y="0"/>
-                <wp:positionH relativeFrom="column">
-                  <wp:posOffset>179705</wp:posOffset>
-                </wp:positionH>
-                <wp:positionV relativeFrom="paragraph">
-                  <wp:posOffset>1270</wp:posOffset>
-                </wp:positionV>
-                <wp:extent cx="147955" cy="123190"/>
-                <wp:effectExtent l="0" t="0" r="0" b="0"/>
-                <wp:wrapNone/>
-                <wp:docPr id="1304498992" name="Рисунок 4" descr="Изображение выглядит как зарисовка, рисунок, Штриховая графика, штриховой рисунок&#10;&#10;Автоматически созданное описание"/>
-                <wp:cNvGraphicFramePr>
-                  <a:graphicFrameLocks xmlns:a="http://schemas.openxmlformats.org/drawingml/2006/main" noChangeAspect="1"/>
-                </wp:cNvGraphicFramePr>
-                <a:graphic xmlns:a="http://schemas.openxmlformats.org/drawingml/2006/main">
-                  <a:graphicData uri="http://schemas.openxmlformats.org/drawingml/2006/picture">
-                    <pic:pic xmlns:pic="http://schemas.openxmlformats.org/drawingml/2006/picture">
-                      <pic:nvPicPr>
-                        <pic:cNvPr id="2006365948" name="Рисунок 4" descr="Изображение выглядит как зарисовка, рисунок, Штриховая графика, штриховой рисунок&#10;&#10;Автоматически созданное описание"/>
-                        <pic:cNvPicPr/>
-                      </pic:nvPicPr>
-                      <pic:blipFill>
-                        <a:blip r:embed="rId1">
-                          <a:extLst>
-                            <a:ext uri="{28A0092B-C50C-407E-A947-70E740481C1C}">
-                              <a14:useLocalDpi xmlns:a14="http://schemas.microsoft.com/office/drawing/2010/main" val="0"/>
-                            </a:ext>
-                          </a:extLst>
-                        </a:blip>
-                        <a:stretch>
-                          <a:fillRect/>
-                        </a:stretch>
-                      </pic:blipFill>
-                      <pic:spPr>
-                        <a:xfrm>
-                          <a:off x="0" y="0"/>
-                          <a:ext cx="147955" cy="123190"/>
-                        </a:xfrm>
-                        <a:prstGeom prst="rect">
-                          <a:avLst/>
-                        </a:prstGeom>
-                      </pic:spPr>
-                    </pic:pic>
-                  </a:graphicData>
-                </a:graphic>
-                <wp14:sizeRelH relativeFrom="margin">
-                  <wp14:pctWidth>0</wp14:pctWidth>
-                </wp14:sizeRelH>
-                <wp14:sizeRelV relativeFrom="margin">
-                  <wp14:pctHeight>0</wp14:pctHeight>
-                </wp14:sizeRelV>
-              </wp:anchor>
-            </w:drawing>
+              <w:lang w:val="en-US"/>
+            </w:rPr>
+            <w:t>{{ podp }}</w:t>
           </w:r>
         </w:p>
       </w:tc>
@@ -6882,16 +7199,34 @@
               <w:szCs w:val="18"/>
               <w:lang w:val="en-US"/>
             </w:rPr>
-            <w:t>{{ mm</w:t>
-          </w:r>
-          <w:proofErr w:type="gramEnd"/>
+            <w:t xml:space="preserve">{{ </w:t>
+          </w:r>
+          <w:proofErr w:type="spellStart"/>
           <w:r>
             <w:rPr>
               <w:sz w:val="18"/>
               <w:szCs w:val="18"/>
               <w:lang w:val="en-US"/>
             </w:rPr>
-            <w:t>_yy }}</w:t>
+            <w:t>mm</w:t>
+          </w:r>
+          <w:proofErr w:type="gramEnd"/>
+          <w:r>
+            <w:rPr>
+              <w:sz w:val="18"/>
+              <w:szCs w:val="18"/>
+              <w:lang w:val="en-US"/>
+            </w:rPr>
+            <w:t>_yy</w:t>
+          </w:r>
+          <w:proofErr w:type="spellEnd"/>
+          <w:r>
+            <w:rPr>
+              <w:sz w:val="18"/>
+              <w:szCs w:val="18"/>
+              <w:lang w:val="en-US"/>
+            </w:rPr>
+            <w:t xml:space="preserve"> }}</w:t>
           </w:r>
         </w:p>
       </w:tc>
@@ -7335,7 +7670,7 @@
                         <pic:cNvPicPr/>
                       </pic:nvPicPr>
                       <pic:blipFill>
-                        <a:blip r:embed="rId2">
+                        <a:blip r:embed="rId1">
                           <a:extLst>
                             <a:ext uri="{28A0092B-C50C-407E-A947-70E740481C1C}">
                               <a14:useLocalDpi xmlns:a14="http://schemas.microsoft.com/office/drawing/2010/main" val="0"/>
@@ -7396,16 +7731,34 @@
               <w:szCs w:val="18"/>
               <w:lang w:val="en-US"/>
             </w:rPr>
-            <w:t>{{ mm</w:t>
-          </w:r>
-          <w:proofErr w:type="gramEnd"/>
+            <w:t xml:space="preserve">{{ </w:t>
+          </w:r>
+          <w:proofErr w:type="spellStart"/>
           <w:r>
             <w:rPr>
               <w:sz w:val="18"/>
               <w:szCs w:val="18"/>
               <w:lang w:val="en-US"/>
             </w:rPr>
-            <w:t>_yy }}</w:t>
+            <w:t>mm</w:t>
+          </w:r>
+          <w:proofErr w:type="gramEnd"/>
+          <w:r>
+            <w:rPr>
+              <w:sz w:val="18"/>
+              <w:szCs w:val="18"/>
+              <w:lang w:val="en-US"/>
+            </w:rPr>
+            <w:t>_yy</w:t>
+          </w:r>
+          <w:proofErr w:type="spellEnd"/>
+          <w:r>
+            <w:rPr>
+              <w:sz w:val="18"/>
+              <w:szCs w:val="18"/>
+              <w:lang w:val="en-US"/>
+            </w:rPr>
+            <w:t xml:space="preserve"> }}</w:t>
           </w:r>
         </w:p>
       </w:tc>
@@ -7637,7 +7990,35 @@
             <w:rPr>
               <w:szCs w:val="24"/>
             </w:rPr>
-            <w:t>ООО «СевЗап НПЦ АрхиМет»</w:t>
+            <w:t>ООО «</w:t>
+          </w:r>
+          <w:proofErr w:type="spellStart"/>
+          <w:r>
+            <w:rPr>
+              <w:szCs w:val="24"/>
+            </w:rPr>
+            <w:t>СевЗап</w:t>
+          </w:r>
+          <w:proofErr w:type="spellEnd"/>
+          <w:r>
+            <w:rPr>
+              <w:szCs w:val="24"/>
+            </w:rPr>
+            <w:t xml:space="preserve"> НПЦ </w:t>
+          </w:r>
+          <w:proofErr w:type="spellStart"/>
+          <w:r>
+            <w:rPr>
+              <w:szCs w:val="24"/>
+            </w:rPr>
+            <w:t>АрхиМет</w:t>
+          </w:r>
+          <w:proofErr w:type="spellEnd"/>
+          <w:r>
+            <w:rPr>
+              <w:szCs w:val="24"/>
+            </w:rPr>
+            <w:t>»</w:t>
           </w:r>
         </w:p>
       </w:tc>
@@ -7897,7 +8278,7 @@
                         <pic:cNvPicPr/>
                       </pic:nvPicPr>
                       <pic:blipFill>
-                        <a:blip r:embed="rId3">
+                        <a:blip r:embed="rId2">
                           <a:extLst>
                             <a:ext uri="{28A0092B-C50C-407E-A947-70E740481C1C}">
                               <a14:useLocalDpi xmlns:a14="http://schemas.microsoft.com/office/drawing/2010/main" val="0"/>
@@ -7958,16 +8339,34 @@
               <w:szCs w:val="18"/>
               <w:lang w:val="en-US"/>
             </w:rPr>
-            <w:t>{{ mm</w:t>
-          </w:r>
-          <w:proofErr w:type="gramEnd"/>
+            <w:t xml:space="preserve">{{ </w:t>
+          </w:r>
+          <w:proofErr w:type="spellStart"/>
           <w:r>
             <w:rPr>
               <w:sz w:val="18"/>
               <w:szCs w:val="18"/>
               <w:lang w:val="en-US"/>
             </w:rPr>
-            <w:t>_yy }}</w:t>
+            <w:t>mm</w:t>
+          </w:r>
+          <w:proofErr w:type="gramEnd"/>
+          <w:r>
+            <w:rPr>
+              <w:sz w:val="18"/>
+              <w:szCs w:val="18"/>
+              <w:lang w:val="en-US"/>
+            </w:rPr>
+            <w:t>_yy</w:t>
+          </w:r>
+          <w:proofErr w:type="spellEnd"/>
+          <w:r>
+            <w:rPr>
+              <w:sz w:val="18"/>
+              <w:szCs w:val="18"/>
+              <w:lang w:val="en-US"/>
+            </w:rPr>
+            <w:t xml:space="preserve"> }}</w:t>
           </w:r>
         </w:p>
       </w:tc>
@@ -8234,25 +8633,43 @@
               <w:szCs w:val="24"/>
               <w:lang w:val="en-US"/>
             </w:rPr>
-            <w:t>{{ project</w:t>
-          </w:r>
-          <w:proofErr w:type="gramEnd"/>
+            <w:t xml:space="preserve">{{ </w:t>
+          </w:r>
+          <w:proofErr w:type="spellStart"/>
           <w:r>
             <w:rPr>
               <w:sz w:val="36"/>
               <w:szCs w:val="24"/>
               <w:lang w:val="en-US"/>
             </w:rPr>
-            <w:t>_</w:t>
-          </w:r>
-          <w:proofErr w:type="gramStart"/>
+            <w:t>project</w:t>
+          </w:r>
+          <w:proofErr w:type="gramEnd"/>
           <w:r>
             <w:rPr>
               <w:sz w:val="36"/>
               <w:szCs w:val="24"/>
               <w:lang w:val="en-US"/>
             </w:rPr>
-            <w:t>code }}-</w:t>
+            <w:t>_</w:t>
+          </w:r>
+          <w:proofErr w:type="gramStart"/>
+          <w:r>
+            <w:rPr>
+              <w:sz w:val="36"/>
+              <w:szCs w:val="24"/>
+              <w:lang w:val="en-US"/>
+            </w:rPr>
+            <w:t>code</w:t>
+          </w:r>
+          <w:proofErr w:type="spellEnd"/>
+          <w:r>
+            <w:rPr>
+              <w:sz w:val="36"/>
+              <w:szCs w:val="24"/>
+              <w:lang w:val="en-US"/>
+            </w:rPr>
+            <w:t xml:space="preserve"> }}-</w:t>
           </w:r>
           <w:proofErr w:type="gramEnd"/>
           <w:r>
@@ -8492,6 +8909,7 @@
                           <w:szCs w:val="18"/>
                         </w:rPr>
                       </w:pPr>
+                      <w:proofErr w:type="spellStart"/>
                       <w:r>
                         <w:rPr>
                           <w:rStyle w:val="afd"/>
@@ -8499,7 +8917,17 @@
                           <w:sz w:val="20"/>
                           <w:szCs w:val="18"/>
                         </w:rPr>
-                        <w:t>Взам. инв. №</w:t>
+                        <w:t>Взам</w:t>
+                      </w:r>
+                      <w:proofErr w:type="spellEnd"/>
+                      <w:r>
+                        <w:rPr>
+                          <w:rStyle w:val="afd"/>
+                          <w:rFonts w:ascii="Times New Roman" w:hAnsi="Times New Roman"/>
+                          <w:sz w:val="20"/>
+                          <w:szCs w:val="18"/>
+                        </w:rPr>
+                        <w:t>. инв. №</w:t>
                       </w:r>
                     </w:p>
                   </w:txbxContent>
@@ -8690,16 +9118,34 @@
               <w:szCs w:val="24"/>
               <w:lang w:val="en-US"/>
             </w:rPr>
-            <w:t>{{ project</w:t>
-          </w:r>
-          <w:proofErr w:type="gramEnd"/>
+            <w:t xml:space="preserve">{{ </w:t>
+          </w:r>
+          <w:proofErr w:type="spellStart"/>
           <w:r>
             <w:rPr>
               <w:sz w:val="24"/>
               <w:szCs w:val="24"/>
               <w:lang w:val="en-US"/>
             </w:rPr>
-            <w:t>_name }}</w:t>
+            <w:t>project</w:t>
+          </w:r>
+          <w:proofErr w:type="gramEnd"/>
+          <w:r>
+            <w:rPr>
+              <w:sz w:val="24"/>
+              <w:szCs w:val="24"/>
+              <w:lang w:val="en-US"/>
+            </w:rPr>
+            <w:t>_name</w:t>
+          </w:r>
+          <w:proofErr w:type="spellEnd"/>
+          <w:r>
+            <w:rPr>
+              <w:sz w:val="24"/>
+              <w:szCs w:val="24"/>
+              <w:lang w:val="en-US"/>
+            </w:rPr>
+            <w:t xml:space="preserve"> }}</w:t>
           </w:r>
         </w:p>
       </w:tc>
@@ -8913,6 +9359,7 @@
               <w:sz w:val="18"/>
             </w:rPr>
           </w:pPr>
+          <w:proofErr w:type="spellStart"/>
           <w:r>
             <w:rPr>
               <w:spacing w:val="-12"/>
@@ -8920,6 +9367,7 @@
             </w:rPr>
             <w:t>Кол.уч</w:t>
           </w:r>
+          <w:proofErr w:type="spellEnd"/>
         </w:p>
       </w:tc>
       <w:tc>
@@ -9214,62 +9662,9 @@
               <w:noProof/>
               <w:spacing w:val="-12"/>
               <w:sz w:val="18"/>
-            </w:rPr>
-            <w:drawing>
-              <wp:anchor distT="0" distB="0" distL="114300" distR="114300" simplePos="0" relativeHeight="251970048" behindDoc="0" locked="0" layoutInCell="1" allowOverlap="1" wp14:anchorId="5F1DB802" wp14:editId="122907DC">
-                <wp:simplePos x="0" y="0"/>
-                <wp:positionH relativeFrom="column">
-                  <wp:posOffset>175895</wp:posOffset>
-                </wp:positionH>
-                <wp:positionV relativeFrom="paragraph">
-                  <wp:posOffset>-6350</wp:posOffset>
-                </wp:positionV>
-                <wp:extent cx="149225" cy="123825"/>
-                <wp:effectExtent l="0" t="0" r="0" b="0"/>
-                <wp:wrapNone/>
-                <wp:docPr id="16" name="Рисунок 11" descr="Изображение выглядит как зарисовка, рисунок, Штриховая графика, штриховой рисунок&#10;&#10;Автоматически созданное описание"/>
-                <wp:cNvGraphicFramePr>
-                  <a:graphicFrameLocks xmlns:a="http://schemas.openxmlformats.org/drawingml/2006/main" noChangeAspect="1"/>
-                </wp:cNvGraphicFramePr>
-                <a:graphic xmlns:a="http://schemas.openxmlformats.org/drawingml/2006/main">
-                  <a:graphicData uri="http://schemas.openxmlformats.org/drawingml/2006/picture">
-                    <pic:pic xmlns:pic="http://schemas.openxmlformats.org/drawingml/2006/picture">
-                      <pic:nvPicPr>
-                        <pic:cNvPr id="1082412932" name="Рисунок 11" descr="Изображение выглядит как зарисовка, рисунок, Штриховая графика, штриховой рисунок&#10;&#10;Автоматически созданное описание"/>
-                        <pic:cNvPicPr/>
-                      </pic:nvPicPr>
-                      <pic:blipFill>
-                        <a:blip r:embed="rId1">
-                          <a:extLst>
-                            <a:ext uri="{28A0092B-C50C-407E-A947-70E740481C1C}">
-                              <a14:useLocalDpi xmlns:a14="http://schemas.microsoft.com/office/drawing/2010/main" val="0"/>
-                            </a:ext>
-                          </a:extLst>
-                        </a:blip>
-                        <a:stretch>
-                          <a:fillRect/>
-                        </a:stretch>
-                      </pic:blipFill>
-                      <pic:spPr>
-                        <a:xfrm>
-                          <a:off x="0" y="0"/>
-                          <a:ext cx="149225" cy="123825"/>
-                        </a:xfrm>
-                        <a:prstGeom prst="rect">
-                          <a:avLst/>
-                        </a:prstGeom>
-                      </pic:spPr>
-                    </pic:pic>
-                  </a:graphicData>
-                </a:graphic>
-                <wp14:sizeRelH relativeFrom="margin">
-                  <wp14:pctWidth>0</wp14:pctWidth>
-                </wp14:sizeRelH>
-                <wp14:sizeRelV relativeFrom="margin">
-                  <wp14:pctHeight>0</wp14:pctHeight>
-                </wp14:sizeRelV>
-              </wp:anchor>
-            </w:drawing>
+              <w:lang w:val="en-US"/>
+            </w:rPr>
+            <w:t>{{ podp }}</w:t>
           </w:r>
         </w:p>
       </w:tc>
@@ -9301,16 +9696,34 @@
               <w:szCs w:val="18"/>
               <w:lang w:val="en-US"/>
             </w:rPr>
-            <w:t>{{ mm</w:t>
-          </w:r>
-          <w:proofErr w:type="gramEnd"/>
+            <w:t xml:space="preserve">{{ </w:t>
+          </w:r>
+          <w:proofErr w:type="spellStart"/>
           <w:r>
             <w:rPr>
               <w:sz w:val="18"/>
               <w:szCs w:val="18"/>
               <w:lang w:val="en-US"/>
             </w:rPr>
-            <w:t>_yy }}</w:t>
+            <w:t>mm</w:t>
+          </w:r>
+          <w:proofErr w:type="gramEnd"/>
+          <w:r>
+            <w:rPr>
+              <w:sz w:val="18"/>
+              <w:szCs w:val="18"/>
+              <w:lang w:val="en-US"/>
+            </w:rPr>
+            <w:t>_yy</w:t>
+          </w:r>
+          <w:proofErr w:type="spellEnd"/>
+          <w:r>
+            <w:rPr>
+              <w:sz w:val="18"/>
+              <w:szCs w:val="18"/>
+              <w:lang w:val="en-US"/>
+            </w:rPr>
+            <w:t xml:space="preserve"> }}</w:t>
           </w:r>
         </w:p>
       </w:tc>
@@ -9754,7 +10167,7 @@
                         <pic:cNvPicPr/>
                       </pic:nvPicPr>
                       <pic:blipFill>
-                        <a:blip r:embed="rId2">
+                        <a:blip r:embed="rId1">
                           <a:extLst>
                             <a:ext uri="{28A0092B-C50C-407E-A947-70E740481C1C}">
                               <a14:useLocalDpi xmlns:a14="http://schemas.microsoft.com/office/drawing/2010/main" val="0"/>
@@ -9808,16 +10221,34 @@
               <w:szCs w:val="18"/>
               <w:lang w:val="en-US"/>
             </w:rPr>
-            <w:t>{{ mm</w:t>
-          </w:r>
-          <w:proofErr w:type="gramEnd"/>
+            <w:t xml:space="preserve">{{ </w:t>
+          </w:r>
+          <w:proofErr w:type="spellStart"/>
           <w:r>
             <w:rPr>
               <w:sz w:val="18"/>
               <w:szCs w:val="18"/>
               <w:lang w:val="en-US"/>
             </w:rPr>
-            <w:t>_yy }}</w:t>
+            <w:t>mm</w:t>
+          </w:r>
+          <w:proofErr w:type="gramEnd"/>
+          <w:r>
+            <w:rPr>
+              <w:sz w:val="18"/>
+              <w:szCs w:val="18"/>
+              <w:lang w:val="en-US"/>
+            </w:rPr>
+            <w:t>_yy</w:t>
+          </w:r>
+          <w:proofErr w:type="spellEnd"/>
+          <w:r>
+            <w:rPr>
+              <w:sz w:val="18"/>
+              <w:szCs w:val="18"/>
+              <w:lang w:val="en-US"/>
+            </w:rPr>
+            <w:t xml:space="preserve"> }}</w:t>
           </w:r>
         </w:p>
       </w:tc>
@@ -10049,7 +10480,35 @@
             <w:rPr>
               <w:szCs w:val="24"/>
             </w:rPr>
-            <w:t>ООО «СевЗап НПЦ АрхиМет»</w:t>
+            <w:t>ООО «</w:t>
+          </w:r>
+          <w:proofErr w:type="spellStart"/>
+          <w:r>
+            <w:rPr>
+              <w:szCs w:val="24"/>
+            </w:rPr>
+            <w:t>СевЗап</w:t>
+          </w:r>
+          <w:proofErr w:type="spellEnd"/>
+          <w:r>
+            <w:rPr>
+              <w:szCs w:val="24"/>
+            </w:rPr>
+            <w:t xml:space="preserve"> НПЦ </w:t>
+          </w:r>
+          <w:proofErr w:type="spellStart"/>
+          <w:r>
+            <w:rPr>
+              <w:szCs w:val="24"/>
+            </w:rPr>
+            <w:t>АрхиМет</w:t>
+          </w:r>
+          <w:proofErr w:type="spellEnd"/>
+          <w:r>
+            <w:rPr>
+              <w:szCs w:val="24"/>
+            </w:rPr>
+            <w:t>»</w:t>
           </w:r>
         </w:p>
       </w:tc>
@@ -10301,7 +10760,7 @@
                         <pic:cNvPicPr/>
                       </pic:nvPicPr>
                       <pic:blipFill>
-                        <a:blip r:embed="rId3">
+                        <a:blip r:embed="rId2">
                           <a:extLst>
                             <a:ext uri="{28A0092B-C50C-407E-A947-70E740481C1C}">
                               <a14:useLocalDpi xmlns:a14="http://schemas.microsoft.com/office/drawing/2010/main" val="0"/>
@@ -10356,16 +10815,34 @@
               <w:szCs w:val="18"/>
               <w:lang w:val="en-US"/>
             </w:rPr>
-            <w:t>{{ mm</w:t>
-          </w:r>
-          <w:proofErr w:type="gramEnd"/>
+            <w:t xml:space="preserve">{{ </w:t>
+          </w:r>
+          <w:proofErr w:type="spellStart"/>
           <w:r>
             <w:rPr>
               <w:sz w:val="18"/>
               <w:szCs w:val="18"/>
               <w:lang w:val="en-US"/>
             </w:rPr>
-            <w:t>_yy }}</w:t>
+            <w:t>mm</w:t>
+          </w:r>
+          <w:proofErr w:type="gramEnd"/>
+          <w:r>
+            <w:rPr>
+              <w:sz w:val="18"/>
+              <w:szCs w:val="18"/>
+              <w:lang w:val="en-US"/>
+            </w:rPr>
+            <w:t>_yy</w:t>
+          </w:r>
+          <w:proofErr w:type="spellEnd"/>
+          <w:r>
+            <w:rPr>
+              <w:sz w:val="18"/>
+              <w:szCs w:val="18"/>
+              <w:lang w:val="en-US"/>
+            </w:rPr>
+            <w:t xml:space="preserve"> }}</w:t>
           </w:r>
         </w:p>
       </w:tc>
@@ -10609,25 +11086,43 @@
               <w:szCs w:val="24"/>
               <w:lang w:val="en-US"/>
             </w:rPr>
-            <w:t>{{ project</w:t>
-          </w:r>
-          <w:proofErr w:type="gramEnd"/>
+            <w:t xml:space="preserve">{{ </w:t>
+          </w:r>
+          <w:proofErr w:type="spellStart"/>
           <w:r>
             <w:rPr>
               <w:sz w:val="36"/>
               <w:szCs w:val="24"/>
               <w:lang w:val="en-US"/>
             </w:rPr>
-            <w:t>_</w:t>
-          </w:r>
-          <w:proofErr w:type="gramStart"/>
+            <w:t>project</w:t>
+          </w:r>
+          <w:proofErr w:type="gramEnd"/>
           <w:r>
             <w:rPr>
               <w:sz w:val="36"/>
               <w:szCs w:val="24"/>
               <w:lang w:val="en-US"/>
             </w:rPr>
-            <w:t>code }}</w:t>
+            <w:t>_</w:t>
+          </w:r>
+          <w:proofErr w:type="gramStart"/>
+          <w:r>
+            <w:rPr>
+              <w:sz w:val="36"/>
+              <w:szCs w:val="24"/>
+              <w:lang w:val="en-US"/>
+            </w:rPr>
+            <w:t>code</w:t>
+          </w:r>
+          <w:proofErr w:type="spellEnd"/>
+          <w:r>
+            <w:rPr>
+              <w:sz w:val="36"/>
+              <w:szCs w:val="24"/>
+              <w:lang w:val="en-US"/>
+            </w:rPr>
+            <w:t xml:space="preserve"> }}</w:t>
           </w:r>
           <w:r>
             <w:rPr>
@@ -10879,6 +11374,7 @@
               <w:sz w:val="20"/>
             </w:rPr>
           </w:pPr>
+          <w:proofErr w:type="spellStart"/>
           <w:r>
             <w:rPr>
               <w:spacing w:val="-10"/>
@@ -10886,6 +11382,7 @@
             </w:rPr>
             <w:t>Кол.уч</w:t>
           </w:r>
+          <w:proofErr w:type="spellEnd"/>
         </w:p>
       </w:tc>
       <w:tc>
@@ -11344,6 +11841,7 @@
                     <w:szCs w:val="18"/>
                   </w:rPr>
                 </w:pPr>
+                <w:proofErr w:type="spellStart"/>
                 <w:r>
                   <w:rPr>
                     <w:rStyle w:val="afd"/>
@@ -11351,7 +11849,17 @@
                     <w:sz w:val="20"/>
                     <w:szCs w:val="18"/>
                   </w:rPr>
-                  <w:t>Взам. инв. №</w:t>
+                  <w:t>Взам</w:t>
+                </w:r>
+                <w:proofErr w:type="spellEnd"/>
+                <w:r>
+                  <w:rPr>
+                    <w:rStyle w:val="afd"/>
+                    <w:rFonts w:ascii="Times New Roman" w:hAnsi="Times New Roman"/>
+                    <w:sz w:val="20"/>
+                    <w:szCs w:val="18"/>
+                  </w:rPr>
+                  <w:t>. инв. №</w:t>
                 </w:r>
               </w:p>
             </w:txbxContent>
